--- a/docs/СмешновДиплом.docx
+++ b/docs/СмешновДиплом.docx
@@ -11320,6 +11320,15 @@
     <w:p>
       <w:pPr>
         <w:pStyle w:val="a8"/>
+        <w:ind w:firstLine="0"/>
+        <w:rPr>
+          <w:lang w:val="ru-RU"/>
+        </w:rPr>
+      </w:pPr>
+    </w:p>
+    <w:p>
+      <w:pPr>
+        <w:pStyle w:val="a8"/>
         <w:rPr>
           <w:lang w:val="ru-RU"/>
         </w:rPr>
@@ -11336,6 +11345,7 @@
           <w:b/>
           <w:bCs w:val="0"/>
         </w:rPr>
+        <w:lastRenderedPageBreak/>
         <w:t>Список литературы</w:t>
       </w:r>
       <w:bookmarkEnd w:id="22"/>
@@ -11364,34 +11374,273 @@
         </w:rPr>
       </w:pPr>
       <w:r>
+        <w:t xml:space="preserve">2 </w:t>
+      </w:r>
+      <w:proofErr w:type="spellStart"/>
+      <w:r>
+        <w:rPr>
+          <w:lang w:val="ru-RU"/>
+        </w:rPr>
+        <w:t>Стеллман</w:t>
+      </w:r>
+      <w:proofErr w:type="spellEnd"/>
+      <w:r>
+        <w:t xml:space="preserve">, </w:t>
+      </w:r>
+      <w:r>
+        <w:rPr>
+          <w:lang w:val="ru-RU"/>
+        </w:rPr>
+        <w:t>Э</w:t>
+      </w:r>
+      <w:r>
+        <w:t xml:space="preserve">. Head First C#. </w:t>
+      </w:r>
+      <w:r>
+        <w:rPr>
+          <w:lang w:val="ru-RU"/>
+        </w:rPr>
+        <w:t>Руководство по изучению реального программирования на C# и .NET / Э. Стеллман, Дж. Грин. – Санкт-Петербург : Питер, 2024. – 720 с.</w:t>
+      </w:r>
+    </w:p>
+    <w:p>
+      <w:pPr>
+        <w:pStyle w:val="a8"/>
+        <w:ind w:firstLine="0"/>
+        <w:rPr>
+          <w:lang w:val="ru-RU"/>
+        </w:rPr>
+      </w:pPr>
+      <w:r>
+        <w:rPr>
+          <w:lang w:val="ru-RU"/>
+        </w:rPr>
+        <w:t>3 Майклис, М. Essential C# 12.0. Основы C# 12.0 / М. Майклис. – Москва : Вильямс, 2023. – 1024 с.</w:t>
+      </w:r>
+    </w:p>
+    <w:p>
+      <w:pPr>
+        <w:pStyle w:val="a8"/>
+        <w:ind w:firstLine="0"/>
+        <w:rPr>
+          <w:lang w:val="ru-RU"/>
+        </w:rPr>
+      </w:pPr>
+      <w:r>
+        <w:rPr>
+          <w:lang w:val="ru-RU"/>
+        </w:rPr>
+        <w:t>4 Троелсен, Э. C# 11 и .NET 7. Современная кроссплатформенная разработка / Э. Троелсен, Ф. Джепикс. – Санкт-Петербург : Питер, 2023. – 1152 с.</w:t>
+      </w:r>
+    </w:p>
+    <w:p>
+      <w:pPr>
+        <w:pStyle w:val="a8"/>
+        <w:ind w:firstLine="0"/>
+        <w:rPr>
+          <w:lang w:val="ru-RU"/>
+        </w:rPr>
+      </w:pPr>
+      <w:r>
+        <w:rPr>
+          <w:lang w:val="ru-RU"/>
+        </w:rPr>
+        <w:t>5 Албахари, Дж. C# 12 и .NET 8 для профессионалов. Карманный справочник / Дж. Албахари. – Москва : Диалектика, 2024. – 256 с.</w:t>
+      </w:r>
+    </w:p>
+    <w:p>
+      <w:pPr>
+        <w:pStyle w:val="a8"/>
+        <w:ind w:firstLine="0"/>
+        <w:rPr>
+          <w:lang w:val="ru-RU"/>
+        </w:rPr>
+      </w:pPr>
+      <w:r>
+        <w:t xml:space="preserve">6 </w:t>
+      </w:r>
+      <w:r>
+        <w:rPr>
+          <w:lang w:val="ru-RU"/>
+        </w:rPr>
+        <w:t>Хантер</w:t>
+      </w:r>
+      <w:r>
+        <w:t xml:space="preserve">, </w:t>
+      </w:r>
+      <w:r>
+        <w:rPr>
+          <w:lang w:val="ru-RU"/>
+        </w:rPr>
+        <w:t>Дж</w:t>
+      </w:r>
+      <w:r>
+        <w:t xml:space="preserve">. </w:t>
+      </w:r>
+      <w:proofErr w:type="spellStart"/>
+      <w:r>
+        <w:t>Xamarin.Forms</w:t>
+      </w:r>
+      <w:proofErr w:type="spellEnd"/>
+      <w:r>
+        <w:t xml:space="preserve"> </w:t>
+      </w:r>
+      <w:r>
+        <w:rPr>
+          <w:lang w:val="ru-RU"/>
+        </w:rPr>
+        <w:t>и</w:t>
+      </w:r>
+      <w:r>
+        <w:t xml:space="preserve"> .NET MAUI. </w:t>
+      </w:r>
+      <w:r>
+        <w:rPr>
+          <w:lang w:val="ru-RU"/>
+        </w:rPr>
+        <w:t>Кроссплатформенная разработка мобильных приложений / Дж. Хантер. – Санкт-Петербург : БХВ-Петербург, 2023. – 512 с.</w:t>
+      </w:r>
+    </w:p>
+    <w:p>
+      <w:pPr>
+        <w:pStyle w:val="a8"/>
+        <w:ind w:firstLine="0"/>
+        <w:rPr>
+          <w:lang w:val="ru-RU"/>
+        </w:rPr>
+      </w:pPr>
+      <w:r>
+        <w:rPr>
+          <w:lang w:val="ru-RU"/>
+        </w:rPr>
+        <w:t>7 Скит, Дж. C# для разработчиков. Углублённое программирование / Дж. Скит. – Москва : ДМК Пресс, 2022. – 632 с.</w:t>
+      </w:r>
+    </w:p>
+    <w:p>
+      <w:pPr>
+        <w:pStyle w:val="a8"/>
+        <w:ind w:firstLine="0"/>
+        <w:rPr>
+          <w:lang w:val="ru-RU"/>
+        </w:rPr>
+      </w:pPr>
+      <w:r>
+        <w:t xml:space="preserve">8 </w:t>
+      </w:r>
+      <w:r>
+        <w:rPr>
+          <w:lang w:val="ru-RU"/>
+        </w:rPr>
+        <w:t>Фримен</w:t>
+      </w:r>
+      <w:r>
+        <w:t xml:space="preserve">, </w:t>
+      </w:r>
+      <w:r>
+        <w:rPr>
+          <w:lang w:val="ru-RU"/>
+        </w:rPr>
+        <w:t>А</w:t>
+      </w:r>
+      <w:r>
+        <w:t xml:space="preserve">. Pro .NET MAUI. </w:t>
+      </w:r>
+      <w:r>
+        <w:rPr>
+          <w:lang w:val="ru-RU"/>
+        </w:rPr>
+        <w:t>Создание кроссплатформенных приложений / А. Фримен. – Москва : Apress, 2023. – 720 с.</w:t>
+      </w:r>
+    </w:p>
+    <w:p>
+      <w:pPr>
+        <w:pStyle w:val="a8"/>
+        <w:ind w:firstLine="0"/>
+        <w:rPr>
+          <w:lang w:val="ru-RU"/>
+        </w:rPr>
+      </w:pPr>
+      <w:r>
+        <w:rPr>
+          <w:lang w:val="ru-RU"/>
+        </w:rPr>
+        <w:t>9 Рихтер, Дж. CLR via C#. Программирование на платформе Microsoft .NET Framework / Дж. Рихтер. – Санкт-Петербург : Питер, 2022. – 896 с.</w:t>
+      </w:r>
+    </w:p>
+    <w:p>
+      <w:pPr>
+        <w:pStyle w:val="a8"/>
+        <w:ind w:firstLine="0"/>
+        <w:rPr>
+          <w:lang w:val="ru-RU"/>
+        </w:rPr>
+      </w:pPr>
+      <w:r>
+        <w:rPr>
+          <w:lang w:val="ru-RU"/>
+        </w:rPr>
+        <w:t>10 Фаулер, М. Шаблоны корпоративных приложений / М. Фаулер. – Москва : Вильямс, 2021. – 544 с.</w:t>
+      </w:r>
+    </w:p>
+    <w:p>
+      <w:pPr>
+        <w:pStyle w:val="a8"/>
+        <w:ind w:firstLine="0"/>
+        <w:rPr>
+          <w:lang w:val="ru-RU"/>
+        </w:rPr>
+      </w:pPr>
+      <w:r>
+        <w:rPr>
+          <w:lang w:val="ru-RU"/>
+        </w:rPr>
+        <w:t>11 Гамма, Э. Приёмы объектно-ориентированного проектирования. Паттерны проектирования / Э. Гамма, Р. Хелм, Р. Джонсон, Дж. Влиссидес. – Санкт-Петербург : Питер, 2022. – 368 с.</w:t>
+      </w:r>
+    </w:p>
+    <w:p>
+      <w:pPr>
+        <w:pStyle w:val="a8"/>
+        <w:ind w:firstLine="0"/>
+        <w:rPr>
+          <w:lang w:val="ru-RU"/>
+        </w:rPr>
+      </w:pPr>
+      <w:r>
+        <w:rPr>
+          <w:lang w:val="ru-RU"/>
+        </w:rPr>
+        <w:t>12 Мартин, Р. Чистый код. Создание, анализ и рефакторинг / Р. Мартин. – Санкт-Петербург : Питер, 2023. – 464 с.</w:t>
+      </w:r>
+    </w:p>
+    <w:p>
+      <w:pPr>
+        <w:pStyle w:val="a8"/>
+        <w:ind w:firstLine="0"/>
+        <w:rPr>
+          <w:lang w:val="ru-RU"/>
+        </w:rPr>
+      </w:pPr>
+      <w:r>
+        <w:rPr>
+          <w:lang w:val="ru-RU"/>
+        </w:rPr>
+        <w:t>13 Мартин, Р. Чистая архитектура. Искусство разработки программного обеспечения / Р. Мартин. – Санкт-Петербург : Питер, 2022. – 352 с.</w:t>
+      </w:r>
+    </w:p>
+    <w:p>
+      <w:pPr>
+        <w:pStyle w:val="a8"/>
+        <w:ind w:firstLine="0"/>
+        <w:rPr>
+          <w:lang w:val="ru-RU"/>
+        </w:rPr>
+      </w:pPr>
+      <w:r>
+        <w:rPr>
+          <w:lang w:val="ru-RU"/>
+        </w:rPr>
         <w:lastRenderedPageBreak/>
-        <w:t xml:space="preserve">2 </w:t>
-      </w:r>
-      <w:proofErr w:type="spellStart"/>
-      <w:r>
-        <w:rPr>
-          <w:lang w:val="ru-RU"/>
-        </w:rPr>
-        <w:t>Стеллман</w:t>
-      </w:r>
-      <w:proofErr w:type="spellEnd"/>
-      <w:r>
-        <w:t xml:space="preserve">, </w:t>
-      </w:r>
-      <w:r>
-        <w:rPr>
-          <w:lang w:val="ru-RU"/>
-        </w:rPr>
-        <w:t>Э</w:t>
-      </w:r>
-      <w:r>
-        <w:t xml:space="preserve">. Head First C#. </w:t>
-      </w:r>
-      <w:r>
-        <w:rPr>
-          <w:lang w:val="ru-RU"/>
-        </w:rPr>
-        <w:t>Руководство по изучению реального программирования на C# и .NET / Э. Стеллман, Дж. Грин. – Санкт-Петербург : Питер, 2024. – 720 с.</w:t>
+        <w:t>14 Гленнон, К. Программирование облачных приложений на Google Firebase / К. Гленнон. – Москва : ДМК Пресс, 2022. – 384 с.</w:t>
       </w:r>
     </w:p>
     <w:p>
@@ -11406,246 +11655,6 @@
         <w:rPr>
           <w:lang w:val="ru-RU"/>
         </w:rPr>
-        <w:t>3 Майклис, М. Essential C# 12.0. Основы C# 12.0 / М. Майклис. – Москва : Вильямс, 2023. – 1024 с.</w:t>
-      </w:r>
-    </w:p>
-    <w:p>
-      <w:pPr>
-        <w:pStyle w:val="a8"/>
-        <w:ind w:firstLine="0"/>
-        <w:rPr>
-          <w:lang w:val="ru-RU"/>
-        </w:rPr>
-      </w:pPr>
-      <w:r>
-        <w:rPr>
-          <w:lang w:val="ru-RU"/>
-        </w:rPr>
-        <w:t>4 Троелсен, Э. C# 11 и .NET 7. Современная кроссплатформенная разработка / Э. Троелсен, Ф. Джепикс. – Санкт-Петербург : Питер, 2023. – 1152 с.</w:t>
-      </w:r>
-    </w:p>
-    <w:p>
-      <w:pPr>
-        <w:pStyle w:val="a8"/>
-        <w:ind w:firstLine="0"/>
-        <w:rPr>
-          <w:lang w:val="ru-RU"/>
-        </w:rPr>
-      </w:pPr>
-      <w:r>
-        <w:rPr>
-          <w:lang w:val="ru-RU"/>
-        </w:rPr>
-        <w:t>5 Албахари, Дж. C# 12 и .NET 8 для профессионалов. Карманный справочник / Дж. Албахари. – Москва : Диалектика, 2024. – 256 с.</w:t>
-      </w:r>
-    </w:p>
-    <w:p>
-      <w:pPr>
-        <w:pStyle w:val="a8"/>
-        <w:ind w:firstLine="0"/>
-        <w:rPr>
-          <w:lang w:val="ru-RU"/>
-        </w:rPr>
-      </w:pPr>
-      <w:r>
-        <w:t xml:space="preserve">6 </w:t>
-      </w:r>
-      <w:r>
-        <w:rPr>
-          <w:lang w:val="ru-RU"/>
-        </w:rPr>
-        <w:t>Хантер</w:t>
-      </w:r>
-      <w:r>
-        <w:t xml:space="preserve">, </w:t>
-      </w:r>
-      <w:r>
-        <w:rPr>
-          <w:lang w:val="ru-RU"/>
-        </w:rPr>
-        <w:t>Дж</w:t>
-      </w:r>
-      <w:r>
-        <w:t xml:space="preserve">. </w:t>
-      </w:r>
-      <w:proofErr w:type="spellStart"/>
-      <w:r>
-        <w:t>Xamarin.Forms</w:t>
-      </w:r>
-      <w:proofErr w:type="spellEnd"/>
-      <w:r>
-        <w:t xml:space="preserve"> </w:t>
-      </w:r>
-      <w:r>
-        <w:rPr>
-          <w:lang w:val="ru-RU"/>
-        </w:rPr>
-        <w:t>и</w:t>
-      </w:r>
-      <w:r>
-        <w:t xml:space="preserve"> .NET MAUI. </w:t>
-      </w:r>
-      <w:r>
-        <w:rPr>
-          <w:lang w:val="ru-RU"/>
-        </w:rPr>
-        <w:t>Кроссплатформенная разработка мобильных приложений / Дж. Хантер. – Санкт-Петербург : БХВ-Петербург, 2023. – 512 с.</w:t>
-      </w:r>
-    </w:p>
-    <w:p>
-      <w:pPr>
-        <w:pStyle w:val="a8"/>
-        <w:ind w:firstLine="0"/>
-        <w:rPr>
-          <w:lang w:val="ru-RU"/>
-        </w:rPr>
-      </w:pPr>
-      <w:r>
-        <w:rPr>
-          <w:lang w:val="ru-RU"/>
-        </w:rPr>
-        <w:t>7 Скит, Дж. C# для разработчиков. Углублённое программирование / Дж. Скит. – Москва : ДМК Пресс, 2022. – 632 с.</w:t>
-      </w:r>
-    </w:p>
-    <w:p>
-      <w:pPr>
-        <w:pStyle w:val="a8"/>
-        <w:ind w:firstLine="0"/>
-        <w:rPr>
-          <w:lang w:val="ru-RU"/>
-        </w:rPr>
-      </w:pPr>
-      <w:r>
-        <w:t xml:space="preserve">8 </w:t>
-      </w:r>
-      <w:r>
-        <w:rPr>
-          <w:lang w:val="ru-RU"/>
-        </w:rPr>
-        <w:t>Фримен</w:t>
-      </w:r>
-      <w:r>
-        <w:t xml:space="preserve">, </w:t>
-      </w:r>
-      <w:r>
-        <w:rPr>
-          <w:lang w:val="ru-RU"/>
-        </w:rPr>
-        <w:t>А</w:t>
-      </w:r>
-      <w:r>
-        <w:t xml:space="preserve">. Pro .NET MAUI. </w:t>
-      </w:r>
-      <w:r>
-        <w:rPr>
-          <w:lang w:val="ru-RU"/>
-        </w:rPr>
-        <w:t>Создание кроссплатформенных приложений / А. Фримен. – Москва : Apress, 2023. – 720 с.</w:t>
-      </w:r>
-    </w:p>
-    <w:p>
-      <w:pPr>
-        <w:pStyle w:val="a8"/>
-        <w:ind w:firstLine="0"/>
-        <w:rPr>
-          <w:lang w:val="ru-RU"/>
-        </w:rPr>
-      </w:pPr>
-      <w:r>
-        <w:rPr>
-          <w:lang w:val="ru-RU"/>
-        </w:rPr>
-        <w:t>9 Рихтер, Дж. CLR via C#. Программирование на платформе Microsoft .NET Framework / Дж. Рихтер. – Санкт-Петербург : Питер, 2022. – 896 с.</w:t>
-      </w:r>
-    </w:p>
-    <w:p>
-      <w:pPr>
-        <w:pStyle w:val="a8"/>
-        <w:ind w:firstLine="0"/>
-        <w:rPr>
-          <w:lang w:val="ru-RU"/>
-        </w:rPr>
-      </w:pPr>
-      <w:r>
-        <w:rPr>
-          <w:lang w:val="ru-RU"/>
-        </w:rPr>
-        <w:t>10 Фаулер, М. Шаблоны корпоративных приложений / М. Фаулер. – Москва : Вильямс, 2021. – 544 с.</w:t>
-      </w:r>
-    </w:p>
-    <w:p>
-      <w:pPr>
-        <w:pStyle w:val="a8"/>
-        <w:ind w:firstLine="0"/>
-        <w:rPr>
-          <w:lang w:val="ru-RU"/>
-        </w:rPr>
-      </w:pPr>
-      <w:r>
-        <w:rPr>
-          <w:lang w:val="ru-RU"/>
-        </w:rPr>
-        <w:t>11 Гамма, Э. Приёмы объектно-ориентированного проектирования. Паттерны проектирования / Э. Гамма, Р. Хелм, Р. Джонсон, Дж. Влиссидес. – Санкт-Петербург : Питер, 2022. – 368 с.</w:t>
-      </w:r>
-    </w:p>
-    <w:p>
-      <w:pPr>
-        <w:pStyle w:val="a8"/>
-        <w:ind w:firstLine="0"/>
-        <w:rPr>
-          <w:lang w:val="ru-RU"/>
-        </w:rPr>
-      </w:pPr>
-      <w:r>
-        <w:rPr>
-          <w:lang w:val="ru-RU"/>
-        </w:rPr>
-        <w:t>12 Мартин, Р. Чистый код. Создание, анализ и рефакторинг / Р. Мартин. – Санкт-Петербург : Питер, 2023. – 464 с.</w:t>
-      </w:r>
-    </w:p>
-    <w:p>
-      <w:pPr>
-        <w:pStyle w:val="a8"/>
-        <w:ind w:firstLine="0"/>
-        <w:rPr>
-          <w:lang w:val="ru-RU"/>
-        </w:rPr>
-      </w:pPr>
-      <w:r>
-        <w:rPr>
-          <w:lang w:val="ru-RU"/>
-        </w:rPr>
-        <w:t>13 Мартин, Р. Чистая архитектура. Искусство разработки программного обеспечения / Р. Мартин. – Санкт-Петербург : Питер, 2022. – 352 с.</w:t>
-      </w:r>
-    </w:p>
-    <w:p>
-      <w:pPr>
-        <w:pStyle w:val="a8"/>
-        <w:ind w:firstLine="0"/>
-        <w:rPr>
-          <w:lang w:val="ru-RU"/>
-        </w:rPr>
-      </w:pPr>
-      <w:r>
-        <w:rPr>
-          <w:lang w:val="ru-RU"/>
-        </w:rPr>
-        <w:t>14 Гленнон, К. Программирование облачных приложений на Google Firebase / К. Гленнон. – Москва : ДМК Пресс, 2022. – 384 с.</w:t>
-      </w:r>
-    </w:p>
-    <w:p>
-      <w:pPr>
-        <w:pStyle w:val="a8"/>
-        <w:ind w:firstLine="0"/>
-        <w:rPr>
-          <w:lang w:val="ru-RU"/>
-        </w:rPr>
-      </w:pPr>
-      <w:r>
-        <w:rPr>
-          <w:lang w:val="ru-RU"/>
-        </w:rPr>
-        <w:lastRenderedPageBreak/>
         <w:t>15 Документация .NET MAUI [Электронный ресурс] : официальное руководство Microsoft. – Режим доступа: https://learn.microsoft.com/dotnet/maui/ (дата обращения: 15.05.2026).</w:t>
       </w:r>
     </w:p>
@@ -14170,7 +14179,7 @@
                   </w:txbxContent>
                 </v:textbox>
               </v:rect>
-              <v:rect id="Rectangle 18" o:spid="_x0000_s1042" style="position:absolute;left:6604;top:19660;width:1000;height:309;visibility:visible;mso-wrap-style:square;v-text-anchor:top" o:gfxdata="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" filled="f" stroked="f" strokeweight=".25pt">
+              <v:rect id="_x0000_s1042" style="position:absolute;left:6604;top:19660;width:1000;height:309;visibility:visible;mso-wrap-style:square;v-text-anchor:top" o:gfxdata="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" filled="f" stroked="f" strokeweight=".25pt">
                 <v:textbox inset="1pt,1pt,1pt,1pt">
                   <w:txbxContent>
                     <w:p>

--- a/docs/СмешновДиплом.docx
+++ b/docs/СмешновДиплом.docx
@@ -1,6 +1,6 @@
 
 <file path=word/document.xml><?xml version="1.0" encoding="utf-8"?>
-<w:document xmlns:wpc="http://schemas.microsoft.com/office/word/2010/wordprocessingCanvas" xmlns:cx="http://schemas.microsoft.com/office/drawing/2014/chartex" xmlns:cx1="http://schemas.microsoft.com/office/drawing/2015/9/8/chartex" xmlns:cx2="http://schemas.microsoft.com/office/drawing/2015/10/21/chartex" xmlns:cx3="http://schemas.microsoft.com/office/drawing/2016/5/9/chartex" xmlns:cx4="http://schemas.microsoft.com/office/drawing/2016/5/10/chartex" xmlns:cx5="http://schemas.microsoft.com/office/drawing/2016/5/11/chartex" xmlns:cx6="http://schemas.microsoft.com/office/drawing/2016/5/12/chartex" xmlns:cx7="http://schemas.microsoft.com/office/drawing/2016/5/13/chartex" xmlns:cx8="http://schemas.microsoft.com/office/drawing/2016/5/14/chartex" xmlns:mc="http://schemas.openxmlformats.org/markup-compatibility/2006" xmlns:aink="http://schemas.microsoft.com/office/drawing/2016/ink" xmlns:am3d="http://schemas.microsoft.com/office/drawing/2017/model3d" xmlns:o="urn:schemas-microsoft-com:office:office" xmlns:oel="http://schemas.microsoft.com/office/2019/extlst" xmlns:r="http://schemas.openxmlformats.org/officeDocument/2006/relationships" xmlns:m="http://schemas.openxmlformats.org/officeDocument/2006/math" xmlns:v="urn:schemas-microsoft-com:vml" xmlns:wp14="http://schemas.microsoft.com/office/word/2010/wordprocessingDrawing" xmlns:wp="http://schemas.openxmlformats.org/drawingml/2006/wordprocessingDrawing" xmlns:w10="urn:schemas-microsoft-com:office:word" xmlns:w="http://schemas.openxmlformats.org/wordprocessingml/2006/main" xmlns:w14="http://schemas.microsoft.com/office/word/2010/wordml" xmlns:w15="http://schemas.microsoft.com/office/word/2012/wordml" xmlns:w16cex="http://schemas.microsoft.com/office/word/2018/wordml/cex" xmlns:w16cid="http://schemas.microsoft.com/office/word/2016/wordml/cid" xmlns:w16="http://schemas.microsoft.com/office/word/2018/wordml" xmlns:w16du="http://schemas.microsoft.com/office/word/2023/wordml/word16du" xmlns:w16sdtdh="http://schemas.microsoft.com/office/word/2020/wordml/sdtdatahash" xmlns:w16sdtfl="http://schemas.microsoft.com/office/word/2024/wordml/sdtformatlock" xmlns:w16se="http://schemas.microsoft.com/office/word/2015/wordml/symex" xmlns:wpg="http://schemas.microsoft.com/office/word/2010/wordprocessingGroup" xmlns:wpi="http://schemas.microsoft.com/office/word/2010/wordprocessingInk" xmlns:wne="http://schemas.microsoft.com/office/word/2006/wordml" xmlns:wps="http://schemas.microsoft.com/office/word/2010/wordprocessingShape" mc:Ignorable="w14 w15 w16se w16cid w16 w16cex w16sdtdh w16sdtfl w16du wp14">
+<w:document xmlns:a="http://schemas.openxmlformats.org/drawingml/2006/main" xmlns:mc="http://schemas.openxmlformats.org/markup-compatibility/2006" xmlns:ns4="http://schemas.microsoft.com/office/word/2010/wordprocessingDrawing" xmlns:ns8="http://schemas.microsoft.com/office/drawing/2010/main" xmlns:pic="http://schemas.openxmlformats.org/drawingml/2006/picture" xmlns:r="http://schemas.openxmlformats.org/officeDocument/2006/relationships" xmlns:w="http://schemas.openxmlformats.org/wordprocessingml/2006/main" xmlns:w14="http://schemas.microsoft.com/office/word/2010/wordml" xmlns:wp="http://schemas.openxmlformats.org/drawingml/2006/wordprocessingDrawing" mc:Ignorable="w14 w15 w16se w16cid w16 w16cex w16sdtdh w16sdtfl w16du wp14">
   <w:body>
     <w:p>
       <w:pPr>
@@ -2599,16 +2599,16 @@
       </w:pPr>
       <w:r>
         <w:drawing>
-          <wp:inline distT="0" distB="0" distL="0" distR="0" wp14:anchorId="4FC18137" wp14:editId="488948DA">
+          <wp:inline distT="0" distB="0" distL="0" distR="0" ns4:anchorId="4FC18137" ns4:editId="488948DA">
             <wp:extent cx="1924050" cy="4015464"/>
             <wp:effectExtent l="0" t="0" r="0" b="4445"/>
             <wp:docPr id="909827107" name="Рисунок 63"/>
             <wp:cNvGraphicFramePr>
-              <a:graphicFrameLocks xmlns:a="http://schemas.openxmlformats.org/drawingml/2006/main" noChangeAspect="1"/>
+              <a:graphicFrameLocks noChangeAspect="1"/>
             </wp:cNvGraphicFramePr>
-            <a:graphic xmlns:a="http://schemas.openxmlformats.org/drawingml/2006/main">
+            <a:graphic>
               <a:graphicData uri="http://schemas.openxmlformats.org/drawingml/2006/picture">
-                <pic:pic xmlns:pic="http://schemas.openxmlformats.org/drawingml/2006/picture">
+                <pic:pic>
                   <pic:nvPicPr>
                     <pic:cNvPr id="0" name="Picture 1"/>
                     <pic:cNvPicPr>
@@ -2619,7 +2619,7 @@
                     <a:blip r:embed="rId8" cstate="print">
                       <a:extLst>
                         <a:ext uri="{28A0092B-C50C-407E-A947-70E740481C1C}">
-                          <a14:useLocalDpi xmlns:a14="http://schemas.microsoft.com/office/drawing/2010/main" val="0"/>
+                          <ns8:useLocalDpi val="0"/>
                         </a:ext>
                       </a:extLst>
                     </a:blip>
@@ -2755,16 +2755,16 @@
       <w:r>
         <w:lastRenderedPageBreak/>
         <w:drawing>
-          <wp:inline distT="0" distB="0" distL="0" distR="0" wp14:anchorId="3AB40EBB" wp14:editId="65BF238C">
+          <wp:inline distT="0" distB="0" distL="0" distR="0" ns4:anchorId="3AB40EBB" ns4:editId="65BF238C">
             <wp:extent cx="2562225" cy="5030596"/>
             <wp:effectExtent l="0" t="0" r="0" b="0"/>
             <wp:docPr id="937697458" name="Рисунок 1"/>
             <wp:cNvGraphicFramePr>
-              <a:graphicFrameLocks xmlns:a="http://schemas.openxmlformats.org/drawingml/2006/main" noChangeAspect="1"/>
+              <a:graphicFrameLocks noChangeAspect="1"/>
             </wp:cNvGraphicFramePr>
-            <a:graphic xmlns:a="http://schemas.openxmlformats.org/drawingml/2006/main">
+            <a:graphic>
               <a:graphicData uri="http://schemas.openxmlformats.org/drawingml/2006/picture">
-                <pic:pic xmlns:pic="http://schemas.openxmlformats.org/drawingml/2006/picture">
+                <pic:pic>
                   <pic:nvPicPr>
                     <pic:cNvPr id="937697458" name=""/>
                     <pic:cNvPicPr/>
@@ -3138,16 +3138,16 @@
       </w:pPr>
       <w:r>
         <w:drawing>
-          <wp:inline distT="0" distB="0" distL="0" distR="0" wp14:anchorId="2F8AC104" wp14:editId="1F479557">
+          <wp:inline distT="0" distB="0" distL="0" distR="0" ns4:anchorId="2F8AC104" ns4:editId="1F479557">
             <wp:extent cx="2571750" cy="4961804"/>
             <wp:effectExtent l="0" t="0" r="0" b="0"/>
             <wp:docPr id="719608078" name="Рисунок 1"/>
             <wp:cNvGraphicFramePr>
-              <a:graphicFrameLocks xmlns:a="http://schemas.openxmlformats.org/drawingml/2006/main" noChangeAspect="1"/>
+              <a:graphicFrameLocks noChangeAspect="1"/>
             </wp:cNvGraphicFramePr>
-            <a:graphic xmlns:a="http://schemas.openxmlformats.org/drawingml/2006/main">
+            <a:graphic>
               <a:graphicData uri="http://schemas.openxmlformats.org/drawingml/2006/picture">
-                <pic:pic xmlns:pic="http://schemas.openxmlformats.org/drawingml/2006/picture">
+                <pic:pic>
                   <pic:nvPicPr>
                     <pic:cNvPr id="719608078" name=""/>
                     <pic:cNvPicPr/>
@@ -4125,7 +4125,7 @@
           <w:lang w:val="ru-RU"/>
         </w:rPr>
         <w:drawing>
-          <wp:anchor distT="0" distB="0" distL="114300" distR="114300" simplePos="0" relativeHeight="251658240" behindDoc="1" locked="0" layoutInCell="1" allowOverlap="1" wp14:anchorId="7FBEC3AC" wp14:editId="30E74F4E">
+          <wp:anchor distT="0" distB="0" distL="114300" distR="114300" simplePos="0" relativeHeight="251658240" behindDoc="1" locked="0" layoutInCell="1" allowOverlap="1" ns4:anchorId="7FBEC3AC" ns4:editId="30E74F4E">
             <wp:simplePos x="0" y="0"/>
             <wp:positionH relativeFrom="margin">
               <wp:posOffset>42545</wp:posOffset>
@@ -4138,11 +4138,11 @@
             <wp:wrapNone/>
             <wp:docPr id="1298177557" name="Рисунок 1"/>
             <wp:cNvGraphicFramePr>
-              <a:graphicFrameLocks xmlns:a="http://schemas.openxmlformats.org/drawingml/2006/main" noChangeAspect="1"/>
+              <a:graphicFrameLocks noChangeAspect="1"/>
             </wp:cNvGraphicFramePr>
-            <a:graphic xmlns:a="http://schemas.openxmlformats.org/drawingml/2006/main">
+            <a:graphic>
               <a:graphicData uri="http://schemas.openxmlformats.org/drawingml/2006/picture">
-                <pic:pic xmlns:pic="http://schemas.openxmlformats.org/drawingml/2006/picture">
+                <pic:pic>
                   <pic:nvPicPr>
                     <pic:cNvPr id="1298177557" name="Рисунок 1"/>
                     <pic:cNvPicPr/>
@@ -4151,7 +4151,7 @@
                     <a:blip r:embed="rId11">
                       <a:extLst>
                         <a:ext uri="{28A0092B-C50C-407E-A947-70E740481C1C}">
-                          <a14:useLocalDpi xmlns:a14="http://schemas.microsoft.com/office/drawing/2010/main" val="0"/>
+                          <ns8:useLocalDpi val="0"/>
                         </a:ext>
                       </a:extLst>
                     </a:blip>
@@ -4171,12 +4171,12 @@
                 </pic:pic>
               </a:graphicData>
             </a:graphic>
-            <wp14:sizeRelH relativeFrom="margin">
-              <wp14:pctWidth>0</wp14:pctWidth>
-            </wp14:sizeRelH>
-            <wp14:sizeRelV relativeFrom="margin">
-              <wp14:pctHeight>0</wp14:pctHeight>
-            </wp14:sizeRelV>
+            <ns4:sizeRelH relativeFrom="margin">
+              <ns4:pctWidth>0</ns4:pctWidth>
+            </ns4:sizeRelH>
+            <ns4:sizeRelV relativeFrom="margin">
+              <ns4:pctHeight>0</ns4:pctHeight>
+            </ns4:sizeRelV>
           </wp:anchor>
         </w:drawing>
       </w:r>
@@ -4455,7 +4455,7 @@
           <w:lang w:val="ru-RU"/>
         </w:rPr>
         <w:drawing>
-          <wp:anchor distT="0" distB="0" distL="114300" distR="114300" simplePos="0" relativeHeight="251659264" behindDoc="1" locked="0" layoutInCell="1" allowOverlap="1" wp14:anchorId="674013CC" wp14:editId="68F21D3F">
+          <wp:anchor distT="0" distB="0" distL="114300" distR="114300" simplePos="0" relativeHeight="251659264" behindDoc="1" locked="0" layoutInCell="1" allowOverlap="1" ns4:anchorId="674013CC" ns4:editId="68F21D3F">
             <wp:simplePos x="0" y="0"/>
             <wp:positionH relativeFrom="margin">
               <wp:align>center</wp:align>
@@ -4468,11 +4468,11 @@
             <wp:wrapNone/>
             <wp:docPr id="2044904478" name="Рисунок 1"/>
             <wp:cNvGraphicFramePr>
-              <a:graphicFrameLocks xmlns:a="http://schemas.openxmlformats.org/drawingml/2006/main" noChangeAspect="1"/>
+              <a:graphicFrameLocks noChangeAspect="1"/>
             </wp:cNvGraphicFramePr>
-            <a:graphic xmlns:a="http://schemas.openxmlformats.org/drawingml/2006/main">
+            <a:graphic>
               <a:graphicData uri="http://schemas.openxmlformats.org/drawingml/2006/picture">
-                <pic:pic xmlns:pic="http://schemas.openxmlformats.org/drawingml/2006/picture">
+                <pic:pic>
                   <pic:nvPicPr>
                     <pic:cNvPr id="2044904478" name=""/>
                     <pic:cNvPicPr/>
@@ -4481,7 +4481,7 @@
                     <a:blip r:embed="rId12">
                       <a:extLst>
                         <a:ext uri="{28A0092B-C50C-407E-A947-70E740481C1C}">
-                          <a14:useLocalDpi xmlns:a14="http://schemas.microsoft.com/office/drawing/2010/main" val="0"/>
+                          <ns8:useLocalDpi val="0"/>
                         </a:ext>
                       </a:extLst>
                     </a:blip>
@@ -4501,12 +4501,12 @@
                 </pic:pic>
               </a:graphicData>
             </a:graphic>
-            <wp14:sizeRelH relativeFrom="margin">
-              <wp14:pctWidth>0</wp14:pctWidth>
-            </wp14:sizeRelH>
-            <wp14:sizeRelV relativeFrom="margin">
-              <wp14:pctHeight>0</wp14:pctHeight>
-            </wp14:sizeRelV>
+            <ns4:sizeRelH relativeFrom="margin">
+              <ns4:pctWidth>0</ns4:pctWidth>
+            </ns4:sizeRelH>
+            <ns4:sizeRelV relativeFrom="margin">
+              <ns4:pctHeight>0</ns4:pctHeight>
+            </ns4:sizeRelV>
           </wp:anchor>
         </w:drawing>
       </w:r>
@@ -4732,7 +4732,7 @@
           <w:lang w:val="ru-RU"/>
         </w:rPr>
         <w:drawing>
-          <wp:anchor distT="0" distB="0" distL="114300" distR="114300" simplePos="0" relativeHeight="251660288" behindDoc="0" locked="0" layoutInCell="1" allowOverlap="1" wp14:anchorId="5FD9A17D" wp14:editId="59F8ABDA">
+          <wp:anchor distT="0" distB="0" distL="114300" distR="114300" simplePos="0" relativeHeight="251660288" behindDoc="0" locked="0" layoutInCell="1" allowOverlap="1" ns4:anchorId="5FD9A17D" ns4:editId="59F8ABDA">
             <wp:simplePos x="0" y="0"/>
             <wp:positionH relativeFrom="margin">
               <wp:posOffset>-55245</wp:posOffset>
@@ -4745,11 +4745,11 @@
             <wp:wrapNone/>
             <wp:docPr id="2028474941" name="Рисунок 1"/>
             <wp:cNvGraphicFramePr>
-              <a:graphicFrameLocks xmlns:a="http://schemas.openxmlformats.org/drawingml/2006/main" noChangeAspect="1"/>
+              <a:graphicFrameLocks noChangeAspect="1"/>
             </wp:cNvGraphicFramePr>
-            <a:graphic xmlns:a="http://schemas.openxmlformats.org/drawingml/2006/main">
+            <a:graphic>
               <a:graphicData uri="http://schemas.openxmlformats.org/drawingml/2006/picture">
-                <pic:pic xmlns:pic="http://schemas.openxmlformats.org/drawingml/2006/picture">
+                <pic:pic>
                   <pic:nvPicPr>
                     <pic:cNvPr id="2028474941" name="Рисунок 1"/>
                     <pic:cNvPicPr/>
@@ -4758,7 +4758,7 @@
                     <a:blip r:embed="rId13" cstate="print">
                       <a:extLst>
                         <a:ext uri="{28A0092B-C50C-407E-A947-70E740481C1C}">
-                          <a14:useLocalDpi xmlns:a14="http://schemas.microsoft.com/office/drawing/2010/main" val="0"/>
+                          <ns8:useLocalDpi val="0"/>
                         </a:ext>
                       </a:extLst>
                     </a:blip>
@@ -4778,12 +4778,12 @@
                 </pic:pic>
               </a:graphicData>
             </a:graphic>
-            <wp14:sizeRelH relativeFrom="margin">
-              <wp14:pctWidth>0</wp14:pctWidth>
-            </wp14:sizeRelH>
-            <wp14:sizeRelV relativeFrom="margin">
-              <wp14:pctHeight>0</wp14:pctHeight>
-            </wp14:sizeRelV>
+            <ns4:sizeRelH relativeFrom="margin">
+              <ns4:pctWidth>0</ns4:pctWidth>
+            </ns4:sizeRelH>
+            <ns4:sizeRelV relativeFrom="margin">
+              <ns4:pctHeight>0</ns4:pctHeight>
+            </ns4:sizeRelV>
           </wp:anchor>
         </w:drawing>
       </w:r>
@@ -6630,7 +6630,7 @@
           <w:lang w:val="ru-RU"/>
         </w:rPr>
         <w:drawing>
-          <wp:anchor distT="0" distB="0" distL="114300" distR="114300" simplePos="0" relativeHeight="251661312" behindDoc="1" locked="0" layoutInCell="1" allowOverlap="1" wp14:anchorId="020C6168" wp14:editId="7635BDFC">
+          <wp:anchor distT="0" distB="0" distL="114300" distR="114300" simplePos="0" relativeHeight="251661312" behindDoc="1" locked="0" layoutInCell="1" allowOverlap="1" ns4:anchorId="020C6168" ns4:editId="7635BDFC">
             <wp:simplePos x="0" y="0"/>
             <wp:positionH relativeFrom="margin">
               <wp:align>left</wp:align>
@@ -6643,11 +6643,11 @@
             <wp:wrapNone/>
             <wp:docPr id="678922400" name="Рисунок 1"/>
             <wp:cNvGraphicFramePr>
-              <a:graphicFrameLocks xmlns:a="http://schemas.openxmlformats.org/drawingml/2006/main" noChangeAspect="1"/>
+              <a:graphicFrameLocks noChangeAspect="1"/>
             </wp:cNvGraphicFramePr>
-            <a:graphic xmlns:a="http://schemas.openxmlformats.org/drawingml/2006/main">
+            <a:graphic>
               <a:graphicData uri="http://schemas.openxmlformats.org/drawingml/2006/picture">
-                <pic:pic xmlns:pic="http://schemas.openxmlformats.org/drawingml/2006/picture">
+                <pic:pic>
                   <pic:nvPicPr>
                     <pic:cNvPr id="678922400" name="Рисунок 1"/>
                     <pic:cNvPicPr/>
@@ -6656,7 +6656,7 @@
                     <a:blip r:embed="rId14">
                       <a:extLst>
                         <a:ext uri="{28A0092B-C50C-407E-A947-70E740481C1C}">
-                          <a14:useLocalDpi xmlns:a14="http://schemas.microsoft.com/office/drawing/2010/main" val="0"/>
+                          <ns8:useLocalDpi val="0"/>
                         </a:ext>
                       </a:extLst>
                     </a:blip>
@@ -6676,9 +6676,9 @@
                 </pic:pic>
               </a:graphicData>
             </a:graphic>
-            <wp14:sizeRelV relativeFrom="margin">
-              <wp14:pctHeight>0</wp14:pctHeight>
-            </wp14:sizeRelV>
+            <ns4:sizeRelV relativeFrom="margin">
+              <ns4:pctHeight>0</ns4:pctHeight>
+            </ns4:sizeRelV>
           </wp:anchor>
         </w:drawing>
       </w:r>
@@ -8010,7 +8010,7 @@
           <w:lang w:val="ru-RU"/>
         </w:rPr>
         <w:drawing>
-          <wp:anchor distT="0" distB="0" distL="114300" distR="114300" simplePos="0" relativeHeight="251662336" behindDoc="1" locked="0" layoutInCell="1" allowOverlap="1" wp14:anchorId="72FDCA9A" wp14:editId="060C36EC">
+          <wp:anchor distT="0" distB="0" distL="114300" distR="114300" simplePos="0" relativeHeight="251662336" behindDoc="1" locked="0" layoutInCell="1" allowOverlap="1" ns4:anchorId="72FDCA9A" ns4:editId="060C36EC">
             <wp:simplePos x="0" y="0"/>
             <wp:positionH relativeFrom="column">
               <wp:posOffset>1880227</wp:posOffset>
@@ -8023,11 +8023,11 @@
             <wp:wrapNone/>
             <wp:docPr id="1022445904" name="Рисунок 1"/>
             <wp:cNvGraphicFramePr>
-              <a:graphicFrameLocks xmlns:a="http://schemas.openxmlformats.org/drawingml/2006/main" noChangeAspect="1"/>
+              <a:graphicFrameLocks noChangeAspect="1"/>
             </wp:cNvGraphicFramePr>
-            <a:graphic xmlns:a="http://schemas.openxmlformats.org/drawingml/2006/main">
+            <a:graphic>
               <a:graphicData uri="http://schemas.openxmlformats.org/drawingml/2006/picture">
-                <pic:pic xmlns:pic="http://schemas.openxmlformats.org/drawingml/2006/picture">
+                <pic:pic>
                   <pic:nvPicPr>
                     <pic:cNvPr id="1022445904" name="Рисунок 1"/>
                     <pic:cNvPicPr/>
@@ -8036,7 +8036,7 @@
                     <a:blip r:embed="rId15">
                       <a:extLst>
                         <a:ext uri="{28A0092B-C50C-407E-A947-70E740481C1C}">
-                          <a14:useLocalDpi xmlns:a14="http://schemas.microsoft.com/office/drawing/2010/main" val="0"/>
+                          <ns8:useLocalDpi val="0"/>
                         </a:ext>
                       </a:extLst>
                     </a:blip>
@@ -8056,12 +8056,12 @@
                 </pic:pic>
               </a:graphicData>
             </a:graphic>
-            <wp14:sizeRelH relativeFrom="margin">
-              <wp14:pctWidth>0</wp14:pctWidth>
-            </wp14:sizeRelH>
-            <wp14:sizeRelV relativeFrom="margin">
-              <wp14:pctHeight>0</wp14:pctHeight>
-            </wp14:sizeRelV>
+            <ns4:sizeRelH relativeFrom="margin">
+              <ns4:pctWidth>0</ns4:pctWidth>
+            </ns4:sizeRelH>
+            <ns4:sizeRelV relativeFrom="margin">
+              <ns4:pctHeight>0</ns4:pctHeight>
+            </ns4:sizeRelV>
           </wp:anchor>
         </w:drawing>
       </w:r>
@@ -8322,7 +8322,7 @@
           <w:lang w:val="ru-RU"/>
         </w:rPr>
         <w:drawing>
-          <wp:anchor distT="0" distB="0" distL="114300" distR="114300" simplePos="0" relativeHeight="251663360" behindDoc="0" locked="0" layoutInCell="1" allowOverlap="1" wp14:anchorId="6EAA906F" wp14:editId="2EE1E618">
+          <wp:anchor distT="0" distB="0" distL="114300" distR="114300" simplePos="0" relativeHeight="251663360" behindDoc="0" locked="0" layoutInCell="1" allowOverlap="1" ns4:anchorId="6EAA906F" ns4:editId="2EE1E618">
             <wp:simplePos x="0" y="0"/>
             <wp:positionH relativeFrom="margin">
               <wp:align>center</wp:align>
@@ -8335,11 +8335,11 @@
             <wp:wrapNone/>
             <wp:docPr id="2144746454" name="Рисунок 1"/>
             <wp:cNvGraphicFramePr>
-              <a:graphicFrameLocks xmlns:a="http://schemas.openxmlformats.org/drawingml/2006/main" noChangeAspect="1"/>
+              <a:graphicFrameLocks noChangeAspect="1"/>
             </wp:cNvGraphicFramePr>
-            <a:graphic xmlns:a="http://schemas.openxmlformats.org/drawingml/2006/main">
+            <a:graphic>
               <a:graphicData uri="http://schemas.openxmlformats.org/drawingml/2006/picture">
-                <pic:pic xmlns:pic="http://schemas.openxmlformats.org/drawingml/2006/picture">
+                <pic:pic>
                   <pic:nvPicPr>
                     <pic:cNvPr id="2144746454" name=""/>
                     <pic:cNvPicPr/>
@@ -8348,7 +8348,7 @@
                     <a:blip r:embed="rId16">
                       <a:extLst>
                         <a:ext uri="{28A0092B-C50C-407E-A947-70E740481C1C}">
-                          <a14:useLocalDpi xmlns:a14="http://schemas.microsoft.com/office/drawing/2010/main" val="0"/>
+                          <ns8:useLocalDpi val="0"/>
                         </a:ext>
                       </a:extLst>
                     </a:blip>
@@ -8368,12 +8368,12 @@
                 </pic:pic>
               </a:graphicData>
             </a:graphic>
-            <wp14:sizeRelH relativeFrom="margin">
-              <wp14:pctWidth>0</wp14:pctWidth>
-            </wp14:sizeRelH>
-            <wp14:sizeRelV relativeFrom="margin">
-              <wp14:pctHeight>0</wp14:pctHeight>
-            </wp14:sizeRelV>
+            <ns4:sizeRelH relativeFrom="margin">
+              <ns4:pctWidth>0</ns4:pctWidth>
+            </ns4:sizeRelH>
+            <ns4:sizeRelV relativeFrom="margin">
+              <ns4:pctHeight>0</ns4:pctHeight>
+            </ns4:sizeRelV>
           </wp:anchor>
         </w:drawing>
       </w:r>
@@ -8708,7 +8708,7 @@
         </w:rPr>
         <w:lastRenderedPageBreak/>
         <w:drawing>
-          <wp:anchor distT="0" distB="0" distL="114300" distR="114300" simplePos="0" relativeHeight="251664384" behindDoc="0" locked="0" layoutInCell="1" allowOverlap="1" wp14:anchorId="07E346F5" wp14:editId="2D4736EF">
+          <wp:anchor distT="0" distB="0" distL="114300" distR="114300" simplePos="0" relativeHeight="251664384" behindDoc="0" locked="0" layoutInCell="1" allowOverlap="1" ns4:anchorId="07E346F5" ns4:editId="2D4736EF">
             <wp:simplePos x="0" y="0"/>
             <wp:positionH relativeFrom="margin">
               <wp:align>center</wp:align>
@@ -8721,11 +8721,11 @@
             <wp:wrapNone/>
             <wp:docPr id="38771067" name="Рисунок 1"/>
             <wp:cNvGraphicFramePr>
-              <a:graphicFrameLocks xmlns:a="http://schemas.openxmlformats.org/drawingml/2006/main" noChangeAspect="1"/>
+              <a:graphicFrameLocks noChangeAspect="1"/>
             </wp:cNvGraphicFramePr>
-            <a:graphic xmlns:a="http://schemas.openxmlformats.org/drawingml/2006/main">
+            <a:graphic>
               <a:graphicData uri="http://schemas.openxmlformats.org/drawingml/2006/picture">
-                <pic:pic xmlns:pic="http://schemas.openxmlformats.org/drawingml/2006/picture">
+                <pic:pic>
                   <pic:nvPicPr>
                     <pic:cNvPr id="38771067" name=""/>
                     <pic:cNvPicPr/>
@@ -8734,7 +8734,7 @@
                     <a:blip r:embed="rId17">
                       <a:extLst>
                         <a:ext uri="{28A0092B-C50C-407E-A947-70E740481C1C}">
-                          <a14:useLocalDpi xmlns:a14="http://schemas.microsoft.com/office/drawing/2010/main" val="0"/>
+                          <ns8:useLocalDpi val="0"/>
                         </a:ext>
                       </a:extLst>
                     </a:blip>
@@ -9002,7 +9002,7 @@
           <w:lang w:val="ru-RU"/>
         </w:rPr>
         <w:drawing>
-          <wp:anchor distT="0" distB="0" distL="114300" distR="114300" simplePos="0" relativeHeight="251665408" behindDoc="0" locked="0" layoutInCell="1" allowOverlap="1" wp14:anchorId="01F11A19" wp14:editId="1EB25208">
+          <wp:anchor distT="0" distB="0" distL="114300" distR="114300" simplePos="0" relativeHeight="251665408" behindDoc="0" locked="0" layoutInCell="1" allowOverlap="1" ns4:anchorId="01F11A19" ns4:editId="1EB25208">
             <wp:simplePos x="0" y="0"/>
             <wp:positionH relativeFrom="column">
               <wp:posOffset>1918970</wp:posOffset>
@@ -9015,11 +9015,11 @@
             <wp:wrapNone/>
             <wp:docPr id="441578911" name="Рисунок 1"/>
             <wp:cNvGraphicFramePr>
-              <a:graphicFrameLocks xmlns:a="http://schemas.openxmlformats.org/drawingml/2006/main" noChangeAspect="1"/>
+              <a:graphicFrameLocks noChangeAspect="1"/>
             </wp:cNvGraphicFramePr>
-            <a:graphic xmlns:a="http://schemas.openxmlformats.org/drawingml/2006/main">
+            <a:graphic>
               <a:graphicData uri="http://schemas.openxmlformats.org/drawingml/2006/picture">
-                <pic:pic xmlns:pic="http://schemas.openxmlformats.org/drawingml/2006/picture">
+                <pic:pic>
                   <pic:nvPicPr>
                     <pic:cNvPr id="441578911" name=""/>
                     <pic:cNvPicPr/>
@@ -9028,7 +9028,7 @@
                     <a:blip r:embed="rId18">
                       <a:extLst>
                         <a:ext uri="{28A0092B-C50C-407E-A947-70E740481C1C}">
-                          <a14:useLocalDpi xmlns:a14="http://schemas.microsoft.com/office/drawing/2010/main" val="0"/>
+                          <ns8:useLocalDpi val="0"/>
                         </a:ext>
                       </a:extLst>
                     </a:blip>
@@ -9048,12 +9048,12 @@
                 </pic:pic>
               </a:graphicData>
             </a:graphic>
-            <wp14:sizeRelH relativeFrom="margin">
-              <wp14:pctWidth>0</wp14:pctWidth>
-            </wp14:sizeRelH>
-            <wp14:sizeRelV relativeFrom="margin">
-              <wp14:pctHeight>0</wp14:pctHeight>
-            </wp14:sizeRelV>
+            <ns4:sizeRelH relativeFrom="margin">
+              <ns4:pctWidth>0</ns4:pctWidth>
+            </ns4:sizeRelH>
+            <ns4:sizeRelV relativeFrom="margin">
+              <ns4:pctHeight>0</ns4:pctHeight>
+            </ns4:sizeRelV>
           </wp:anchor>
         </w:drawing>
       </w:r>
@@ -9294,7 +9294,7 @@
           <w:lang w:val="ru-RU"/>
         </w:rPr>
         <w:drawing>
-          <wp:anchor distT="0" distB="0" distL="114300" distR="114300" simplePos="0" relativeHeight="251666432" behindDoc="0" locked="0" layoutInCell="1" allowOverlap="1" wp14:anchorId="26AEDD7E" wp14:editId="07533F62">
+          <wp:anchor distT="0" distB="0" distL="114300" distR="114300" simplePos="0" relativeHeight="251666432" behindDoc="0" locked="0" layoutInCell="1" allowOverlap="1" ns4:anchorId="26AEDD7E" ns4:editId="07533F62">
             <wp:simplePos x="0" y="0"/>
             <wp:positionH relativeFrom="column">
               <wp:posOffset>1957070</wp:posOffset>
@@ -9307,11 +9307,11 @@
             <wp:wrapNone/>
             <wp:docPr id="465951399" name="Рисунок 1"/>
             <wp:cNvGraphicFramePr>
-              <a:graphicFrameLocks xmlns:a="http://schemas.openxmlformats.org/drawingml/2006/main" noChangeAspect="1"/>
+              <a:graphicFrameLocks noChangeAspect="1"/>
             </wp:cNvGraphicFramePr>
-            <a:graphic xmlns:a="http://schemas.openxmlformats.org/drawingml/2006/main">
+            <a:graphic>
               <a:graphicData uri="http://schemas.openxmlformats.org/drawingml/2006/picture">
-                <pic:pic xmlns:pic="http://schemas.openxmlformats.org/drawingml/2006/picture">
+                <pic:pic>
                   <pic:nvPicPr>
                     <pic:cNvPr id="465951399" name=""/>
                     <pic:cNvPicPr/>
@@ -9320,7 +9320,7 @@
                     <a:blip r:embed="rId19">
                       <a:extLst>
                         <a:ext uri="{28A0092B-C50C-407E-A947-70E740481C1C}">
-                          <a14:useLocalDpi xmlns:a14="http://schemas.microsoft.com/office/drawing/2010/main" val="0"/>
+                          <ns8:useLocalDpi val="0"/>
                         </a:ext>
                       </a:extLst>
                     </a:blip>
@@ -12872,6 +12872,8342 @@
         <w:pStyle w:val="a8"/>
       </w:pPr>
     </w:p>
+    <w:p>
+      <w:r>
+        <w:br w:type="page"/>
+      </w:r>
+    </w:p>
+    <w:p>
+      <w:pPr>
+        <w:jc w:val="center"/>
+      </w:pPr>
+      <w:r>
+        <w:rPr>
+          <w:b/>
+          <w:sz w:val="28"/>
+          <w:szCs w:val="28"/>
+        </w:rPr>
+        <w:t xml:space="preserve">Приложение Б</w:t>
+      </w:r>
+    </w:p>
+    <w:p>
+      <w:pPr>
+        <w:jc w:val="center"/>
+      </w:pPr>
+      <w:r>
+        <w:rPr>
+          <w:sz w:val="28"/>
+          <w:szCs w:val="28"/>
+        </w:rPr>
+        <w:t xml:space="preserve">(обязательное)</w:t>
+      </w:r>
+    </w:p>
+    <w:p>
+      <w:pPr>
+        <w:jc w:val="center"/>
+      </w:pPr>
+      <w:r>
+        <w:rPr>
+          <w:sz w:val="28"/>
+          <w:szCs w:val="28"/>
+        </w:rPr>
+        <w:t xml:space="preserve">Фрагмент листинга моделей данных приложения «EatTogether»</w:t>
+      </w:r>
+    </w:p>
+    <w:p/>
+    <w:p>
+      <w:r>
+        <w:rPr>
+          <w:b/>
+          <w:sz w:val="24"/>
+          <w:szCs w:val="24"/>
+        </w:rPr>
+        <w:t xml:space="preserve">Класс Dish.cs</w:t>
+      </w:r>
+    </w:p>
+    <w:p/>
+    <w:p>
+      <w:pPr>
+        <w:spacing w:after="0" w:line="240" w:lineRule="auto"/>
+      </w:pPr>
+      <w:r>
+        <w:rPr>
+          <w:rFonts w:ascii="Courier New" w:hAnsi="Courier New" w:cs="Courier New"/>
+          <w:sz w:val="20"/>
+          <w:szCs w:val="20"/>
+        </w:rPr>
+        <w:t xml:space="preserve">using Google.Cloud.Firestore;</w:t>
+      </w:r>
+    </w:p>
+    <w:p>
+      <w:pPr>
+        <w:spacing w:after="0" w:line="240" w:lineRule="auto"/>
+      </w:pPr>
+      <w:r>
+        <w:rPr>
+          <w:rFonts w:ascii="Courier New" w:hAnsi="Courier New" w:cs="Courier New"/>
+          <w:sz w:val="20"/>
+          <w:szCs w:val="20"/>
+        </w:rPr>
+        <w:t xml:space="preserve">using System.Reflection.Metadata;</w:t>
+      </w:r>
+    </w:p>
+    <w:p>
+      <w:pPr>
+        <w:spacing w:after="0" w:line="240" w:lineRule="auto"/>
+      </w:pPr>
+      <w:r>
+        <w:rPr>
+          <w:rFonts w:ascii="Courier New" w:hAnsi="Courier New" w:cs="Courier New"/>
+          <w:sz w:val="20"/>
+          <w:szCs w:val="20"/>
+        </w:rPr>
+        <w:t xml:space="preserve">namespace EatTogether.MAUI.Models</w:t>
+      </w:r>
+    </w:p>
+    <w:p>
+      <w:pPr>
+        <w:spacing w:after="0" w:line="240" w:lineRule="auto"/>
+      </w:pPr>
+      <w:r>
+        <w:rPr>
+          <w:rFonts w:ascii="Courier New" w:hAnsi="Courier New" w:cs="Courier New"/>
+          <w:sz w:val="20"/>
+          <w:szCs w:val="20"/>
+        </w:rPr>
+        <w:t xml:space="preserve">{</w:t>
+      </w:r>
+    </w:p>
+    <w:p>
+      <w:pPr>
+        <w:spacing w:after="0" w:line="240" w:lineRule="auto"/>
+      </w:pPr>
+      <w:r>
+        <w:rPr>
+          <w:rFonts w:ascii="Courier New" w:hAnsi="Courier New" w:cs="Courier New"/>
+          <w:sz w:val="20"/>
+          <w:szCs w:val="20"/>
+        </w:rPr>
+        <w:t xml:space="preserve">    [FirestoreData]</w:t>
+      </w:r>
+    </w:p>
+    <w:p>
+      <w:pPr>
+        <w:spacing w:after="0" w:line="240" w:lineRule="auto"/>
+      </w:pPr>
+      <w:r>
+        <w:rPr>
+          <w:rFonts w:ascii="Courier New" w:hAnsi="Courier New" w:cs="Courier New"/>
+          <w:sz w:val="20"/>
+          <w:szCs w:val="20"/>
+        </w:rPr>
+        <w:t xml:space="preserve">    public class Dish</w:t>
+      </w:r>
+    </w:p>
+    <w:p>
+      <w:pPr>
+        <w:spacing w:after="0" w:line="240" w:lineRule="auto"/>
+      </w:pPr>
+      <w:r>
+        <w:rPr>
+          <w:rFonts w:ascii="Courier New" w:hAnsi="Courier New" w:cs="Courier New"/>
+          <w:sz w:val="20"/>
+          <w:szCs w:val="20"/>
+        </w:rPr>
+        <w:t xml:space="preserve">    {</w:t>
+      </w:r>
+    </w:p>
+    <w:p>
+      <w:pPr>
+        <w:spacing w:after="0" w:line="240" w:lineRule="auto"/>
+      </w:pPr>
+      <w:r>
+        <w:rPr>
+          <w:rFonts w:ascii="Courier New" w:hAnsi="Courier New" w:cs="Courier New"/>
+          <w:sz w:val="20"/>
+          <w:szCs w:val="20"/>
+        </w:rPr>
+        <w:t xml:space="preserve">        [FirestoreProperty]</w:t>
+      </w:r>
+    </w:p>
+    <w:p>
+      <w:pPr>
+        <w:spacing w:after="0" w:line="240" w:lineRule="auto"/>
+      </w:pPr>
+      <w:r>
+        <w:rPr>
+          <w:rFonts w:ascii="Courier New" w:hAnsi="Courier New" w:cs="Courier New"/>
+          <w:sz w:val="20"/>
+          <w:szCs w:val="20"/>
+        </w:rPr>
+        <w:t xml:space="preserve">        public string Id { get; set; }</w:t>
+      </w:r>
+    </w:p>
+    <w:p>
+      <w:pPr>
+        <w:spacing w:after="0" w:line="240" w:lineRule="auto"/>
+      </w:pPr>
+      <w:r>
+        <w:rPr>
+          <w:rFonts w:ascii="Courier New" w:hAnsi="Courier New" w:cs="Courier New"/>
+          <w:sz w:val="20"/>
+          <w:szCs w:val="20"/>
+        </w:rPr>
+        <w:t xml:space="preserve"/>
+      </w:r>
+    </w:p>
+    <w:p>
+      <w:pPr>
+        <w:spacing w:after="0" w:line="240" w:lineRule="auto"/>
+      </w:pPr>
+      <w:r>
+        <w:rPr>
+          <w:rFonts w:ascii="Courier New" w:hAnsi="Courier New" w:cs="Courier New"/>
+          <w:sz w:val="20"/>
+          <w:szCs w:val="20"/>
+        </w:rPr>
+        <w:t xml:space="preserve">        [FirestoreProperty]</w:t>
+      </w:r>
+    </w:p>
+    <w:p>
+      <w:pPr>
+        <w:spacing w:after="0" w:line="240" w:lineRule="auto"/>
+      </w:pPr>
+      <w:r>
+        <w:rPr>
+          <w:rFonts w:ascii="Courier New" w:hAnsi="Courier New" w:cs="Courier New"/>
+          <w:sz w:val="20"/>
+          <w:szCs w:val="20"/>
+        </w:rPr>
+        <w:t xml:space="preserve">        public string Name { get; set; }</w:t>
+      </w:r>
+    </w:p>
+    <w:p>
+      <w:pPr>
+        <w:spacing w:after="0" w:line="240" w:lineRule="auto"/>
+      </w:pPr>
+      <w:r>
+        <w:rPr>
+          <w:rFonts w:ascii="Courier New" w:hAnsi="Courier New" w:cs="Courier New"/>
+          <w:sz w:val="20"/>
+          <w:szCs w:val="20"/>
+        </w:rPr>
+        <w:t xml:space="preserve"/>
+      </w:r>
+    </w:p>
+    <w:p>
+      <w:pPr>
+        <w:spacing w:after="0" w:line="240" w:lineRule="auto"/>
+      </w:pPr>
+      <w:r>
+        <w:rPr>
+          <w:rFonts w:ascii="Courier New" w:hAnsi="Courier New" w:cs="Courier New"/>
+          <w:sz w:val="20"/>
+          <w:szCs w:val="20"/>
+        </w:rPr>
+        <w:t xml:space="preserve">        [FirestoreProperty]</w:t>
+      </w:r>
+    </w:p>
+    <w:p>
+      <w:pPr>
+        <w:spacing w:after="0" w:line="240" w:lineRule="auto"/>
+      </w:pPr>
+      <w:r>
+        <w:rPr>
+          <w:rFonts w:ascii="Courier New" w:hAnsi="Courier New" w:cs="Courier New"/>
+          <w:sz w:val="20"/>
+          <w:szCs w:val="20"/>
+        </w:rPr>
+        <w:t xml:space="preserve">        public string FamilyId { get; set; }</w:t>
+      </w:r>
+    </w:p>
+    <w:p>
+      <w:pPr>
+        <w:spacing w:after="0" w:line="240" w:lineRule="auto"/>
+      </w:pPr>
+      <w:r>
+        <w:rPr>
+          <w:rFonts w:ascii="Courier New" w:hAnsi="Courier New" w:cs="Courier New"/>
+          <w:sz w:val="20"/>
+          <w:szCs w:val="20"/>
+        </w:rPr>
+        <w:t xml:space="preserve"/>
+      </w:r>
+    </w:p>
+    <w:p>
+      <w:pPr>
+        <w:spacing w:after="0" w:line="240" w:lineRule="auto"/>
+      </w:pPr>
+      <w:r>
+        <w:rPr>
+          <w:rFonts w:ascii="Courier New" w:hAnsi="Courier New" w:cs="Courier New"/>
+          <w:sz w:val="20"/>
+          <w:szCs w:val="20"/>
+        </w:rPr>
+        <w:t xml:space="preserve">        [FirestoreProperty]</w:t>
+      </w:r>
+    </w:p>
+    <w:p>
+      <w:pPr>
+        <w:spacing w:after="0" w:line="240" w:lineRule="auto"/>
+      </w:pPr>
+      <w:r>
+        <w:rPr>
+          <w:rFonts w:ascii="Courier New" w:hAnsi="Courier New" w:cs="Courier New"/>
+          <w:sz w:val="20"/>
+          <w:szCs w:val="20"/>
+        </w:rPr>
+        <w:t xml:space="preserve">        public string SubCategoryId { get; set; }</w:t>
+      </w:r>
+    </w:p>
+    <w:p>
+      <w:pPr>
+        <w:spacing w:after="0" w:line="240" w:lineRule="auto"/>
+      </w:pPr>
+      <w:r>
+        <w:rPr>
+          <w:rFonts w:ascii="Courier New" w:hAnsi="Courier New" w:cs="Courier New"/>
+          <w:sz w:val="20"/>
+          <w:szCs w:val="20"/>
+        </w:rPr>
+        <w:t xml:space="preserve"/>
+      </w:r>
+    </w:p>
+    <w:p>
+      <w:pPr>
+        <w:spacing w:after="0" w:line="240" w:lineRule="auto"/>
+      </w:pPr>
+      <w:r>
+        <w:rPr>
+          <w:rFonts w:ascii="Courier New" w:hAnsi="Courier New" w:cs="Courier New"/>
+          <w:sz w:val="20"/>
+          <w:szCs w:val="20"/>
+        </w:rPr>
+        <w:t xml:space="preserve">        public bool IsInPlate { get; set; }</w:t>
+      </w:r>
+    </w:p>
+    <w:p>
+      <w:pPr>
+        <w:spacing w:after="0" w:line="240" w:lineRule="auto"/>
+      </w:pPr>
+      <w:r>
+        <w:rPr>
+          <w:rFonts w:ascii="Courier New" w:hAnsi="Courier New" w:cs="Courier New"/>
+          <w:sz w:val="20"/>
+          <w:szCs w:val="20"/>
+        </w:rPr>
+        <w:t xml:space="preserve"/>
+      </w:r>
+    </w:p>
+    <w:p>
+      <w:pPr>
+        <w:spacing w:after="0" w:line="240" w:lineRule="auto"/>
+      </w:pPr>
+      <w:r>
+        <w:rPr>
+          <w:rFonts w:ascii="Courier New" w:hAnsi="Courier New" w:cs="Courier New"/>
+          <w:sz w:val="20"/>
+          <w:szCs w:val="20"/>
+        </w:rPr>
+        <w:t xml:space="preserve">        public RequestStatus Status { get; set; }</w:t>
+      </w:r>
+    </w:p>
+    <w:p>
+      <w:pPr>
+        <w:spacing w:after="0" w:line="240" w:lineRule="auto"/>
+      </w:pPr>
+      <w:r>
+        <w:rPr>
+          <w:rFonts w:ascii="Courier New" w:hAnsi="Courier New" w:cs="Courier New"/>
+          <w:sz w:val="20"/>
+          <w:szCs w:val="20"/>
+        </w:rPr>
+        <w:t xml:space="preserve">        public string dishOnPlateId { get; set; }</w:t>
+      </w:r>
+    </w:p>
+    <w:p>
+      <w:pPr>
+        <w:spacing w:after="0" w:line="240" w:lineRule="auto"/>
+      </w:pPr>
+      <w:r>
+        <w:rPr>
+          <w:rFonts w:ascii="Courier New" w:hAnsi="Courier New" w:cs="Courier New"/>
+          <w:sz w:val="20"/>
+          <w:szCs w:val="20"/>
+        </w:rPr>
+        <w:t xml:space="preserve"/>
+      </w:r>
+    </w:p>
+    <w:p>
+      <w:pPr>
+        <w:spacing w:after="0" w:line="240" w:lineRule="auto"/>
+      </w:pPr>
+      <w:r>
+        <w:rPr>
+          <w:rFonts w:ascii="Courier New" w:hAnsi="Courier New" w:cs="Courier New"/>
+          <w:sz w:val="20"/>
+          <w:szCs w:val="20"/>
+        </w:rPr>
+        <w:t xml:space="preserve">        // В классе Dish добавьте следующие свойства:</w:t>
+      </w:r>
+    </w:p>
+    <w:p>
+      <w:pPr>
+        <w:spacing w:after="0" w:line="240" w:lineRule="auto"/>
+      </w:pPr>
+      <w:r>
+        <w:rPr>
+          <w:rFonts w:ascii="Courier New" w:hAnsi="Courier New" w:cs="Courier New"/>
+          <w:sz w:val="20"/>
+          <w:szCs w:val="20"/>
+        </w:rPr>
+        <w:t xml:space="preserve">        public string StatusText { get; set; }</w:t>
+      </w:r>
+    </w:p>
+    <w:p>
+      <w:pPr>
+        <w:spacing w:after="0" w:line="240" w:lineRule="auto"/>
+      </w:pPr>
+      <w:r>
+        <w:rPr>
+          <w:rFonts w:ascii="Courier New" w:hAnsi="Courier New" w:cs="Courier New"/>
+          <w:sz w:val="20"/>
+          <w:szCs w:val="20"/>
+        </w:rPr>
+        <w:t xml:space="preserve">        public Color StatusColor { get; set; }</w:t>
+      </w:r>
+    </w:p>
+    <w:p>
+      <w:pPr>
+        <w:spacing w:after="0" w:line="240" w:lineRule="auto"/>
+      </w:pPr>
+      <w:r>
+        <w:rPr>
+          <w:rFonts w:ascii="Courier New" w:hAnsi="Courier New" w:cs="Courier New"/>
+          <w:sz w:val="20"/>
+          <w:szCs w:val="20"/>
+        </w:rPr>
+        <w:t xml:space="preserve">        public Color ButtonBackgroundColor { get; set; }</w:t>
+      </w:r>
+    </w:p>
+    <w:p>
+      <w:pPr>
+        <w:spacing w:after="0" w:line="240" w:lineRule="auto"/>
+      </w:pPr>
+      <w:r>
+        <w:rPr>
+          <w:rFonts w:ascii="Courier New" w:hAnsi="Courier New" w:cs="Courier New"/>
+          <w:sz w:val="20"/>
+          <w:szCs w:val="20"/>
+        </w:rPr>
+        <w:t xml:space="preserve">        public Color ButtonTextColor { get; set; }</w:t>
+      </w:r>
+    </w:p>
+    <w:p>
+      <w:pPr>
+        <w:spacing w:after="0" w:line="240" w:lineRule="auto"/>
+      </w:pPr>
+      <w:r>
+        <w:rPr>
+          <w:rFonts w:ascii="Courier New" w:hAnsi="Courier New" w:cs="Courier New"/>
+          <w:sz w:val="20"/>
+          <w:szCs w:val="20"/>
+        </w:rPr>
+        <w:t xml:space="preserve">        public bool IsStatusVisible { get; set; }</w:t>
+      </w:r>
+    </w:p>
+    <w:p>
+      <w:pPr>
+        <w:spacing w:after="0" w:line="240" w:lineRule="auto"/>
+      </w:pPr>
+      <w:r>
+        <w:rPr>
+          <w:rFonts w:ascii="Courier New" w:hAnsi="Courier New" w:cs="Courier New"/>
+          <w:sz w:val="20"/>
+          <w:szCs w:val="20"/>
+        </w:rPr>
+        <w:t xml:space="preserve">        public bool CanShowActions { get; set; } = true; // По умолчанию показываем кнопки</w:t>
+      </w:r>
+    </w:p>
+    <w:p>
+      <w:pPr>
+        <w:spacing w:after="0" w:line="240" w:lineRule="auto"/>
+      </w:pPr>
+      <w:r>
+        <w:rPr>
+          <w:rFonts w:ascii="Courier New" w:hAnsi="Courier New" w:cs="Courier New"/>
+          <w:sz w:val="20"/>
+          <w:szCs w:val="20"/>
+        </w:rPr>
+        <w:t xml:space="preserve"/>
+      </w:r>
+    </w:p>
+    <w:p>
+      <w:pPr>
+        <w:spacing w:after="0" w:line="240" w:lineRule="auto"/>
+      </w:pPr>
+      <w:r>
+        <w:rPr>
+          <w:rFonts w:ascii="Courier New" w:hAnsi="Courier New" w:cs="Courier New"/>
+          <w:sz w:val="20"/>
+          <w:szCs w:val="20"/>
+        </w:rPr>
+        <w:t xml:space="preserve">        public Dish() { }</w:t>
+      </w:r>
+    </w:p>
+    <w:p>
+      <w:pPr>
+        <w:spacing w:after="0" w:line="240" w:lineRule="auto"/>
+      </w:pPr>
+      <w:r>
+        <w:rPr>
+          <w:rFonts w:ascii="Courier New" w:hAnsi="Courier New" w:cs="Courier New"/>
+          <w:sz w:val="20"/>
+          <w:szCs w:val="20"/>
+        </w:rPr>
+        <w:t xml:space="preserve">        public Dish(string name, string familyId, string subcategoryId) </w:t>
+      </w:r>
+    </w:p>
+    <w:p>
+      <w:pPr>
+        <w:spacing w:after="0" w:line="240" w:lineRule="auto"/>
+      </w:pPr>
+      <w:r>
+        <w:rPr>
+          <w:rFonts w:ascii="Courier New" w:hAnsi="Courier New" w:cs="Courier New"/>
+          <w:sz w:val="20"/>
+          <w:szCs w:val="20"/>
+        </w:rPr>
+        <w:t xml:space="preserve">        {</w:t>
+      </w:r>
+    </w:p>
+    <w:p>
+      <w:pPr>
+        <w:spacing w:after="0" w:line="240" w:lineRule="auto"/>
+      </w:pPr>
+      <w:r>
+        <w:rPr>
+          <w:rFonts w:ascii="Courier New" w:hAnsi="Courier New" w:cs="Courier New"/>
+          <w:sz w:val="20"/>
+          <w:szCs w:val="20"/>
+        </w:rPr>
+        <w:t xml:space="preserve">            Name = name;</w:t>
+      </w:r>
+    </w:p>
+    <w:p>
+      <w:pPr>
+        <w:spacing w:after="0" w:line="240" w:lineRule="auto"/>
+      </w:pPr>
+      <w:r>
+        <w:rPr>
+          <w:rFonts w:ascii="Courier New" w:hAnsi="Courier New" w:cs="Courier New"/>
+          <w:sz w:val="20"/>
+          <w:szCs w:val="20"/>
+        </w:rPr>
+        <w:t xml:space="preserve">            FamilyId = familyId;</w:t>
+      </w:r>
+    </w:p>
+    <w:p>
+      <w:pPr>
+        <w:spacing w:after="0" w:line="240" w:lineRule="auto"/>
+      </w:pPr>
+      <w:r>
+        <w:rPr>
+          <w:rFonts w:ascii="Courier New" w:hAnsi="Courier New" w:cs="Courier New"/>
+          <w:sz w:val="20"/>
+          <w:szCs w:val="20"/>
+        </w:rPr>
+        <w:t xml:space="preserve">            SubCategoryId = subcategoryId;</w:t>
+      </w:r>
+    </w:p>
+    <w:p>
+      <w:pPr>
+        <w:spacing w:after="0" w:line="240" w:lineRule="auto"/>
+      </w:pPr>
+      <w:r>
+        <w:rPr>
+          <w:rFonts w:ascii="Courier New" w:hAnsi="Courier New" w:cs="Courier New"/>
+          <w:sz w:val="20"/>
+          <w:szCs w:val="20"/>
+        </w:rPr>
+        <w:t xml:space="preserve">        }</w:t>
+      </w:r>
+    </w:p>
+    <w:p>
+      <w:pPr>
+        <w:spacing w:after="0" w:line="240" w:lineRule="auto"/>
+      </w:pPr>
+      <w:r>
+        <w:rPr>
+          <w:rFonts w:ascii="Courier New" w:hAnsi="Courier New" w:cs="Courier New"/>
+          <w:sz w:val="20"/>
+          <w:szCs w:val="20"/>
+        </w:rPr>
+        <w:t xml:space="preserve"/>
+      </w:r>
+    </w:p>
+    <w:p>
+      <w:pPr>
+        <w:spacing w:after="0" w:line="240" w:lineRule="auto"/>
+      </w:pPr>
+      <w:r>
+        <w:rPr>
+          <w:rFonts w:ascii="Courier New" w:hAnsi="Courier New" w:cs="Courier New"/>
+          <w:sz w:val="20"/>
+          <w:szCs w:val="20"/>
+        </w:rPr>
+        <w:t xml:space="preserve">    }</w:t>
+      </w:r>
+    </w:p>
+    <w:p>
+      <w:pPr>
+        <w:spacing w:after="0" w:line="240" w:lineRule="auto"/>
+      </w:pPr>
+      <w:r>
+        <w:rPr>
+          <w:rFonts w:ascii="Courier New" w:hAnsi="Courier New" w:cs="Courier New"/>
+          <w:sz w:val="20"/>
+          <w:szCs w:val="20"/>
+        </w:rPr>
+        <w:t xml:space="preserve">}</w:t>
+      </w:r>
+    </w:p>
+    <w:p>
+      <w:pPr>
+        <w:spacing w:after="0" w:line="240" w:lineRule="auto"/>
+      </w:pPr>
+      <w:r>
+        <w:rPr>
+          <w:rFonts w:ascii="Courier New" w:hAnsi="Courier New" w:cs="Courier New"/>
+          <w:sz w:val="20"/>
+          <w:szCs w:val="20"/>
+        </w:rPr>
+        <w:t xml:space="preserve"/>
+      </w:r>
+    </w:p>
+    <w:p/>
+    <w:p>
+      <w:r>
+        <w:rPr>
+          <w:b/>
+          <w:sz w:val="24"/>
+          <w:szCs w:val="24"/>
+        </w:rPr>
+        <w:t xml:space="preserve">Класс Plate.cs</w:t>
+      </w:r>
+    </w:p>
+    <w:p/>
+    <w:p>
+      <w:pPr>
+        <w:spacing w:after="0" w:line="240" w:lineRule="auto"/>
+      </w:pPr>
+      <w:r>
+        <w:rPr>
+          <w:rFonts w:ascii="Courier New" w:hAnsi="Courier New" w:cs="Courier New"/>
+          <w:sz w:val="20"/>
+          <w:szCs w:val="20"/>
+        </w:rPr>
+        <w:t xml:space="preserve">using CommunityToolkit.Mvvm.ComponentModel;</w:t>
+      </w:r>
+    </w:p>
+    <w:p>
+      <w:pPr>
+        <w:spacing w:after="0" w:line="240" w:lineRule="auto"/>
+      </w:pPr>
+      <w:r>
+        <w:rPr>
+          <w:rFonts w:ascii="Courier New" w:hAnsi="Courier New" w:cs="Courier New"/>
+          <w:sz w:val="20"/>
+          <w:szCs w:val="20"/>
+        </w:rPr>
+        <w:t xml:space="preserve">using Google.Cloud.Firestore;</w:t>
+      </w:r>
+    </w:p>
+    <w:p>
+      <w:pPr>
+        <w:spacing w:after="0" w:line="240" w:lineRule="auto"/>
+      </w:pPr>
+      <w:r>
+        <w:rPr>
+          <w:rFonts w:ascii="Courier New" w:hAnsi="Courier New" w:cs="Courier New"/>
+          <w:sz w:val="20"/>
+          <w:szCs w:val="20"/>
+        </w:rPr>
+        <w:t xml:space="preserve"/>
+      </w:r>
+    </w:p>
+    <w:p>
+      <w:pPr>
+        <w:spacing w:after="0" w:line="240" w:lineRule="auto"/>
+      </w:pPr>
+      <w:r>
+        <w:rPr>
+          <w:rFonts w:ascii="Courier New" w:hAnsi="Courier New" w:cs="Courier New"/>
+          <w:sz w:val="20"/>
+          <w:szCs w:val="20"/>
+        </w:rPr>
+        <w:t xml:space="preserve">namespace EatTogether.MAUI.Models</w:t>
+      </w:r>
+    </w:p>
+    <w:p>
+      <w:pPr>
+        <w:spacing w:after="0" w:line="240" w:lineRule="auto"/>
+      </w:pPr>
+      <w:r>
+        <w:rPr>
+          <w:rFonts w:ascii="Courier New" w:hAnsi="Courier New" w:cs="Courier New"/>
+          <w:sz w:val="20"/>
+          <w:szCs w:val="20"/>
+        </w:rPr>
+        <w:t xml:space="preserve">{</w:t>
+      </w:r>
+    </w:p>
+    <w:p>
+      <w:pPr>
+        <w:spacing w:after="0" w:line="240" w:lineRule="auto"/>
+      </w:pPr>
+      <w:r>
+        <w:rPr>
+          <w:rFonts w:ascii="Courier New" w:hAnsi="Courier New" w:cs="Courier New"/>
+          <w:sz w:val="20"/>
+          <w:szCs w:val="20"/>
+        </w:rPr>
+        <w:t xml:space="preserve">    [FirestoreData]</w:t>
+      </w:r>
+    </w:p>
+    <w:p>
+      <w:pPr>
+        <w:spacing w:after="0" w:line="240" w:lineRule="auto"/>
+      </w:pPr>
+      <w:r>
+        <w:rPr>
+          <w:rFonts w:ascii="Courier New" w:hAnsi="Courier New" w:cs="Courier New"/>
+          <w:sz w:val="20"/>
+          <w:szCs w:val="20"/>
+        </w:rPr>
+        <w:t xml:space="preserve">    public partial class Plate : ObservableObject</w:t>
+      </w:r>
+    </w:p>
+    <w:p>
+      <w:pPr>
+        <w:spacing w:after="0" w:line="240" w:lineRule="auto"/>
+      </w:pPr>
+      <w:r>
+        <w:rPr>
+          <w:rFonts w:ascii="Courier New" w:hAnsi="Courier New" w:cs="Courier New"/>
+          <w:sz w:val="20"/>
+          <w:szCs w:val="20"/>
+        </w:rPr>
+        <w:t xml:space="preserve">    {</w:t>
+      </w:r>
+    </w:p>
+    <w:p>
+      <w:pPr>
+        <w:spacing w:after="0" w:line="240" w:lineRule="auto"/>
+      </w:pPr>
+      <w:r>
+        <w:rPr>
+          <w:rFonts w:ascii="Courier New" w:hAnsi="Courier New" w:cs="Courier New"/>
+          <w:sz w:val="20"/>
+          <w:szCs w:val="20"/>
+        </w:rPr>
+        <w:t xml:space="preserve">        [FirestoreProperty]</w:t>
+      </w:r>
+    </w:p>
+    <w:p>
+      <w:pPr>
+        <w:spacing w:after="0" w:line="240" w:lineRule="auto"/>
+      </w:pPr>
+      <w:r>
+        <w:rPr>
+          <w:rFonts w:ascii="Courier New" w:hAnsi="Courier New" w:cs="Courier New"/>
+          <w:sz w:val="20"/>
+          <w:szCs w:val="20"/>
+        </w:rPr>
+        <w:t xml:space="preserve">        public string Id { get; set; }</w:t>
+      </w:r>
+    </w:p>
+    <w:p>
+      <w:pPr>
+        <w:spacing w:after="0" w:line="240" w:lineRule="auto"/>
+      </w:pPr>
+      <w:r>
+        <w:rPr>
+          <w:rFonts w:ascii="Courier New" w:hAnsi="Courier New" w:cs="Courier New"/>
+          <w:sz w:val="20"/>
+          <w:szCs w:val="20"/>
+        </w:rPr>
+        <w:t xml:space="preserve"/>
+      </w:r>
+    </w:p>
+    <w:p>
+      <w:pPr>
+        <w:spacing w:after="0" w:line="240" w:lineRule="auto"/>
+      </w:pPr>
+      <w:r>
+        <w:rPr>
+          <w:rFonts w:ascii="Courier New" w:hAnsi="Courier New" w:cs="Courier New"/>
+          <w:sz w:val="20"/>
+          <w:szCs w:val="20"/>
+        </w:rPr>
+        <w:t xml:space="preserve">        [FirestoreProperty]</w:t>
+      </w:r>
+    </w:p>
+    <w:p>
+      <w:pPr>
+        <w:spacing w:after="0" w:line="240" w:lineRule="auto"/>
+      </w:pPr>
+      <w:r>
+        <w:rPr>
+          <w:rFonts w:ascii="Courier New" w:hAnsi="Courier New" w:cs="Courier New"/>
+          <w:sz w:val="20"/>
+          <w:szCs w:val="20"/>
+        </w:rPr>
+        <w:t xml:space="preserve">        public string UserId { get; set; }</w:t>
+      </w:r>
+    </w:p>
+    <w:p>
+      <w:pPr>
+        <w:spacing w:after="0" w:line="240" w:lineRule="auto"/>
+      </w:pPr>
+      <w:r>
+        <w:rPr>
+          <w:rFonts w:ascii="Courier New" w:hAnsi="Courier New" w:cs="Courier New"/>
+          <w:sz w:val="20"/>
+          <w:szCs w:val="20"/>
+        </w:rPr>
+        <w:t xml:space="preserve"/>
+      </w:r>
+    </w:p>
+    <w:p>
+      <w:pPr>
+        <w:spacing w:after="0" w:line="240" w:lineRule="auto"/>
+      </w:pPr>
+      <w:r>
+        <w:rPr>
+          <w:rFonts w:ascii="Courier New" w:hAnsi="Courier New" w:cs="Courier New"/>
+          <w:sz w:val="20"/>
+          <w:szCs w:val="20"/>
+        </w:rPr>
+        <w:t xml:space="preserve">        [FirestoreProperty]</w:t>
+      </w:r>
+    </w:p>
+    <w:p>
+      <w:pPr>
+        <w:spacing w:after="0" w:line="240" w:lineRule="auto"/>
+      </w:pPr>
+      <w:r>
+        <w:rPr>
+          <w:rFonts w:ascii="Courier New" w:hAnsi="Courier New" w:cs="Courier New"/>
+          <w:sz w:val="20"/>
+          <w:szCs w:val="20"/>
+        </w:rPr>
+        <w:t xml:space="preserve">        public string FamilyId { get; set; }</w:t>
+      </w:r>
+    </w:p>
+    <w:p>
+      <w:pPr>
+        <w:spacing w:after="0" w:line="240" w:lineRule="auto"/>
+      </w:pPr>
+      <w:r>
+        <w:rPr>
+          <w:rFonts w:ascii="Courier New" w:hAnsi="Courier New" w:cs="Courier New"/>
+          <w:sz w:val="20"/>
+          <w:szCs w:val="20"/>
+        </w:rPr>
+        <w:t xml:space="preserve"/>
+      </w:r>
+    </w:p>
+    <w:p>
+      <w:pPr>
+        <w:spacing w:after="0" w:line="240" w:lineRule="auto"/>
+      </w:pPr>
+      <w:r>
+        <w:rPr>
+          <w:rFonts w:ascii="Courier New" w:hAnsi="Courier New" w:cs="Courier New"/>
+          <w:sz w:val="20"/>
+          <w:szCs w:val="20"/>
+        </w:rPr>
+        <w:t xml:space="preserve">        [FirestoreProperty]</w:t>
+      </w:r>
+    </w:p>
+    <w:p>
+      <w:pPr>
+        <w:spacing w:after="0" w:line="240" w:lineRule="auto"/>
+      </w:pPr>
+      <w:r>
+        <w:rPr>
+          <w:rFonts w:ascii="Courier New" w:hAnsi="Courier New" w:cs="Courier New"/>
+          <w:sz w:val="20"/>
+          <w:szCs w:val="20"/>
+        </w:rPr>
+        <w:t xml:space="preserve">        public RequestStatus Status { get; set; } = RequestStatus.Pending;</w:t>
+      </w:r>
+    </w:p>
+    <w:p>
+      <w:pPr>
+        <w:spacing w:after="0" w:line="240" w:lineRule="auto"/>
+      </w:pPr>
+      <w:r>
+        <w:rPr>
+          <w:rFonts w:ascii="Courier New" w:hAnsi="Courier New" w:cs="Courier New"/>
+          <w:sz w:val="20"/>
+          <w:szCs w:val="20"/>
+        </w:rPr>
+        <w:t xml:space="preserve"/>
+      </w:r>
+    </w:p>
+    <w:p>
+      <w:pPr>
+        <w:spacing w:after="0" w:line="240" w:lineRule="auto"/>
+      </w:pPr>
+      <w:r>
+        <w:rPr>
+          <w:rFonts w:ascii="Courier New" w:hAnsi="Courier New" w:cs="Courier New"/>
+          <w:sz w:val="20"/>
+          <w:szCs w:val="20"/>
+        </w:rPr>
+        <w:t xml:space="preserve">        [FirestoreProperty]</w:t>
+      </w:r>
+    </w:p>
+    <w:p>
+      <w:pPr>
+        <w:spacing w:after="0" w:line="240" w:lineRule="auto"/>
+      </w:pPr>
+      <w:r>
+        <w:rPr>
+          <w:rFonts w:ascii="Courier New" w:hAnsi="Courier New" w:cs="Courier New"/>
+          <w:sz w:val="20"/>
+          <w:szCs w:val="20"/>
+        </w:rPr>
+        <w:t xml:space="preserve">        public DateTime CreatedAt { get; set; } = DateTime.UtcNow; // Изменяем на DateTime</w:t>
+      </w:r>
+    </w:p>
+    <w:p>
+      <w:pPr>
+        <w:spacing w:after="0" w:line="240" w:lineRule="auto"/>
+      </w:pPr>
+      <w:r>
+        <w:rPr>
+          <w:rFonts w:ascii="Courier New" w:hAnsi="Courier New" w:cs="Courier New"/>
+          <w:sz w:val="20"/>
+          <w:szCs w:val="20"/>
+        </w:rPr>
+        <w:t xml:space="preserve"/>
+      </w:r>
+    </w:p>
+    <w:p>
+      <w:pPr>
+        <w:spacing w:after="0" w:line="240" w:lineRule="auto"/>
+      </w:pPr>
+      <w:r>
+        <w:rPr>
+          <w:rFonts w:ascii="Courier New" w:hAnsi="Courier New" w:cs="Courier New"/>
+          <w:sz w:val="20"/>
+          <w:szCs w:val="20"/>
+        </w:rPr>
+        <w:t xml:space="preserve">        public List&lt;string&gt; DishesId { get; set; }</w:t>
+      </w:r>
+    </w:p>
+    <w:p>
+      <w:pPr>
+        <w:spacing w:after="0" w:line="240" w:lineRule="auto"/>
+      </w:pPr>
+      <w:r>
+        <w:rPr>
+          <w:rFonts w:ascii="Courier New" w:hAnsi="Courier New" w:cs="Courier New"/>
+          <w:sz w:val="20"/>
+          <w:szCs w:val="20"/>
+        </w:rPr>
+        <w:t xml:space="preserve"/>
+      </w:r>
+    </w:p>
+    <w:p>
+      <w:pPr>
+        <w:spacing w:after="0" w:line="240" w:lineRule="auto"/>
+      </w:pPr>
+      <w:r>
+        <w:rPr>
+          <w:rFonts w:ascii="Courier New" w:hAnsi="Courier New" w:cs="Courier New"/>
+          <w:sz w:val="20"/>
+          <w:szCs w:val="20"/>
+        </w:rPr>
+        <w:t xml:space="preserve">        // ДОБАВЛЯЕМ ЭТИ СВОЙСТВА ДЛЯ UI</w:t>
+      </w:r>
+    </w:p>
+    <w:p>
+      <w:pPr>
+        <w:spacing w:after="0" w:line="240" w:lineRule="auto"/>
+      </w:pPr>
+      <w:r>
+        <w:rPr>
+          <w:rFonts w:ascii="Courier New" w:hAnsi="Courier New" w:cs="Courier New"/>
+          <w:sz w:val="20"/>
+          <w:szCs w:val="20"/>
+        </w:rPr>
+        <w:t xml:space="preserve">        [ObservableProperty]</w:t>
+      </w:r>
+    </w:p>
+    <w:p>
+      <w:pPr>
+        <w:spacing w:after="0" w:line="240" w:lineRule="auto"/>
+      </w:pPr>
+      <w:r>
+        <w:rPr>
+          <w:rFonts w:ascii="Courier New" w:hAnsi="Courier New" w:cs="Courier New"/>
+          <w:sz w:val="20"/>
+          <w:szCs w:val="20"/>
+        </w:rPr>
+        <w:t xml:space="preserve">        private string _userName;</w:t>
+      </w:r>
+    </w:p>
+    <w:p>
+      <w:pPr>
+        <w:spacing w:after="0" w:line="240" w:lineRule="auto"/>
+      </w:pPr>
+      <w:r>
+        <w:rPr>
+          <w:rFonts w:ascii="Courier New" w:hAnsi="Courier New" w:cs="Courier New"/>
+          <w:sz w:val="20"/>
+          <w:szCs w:val="20"/>
+        </w:rPr>
+        <w:t xml:space="preserve"/>
+      </w:r>
+    </w:p>
+    <w:p>
+      <w:pPr>
+        <w:spacing w:after="0" w:line="240" w:lineRule="auto"/>
+      </w:pPr>
+      <w:r>
+        <w:rPr>
+          <w:rFonts w:ascii="Courier New" w:hAnsi="Courier New" w:cs="Courier New"/>
+          <w:sz w:val="20"/>
+          <w:szCs w:val="20"/>
+        </w:rPr>
+        <w:t xml:space="preserve">        [ObservableProperty]</w:t>
+      </w:r>
+    </w:p>
+    <w:p>
+      <w:pPr>
+        <w:spacing w:after="0" w:line="240" w:lineRule="auto"/>
+      </w:pPr>
+      <w:r>
+        <w:rPr>
+          <w:rFonts w:ascii="Courier New" w:hAnsi="Courier New" w:cs="Courier New"/>
+          <w:sz w:val="20"/>
+          <w:szCs w:val="20"/>
+        </w:rPr>
+        <w:t xml:space="preserve">        private string _userInitial;</w:t>
+      </w:r>
+    </w:p>
+    <w:p>
+      <w:pPr>
+        <w:spacing w:after="0" w:line="240" w:lineRule="auto"/>
+      </w:pPr>
+      <w:r>
+        <w:rPr>
+          <w:rFonts w:ascii="Courier New" w:hAnsi="Courier New" w:cs="Courier New"/>
+          <w:sz w:val="20"/>
+          <w:szCs w:val="20"/>
+        </w:rPr>
+        <w:t xml:space="preserve"/>
+      </w:r>
+    </w:p>
+    <w:p>
+      <w:pPr>
+        <w:spacing w:after="0" w:line="240" w:lineRule="auto"/>
+      </w:pPr>
+      <w:r>
+        <w:rPr>
+          <w:rFonts w:ascii="Courier New" w:hAnsi="Courier New" w:cs="Courier New"/>
+          <w:sz w:val="20"/>
+          <w:szCs w:val="20"/>
+        </w:rPr>
+        <w:t xml:space="preserve">        [ObservableProperty]</w:t>
+      </w:r>
+    </w:p>
+    <w:p>
+      <w:pPr>
+        <w:spacing w:after="0" w:line="240" w:lineRule="auto"/>
+      </w:pPr>
+      <w:r>
+        <w:rPr>
+          <w:rFonts w:ascii="Courier New" w:hAnsi="Courier New" w:cs="Courier New"/>
+          <w:sz w:val="20"/>
+          <w:szCs w:val="20"/>
+        </w:rPr>
+        <w:t xml:space="preserve">        private Color _statusColor;</w:t>
+      </w:r>
+    </w:p>
+    <w:p>
+      <w:pPr>
+        <w:spacing w:after="0" w:line="240" w:lineRule="auto"/>
+      </w:pPr>
+      <w:r>
+        <w:rPr>
+          <w:rFonts w:ascii="Courier New" w:hAnsi="Courier New" w:cs="Courier New"/>
+          <w:sz w:val="20"/>
+          <w:szCs w:val="20"/>
+        </w:rPr>
+        <w:t xml:space="preserve"/>
+      </w:r>
+    </w:p>
+    <w:p>
+      <w:pPr>
+        <w:spacing w:after="0" w:line="240" w:lineRule="auto"/>
+      </w:pPr>
+      <w:r>
+        <w:rPr>
+          <w:rFonts w:ascii="Courier New" w:hAnsi="Courier New" w:cs="Courier New"/>
+          <w:sz w:val="20"/>
+          <w:szCs w:val="20"/>
+        </w:rPr>
+        <w:t xml:space="preserve">        [ObservableProperty]</w:t>
+      </w:r>
+    </w:p>
+    <w:p>
+      <w:pPr>
+        <w:spacing w:after="0" w:line="240" w:lineRule="auto"/>
+      </w:pPr>
+      <w:r>
+        <w:rPr>
+          <w:rFonts w:ascii="Courier New" w:hAnsi="Courier New" w:cs="Courier New"/>
+          <w:sz w:val="20"/>
+          <w:szCs w:val="20"/>
+        </w:rPr>
+        <w:t xml:space="preserve">        private string _statusText;</w:t>
+      </w:r>
+    </w:p>
+    <w:p>
+      <w:pPr>
+        <w:spacing w:after="0" w:line="240" w:lineRule="auto"/>
+      </w:pPr>
+      <w:r>
+        <w:rPr>
+          <w:rFonts w:ascii="Courier New" w:hAnsi="Courier New" w:cs="Courier New"/>
+          <w:sz w:val="20"/>
+          <w:szCs w:val="20"/>
+        </w:rPr>
+        <w:t xml:space="preserve"/>
+      </w:r>
+    </w:p>
+    <w:p>
+      <w:pPr>
+        <w:spacing w:after="0" w:line="240" w:lineRule="auto"/>
+      </w:pPr>
+      <w:r>
+        <w:rPr>
+          <w:rFonts w:ascii="Courier New" w:hAnsi="Courier New" w:cs="Courier New"/>
+          <w:sz w:val="20"/>
+          <w:szCs w:val="20"/>
+        </w:rPr>
+        <w:t xml:space="preserve">        [ObservableProperty]</w:t>
+      </w:r>
+    </w:p>
+    <w:p>
+      <w:pPr>
+        <w:spacing w:after="0" w:line="240" w:lineRule="auto"/>
+      </w:pPr>
+      <w:r>
+        <w:rPr>
+          <w:rFonts w:ascii="Courier New" w:hAnsi="Courier New" w:cs="Courier New"/>
+          <w:sz w:val="20"/>
+          <w:szCs w:val="20"/>
+        </w:rPr>
+        <w:t xml:space="preserve">        private bool _isExpanded;</w:t>
+      </w:r>
+    </w:p>
+    <w:p>
+      <w:pPr>
+        <w:spacing w:after="0" w:line="240" w:lineRule="auto"/>
+      </w:pPr>
+      <w:r>
+        <w:rPr>
+          <w:rFonts w:ascii="Courier New" w:hAnsi="Courier New" w:cs="Courier New"/>
+          <w:sz w:val="20"/>
+          <w:szCs w:val="20"/>
+        </w:rPr>
+        <w:t xml:space="preserve"/>
+      </w:r>
+    </w:p>
+    <w:p>
+      <w:pPr>
+        <w:spacing w:after="0" w:line="240" w:lineRule="auto"/>
+      </w:pPr>
+      <w:r>
+        <w:rPr>
+          <w:rFonts w:ascii="Courier New" w:hAnsi="Courier New" w:cs="Courier New"/>
+          <w:sz w:val="20"/>
+          <w:szCs w:val="20"/>
+        </w:rPr>
+        <w:t xml:space="preserve">        [ObservableProperty]</w:t>
+      </w:r>
+    </w:p>
+    <w:p>
+      <w:pPr>
+        <w:spacing w:after="0" w:line="240" w:lineRule="auto"/>
+      </w:pPr>
+      <w:r>
+        <w:rPr>
+          <w:rFonts w:ascii="Courier New" w:hAnsi="Courier New" w:cs="Courier New"/>
+          <w:sz w:val="20"/>
+          <w:szCs w:val="20"/>
+        </w:rPr>
+        <w:t xml:space="preserve">        private List&lt;Dish&gt; _dishes = new();</w:t>
+      </w:r>
+    </w:p>
+    <w:p>
+      <w:pPr>
+        <w:spacing w:after="0" w:line="240" w:lineRule="auto"/>
+      </w:pPr>
+      <w:r>
+        <w:rPr>
+          <w:rFonts w:ascii="Courier New" w:hAnsi="Courier New" w:cs="Courier New"/>
+          <w:sz w:val="20"/>
+          <w:szCs w:val="20"/>
+        </w:rPr>
+        <w:t xml:space="preserve"/>
+      </w:r>
+    </w:p>
+    <w:p>
+      <w:pPr>
+        <w:spacing w:after="0" w:line="240" w:lineRule="auto"/>
+      </w:pPr>
+      <w:r>
+        <w:rPr>
+          <w:rFonts w:ascii="Courier New" w:hAnsi="Courier New" w:cs="Courier New"/>
+          <w:sz w:val="20"/>
+          <w:szCs w:val="20"/>
+        </w:rPr>
+        <w:t xml:space="preserve">        [ObservableProperty]</w:t>
+      </w:r>
+    </w:p>
+    <w:p>
+      <w:pPr>
+        <w:spacing w:after="0" w:line="240" w:lineRule="auto"/>
+      </w:pPr>
+      <w:r>
+        <w:rPr>
+          <w:rFonts w:ascii="Courier New" w:hAnsi="Courier New" w:cs="Courier New"/>
+          <w:sz w:val="20"/>
+          <w:szCs w:val="20"/>
+        </w:rPr>
+        <w:t xml:space="preserve">        private int _processedCount;</w:t>
+      </w:r>
+    </w:p>
+    <w:p>
+      <w:pPr>
+        <w:spacing w:after="0" w:line="240" w:lineRule="auto"/>
+      </w:pPr>
+      <w:r>
+        <w:rPr>
+          <w:rFonts w:ascii="Courier New" w:hAnsi="Courier New" w:cs="Courier New"/>
+          <w:sz w:val="20"/>
+          <w:szCs w:val="20"/>
+        </w:rPr>
+        <w:t xml:space="preserve"/>
+      </w:r>
+    </w:p>
+    <w:p>
+      <w:pPr>
+        <w:spacing w:after="0" w:line="240" w:lineRule="auto"/>
+      </w:pPr>
+      <w:r>
+        <w:rPr>
+          <w:rFonts w:ascii="Courier New" w:hAnsi="Courier New" w:cs="Courier New"/>
+          <w:sz w:val="20"/>
+          <w:szCs w:val="20"/>
+        </w:rPr>
+        <w:t xml:space="preserve">        [ObservableProperty]</w:t>
+      </w:r>
+    </w:p>
+    <w:p>
+      <w:pPr>
+        <w:spacing w:after="0" w:line="240" w:lineRule="auto"/>
+      </w:pPr>
+      <w:r>
+        <w:rPr>
+          <w:rFonts w:ascii="Courier New" w:hAnsi="Courier New" w:cs="Courier New"/>
+          <w:sz w:val="20"/>
+          <w:szCs w:val="20"/>
+        </w:rPr>
+        <w:t xml:space="preserve">        private int _totalCount;</w:t>
+      </w:r>
+    </w:p>
+    <w:p>
+      <w:pPr>
+        <w:spacing w:after="0" w:line="240" w:lineRule="auto"/>
+      </w:pPr>
+      <w:r>
+        <w:rPr>
+          <w:rFonts w:ascii="Courier New" w:hAnsi="Courier New" w:cs="Courier New"/>
+          <w:sz w:val="20"/>
+          <w:szCs w:val="20"/>
+        </w:rPr>
+        <w:t xml:space="preserve"/>
+      </w:r>
+    </w:p>
+    <w:p>
+      <w:pPr>
+        <w:spacing w:after="0" w:line="240" w:lineRule="auto"/>
+      </w:pPr>
+      <w:r>
+        <w:rPr>
+          <w:rFonts w:ascii="Courier New" w:hAnsi="Courier New" w:cs="Courier New"/>
+          <w:sz w:val="20"/>
+          <w:szCs w:val="20"/>
+        </w:rPr>
+        <w:t xml:space="preserve">        [ObservableProperty]</w:t>
+      </w:r>
+    </w:p>
+    <w:p>
+      <w:pPr>
+        <w:spacing w:after="0" w:line="240" w:lineRule="auto"/>
+      </w:pPr>
+      <w:r>
+        <w:rPr>
+          <w:rFonts w:ascii="Courier New" w:hAnsi="Courier New" w:cs="Courier New"/>
+          <w:sz w:val="20"/>
+          <w:szCs w:val="20"/>
+        </w:rPr>
+        <w:t xml:space="preserve">        private string _createdDateText; // Текст для отображения даты</w:t>
+      </w:r>
+    </w:p>
+    <w:p>
+      <w:pPr>
+        <w:spacing w:after="0" w:line="240" w:lineRule="auto"/>
+      </w:pPr>
+      <w:r>
+        <w:rPr>
+          <w:rFonts w:ascii="Courier New" w:hAnsi="Courier New" w:cs="Courier New"/>
+          <w:sz w:val="20"/>
+          <w:szCs w:val="20"/>
+        </w:rPr>
+        <w:t xml:space="preserve"/>
+      </w:r>
+    </w:p>
+    <w:p>
+      <w:pPr>
+        <w:spacing w:after="0" w:line="240" w:lineRule="auto"/>
+      </w:pPr>
+      <w:r>
+        <w:rPr>
+          <w:rFonts w:ascii="Courier New" w:hAnsi="Courier New" w:cs="Courier New"/>
+          <w:sz w:val="20"/>
+          <w:szCs w:val="20"/>
+        </w:rPr>
+        <w:t xml:space="preserve">        public bool IsProcessed { get; set; }</w:t>
+      </w:r>
+    </w:p>
+    <w:p>
+      <w:pPr>
+        <w:spacing w:after="0" w:line="240" w:lineRule="auto"/>
+      </w:pPr>
+      <w:r>
+        <w:rPr>
+          <w:rFonts w:ascii="Courier New" w:hAnsi="Courier New" w:cs="Courier New"/>
+          <w:sz w:val="20"/>
+          <w:szCs w:val="20"/>
+        </w:rPr>
+        <w:t xml:space="preserve">        public bool CanShowActions { get; set; } = true;</w:t>
+      </w:r>
+    </w:p>
+    <w:p>
+      <w:pPr>
+        <w:spacing w:after="0" w:line="240" w:lineRule="auto"/>
+      </w:pPr>
+      <w:r>
+        <w:rPr>
+          <w:rFonts w:ascii="Courier New" w:hAnsi="Courier New" w:cs="Courier New"/>
+          <w:sz w:val="20"/>
+          <w:szCs w:val="20"/>
+        </w:rPr>
+        <w:t xml:space="preserve">        public bool HasAnyAcceptedDish { get; set; }</w:t>
+      </w:r>
+    </w:p>
+    <w:p>
+      <w:pPr>
+        <w:spacing w:after="0" w:line="240" w:lineRule="auto"/>
+      </w:pPr>
+      <w:r>
+        <w:rPr>
+          <w:rFonts w:ascii="Courier New" w:hAnsi="Courier New" w:cs="Courier New"/>
+          <w:sz w:val="20"/>
+          <w:szCs w:val="20"/>
+        </w:rPr>
+        <w:t xml:space="preserve"/>
+      </w:r>
+    </w:p>
+    <w:p>
+      <w:pPr>
+        <w:spacing w:after="0" w:line="240" w:lineRule="auto"/>
+      </w:pPr>
+      <w:r>
+        <w:rPr>
+          <w:rFonts w:ascii="Courier New" w:hAnsi="Courier New" w:cs="Courier New"/>
+          <w:sz w:val="20"/>
+          <w:szCs w:val="20"/>
+        </w:rPr>
+        <w:t xml:space="preserve">        public Plate()</w:t>
+      </w:r>
+    </w:p>
+    <w:p>
+      <w:pPr>
+        <w:spacing w:after="0" w:line="240" w:lineRule="auto"/>
+      </w:pPr>
+      <w:r>
+        <w:rPr>
+          <w:rFonts w:ascii="Courier New" w:hAnsi="Courier New" w:cs="Courier New"/>
+          <w:sz w:val="20"/>
+          <w:szCs w:val="20"/>
+        </w:rPr>
+        <w:t xml:space="preserve">        {</w:t>
+      </w:r>
+    </w:p>
+    <w:p>
+      <w:pPr>
+        <w:spacing w:after="0" w:line="240" w:lineRule="auto"/>
+      </w:pPr>
+      <w:r>
+        <w:rPr>
+          <w:rFonts w:ascii="Courier New" w:hAnsi="Courier New" w:cs="Courier New"/>
+          <w:sz w:val="20"/>
+          <w:szCs w:val="20"/>
+        </w:rPr>
+        <w:t xml:space="preserve">        }</w:t>
+      </w:r>
+    </w:p>
+    <w:p>
+      <w:pPr>
+        <w:spacing w:after="0" w:line="240" w:lineRule="auto"/>
+      </w:pPr>
+      <w:r>
+        <w:rPr>
+          <w:rFonts w:ascii="Courier New" w:hAnsi="Courier New" w:cs="Courier New"/>
+          <w:sz w:val="20"/>
+          <w:szCs w:val="20"/>
+        </w:rPr>
+        <w:t xml:space="preserve"/>
+      </w:r>
+    </w:p>
+    <w:p>
+      <w:pPr>
+        <w:spacing w:after="0" w:line="240" w:lineRule="auto"/>
+      </w:pPr>
+      <w:r>
+        <w:rPr>
+          <w:rFonts w:ascii="Courier New" w:hAnsi="Courier New" w:cs="Courier New"/>
+          <w:sz w:val="20"/>
+          <w:szCs w:val="20"/>
+        </w:rPr>
+        <w:t xml:space="preserve">        public Plate(string userId, List&lt;string&gt; dishesId, string familyId)</w:t>
+      </w:r>
+    </w:p>
+    <w:p>
+      <w:pPr>
+        <w:spacing w:after="0" w:line="240" w:lineRule="auto"/>
+      </w:pPr>
+      <w:r>
+        <w:rPr>
+          <w:rFonts w:ascii="Courier New" w:hAnsi="Courier New" w:cs="Courier New"/>
+          <w:sz w:val="20"/>
+          <w:szCs w:val="20"/>
+        </w:rPr>
+        <w:t xml:space="preserve">        {</w:t>
+      </w:r>
+    </w:p>
+    <w:p>
+      <w:pPr>
+        <w:spacing w:after="0" w:line="240" w:lineRule="auto"/>
+      </w:pPr>
+      <w:r>
+        <w:rPr>
+          <w:rFonts w:ascii="Courier New" w:hAnsi="Courier New" w:cs="Courier New"/>
+          <w:sz w:val="20"/>
+          <w:szCs w:val="20"/>
+        </w:rPr>
+        <w:t xml:space="preserve">            UserId = userId;</w:t>
+      </w:r>
+    </w:p>
+    <w:p>
+      <w:pPr>
+        <w:spacing w:after="0" w:line="240" w:lineRule="auto"/>
+      </w:pPr>
+      <w:r>
+        <w:rPr>
+          <w:rFonts w:ascii="Courier New" w:hAnsi="Courier New" w:cs="Courier New"/>
+          <w:sz w:val="20"/>
+          <w:szCs w:val="20"/>
+        </w:rPr>
+        <w:t xml:space="preserve">            DishesId = dishesId;</w:t>
+      </w:r>
+    </w:p>
+    <w:p>
+      <w:pPr>
+        <w:spacing w:after="0" w:line="240" w:lineRule="auto"/>
+      </w:pPr>
+      <w:r>
+        <w:rPr>
+          <w:rFonts w:ascii="Courier New" w:hAnsi="Courier New" w:cs="Courier New"/>
+          <w:sz w:val="20"/>
+          <w:szCs w:val="20"/>
+        </w:rPr>
+        <w:t xml:space="preserve">            FamilyId = familyId;</w:t>
+      </w:r>
+    </w:p>
+    <w:p>
+      <w:pPr>
+        <w:spacing w:after="0" w:line="240" w:lineRule="auto"/>
+      </w:pPr>
+      <w:r>
+        <w:rPr>
+          <w:rFonts w:ascii="Courier New" w:hAnsi="Courier New" w:cs="Courier New"/>
+          <w:sz w:val="20"/>
+          <w:szCs w:val="20"/>
+        </w:rPr>
+        <w:t xml:space="preserve">            CreatedAt = DateTime.UtcNow; // Устанавливаем текущую дату</w:t>
+      </w:r>
+    </w:p>
+    <w:p>
+      <w:pPr>
+        <w:spacing w:after="0" w:line="240" w:lineRule="auto"/>
+      </w:pPr>
+      <w:r>
+        <w:rPr>
+          <w:rFonts w:ascii="Courier New" w:hAnsi="Courier New" w:cs="Courier New"/>
+          <w:sz w:val="20"/>
+          <w:szCs w:val="20"/>
+        </w:rPr>
+        <w:t xml:space="preserve">        }</w:t>
+      </w:r>
+    </w:p>
+    <w:p>
+      <w:pPr>
+        <w:spacing w:after="0" w:line="240" w:lineRule="auto"/>
+      </w:pPr>
+      <w:r>
+        <w:rPr>
+          <w:rFonts w:ascii="Courier New" w:hAnsi="Courier New" w:cs="Courier New"/>
+          <w:sz w:val="20"/>
+          <w:szCs w:val="20"/>
+        </w:rPr>
+        <w:t xml:space="preserve">    }</w:t>
+      </w:r>
+    </w:p>
+    <w:p>
+      <w:pPr>
+        <w:spacing w:after="0" w:line="240" w:lineRule="auto"/>
+      </w:pPr>
+      <w:r>
+        <w:rPr>
+          <w:rFonts w:ascii="Courier New" w:hAnsi="Courier New" w:cs="Courier New"/>
+          <w:sz w:val="20"/>
+          <w:szCs w:val="20"/>
+        </w:rPr>
+        <w:t xml:space="preserve">}</w:t>
+      </w:r>
+    </w:p>
+    <w:p/>
+    <w:p>
+      <w:r>
+        <w:rPr>
+          <w:b/>
+          <w:sz w:val="24"/>
+          <w:szCs w:val="24"/>
+        </w:rPr>
+        <w:t xml:space="preserve">Класс Family.cs</w:t>
+      </w:r>
+    </w:p>
+    <w:p/>
+    <w:p>
+      <w:pPr>
+        <w:spacing w:after="0" w:line="240" w:lineRule="auto"/>
+      </w:pPr>
+      <w:r>
+        <w:rPr>
+          <w:rFonts w:ascii="Courier New" w:hAnsi="Courier New" w:cs="Courier New"/>
+          <w:sz w:val="20"/>
+          <w:szCs w:val="20"/>
+        </w:rPr>
+        <w:t xml:space="preserve">using Google.Cloud.Firestore;</w:t>
+      </w:r>
+    </w:p>
+    <w:p>
+      <w:pPr>
+        <w:spacing w:after="0" w:line="240" w:lineRule="auto"/>
+      </w:pPr>
+      <w:r>
+        <w:rPr>
+          <w:rFonts w:ascii="Courier New" w:hAnsi="Courier New" w:cs="Courier New"/>
+          <w:sz w:val="20"/>
+          <w:szCs w:val="20"/>
+        </w:rPr>
+        <w:t xml:space="preserve">using System.Data;</w:t>
+      </w:r>
+    </w:p>
+    <w:p>
+      <w:pPr>
+        <w:spacing w:after="0" w:line="240" w:lineRule="auto"/>
+      </w:pPr>
+      <w:r>
+        <w:rPr>
+          <w:rFonts w:ascii="Courier New" w:hAnsi="Courier New" w:cs="Courier New"/>
+          <w:sz w:val="20"/>
+          <w:szCs w:val="20"/>
+        </w:rPr>
+        <w:t xml:space="preserve"/>
+      </w:r>
+    </w:p>
+    <w:p>
+      <w:pPr>
+        <w:spacing w:after="0" w:line="240" w:lineRule="auto"/>
+      </w:pPr>
+      <w:r>
+        <w:rPr>
+          <w:rFonts w:ascii="Courier New" w:hAnsi="Courier New" w:cs="Courier New"/>
+          <w:sz w:val="20"/>
+          <w:szCs w:val="20"/>
+        </w:rPr>
+        <w:t xml:space="preserve">namespace EatTogether.MAUI.Models</w:t>
+      </w:r>
+    </w:p>
+    <w:p>
+      <w:pPr>
+        <w:spacing w:after="0" w:line="240" w:lineRule="auto"/>
+      </w:pPr>
+      <w:r>
+        <w:rPr>
+          <w:rFonts w:ascii="Courier New" w:hAnsi="Courier New" w:cs="Courier New"/>
+          <w:sz w:val="20"/>
+          <w:szCs w:val="20"/>
+        </w:rPr>
+        <w:t xml:space="preserve">{</w:t>
+      </w:r>
+    </w:p>
+    <w:p>
+      <w:pPr>
+        <w:spacing w:after="0" w:line="240" w:lineRule="auto"/>
+      </w:pPr>
+      <w:r>
+        <w:rPr>
+          <w:rFonts w:ascii="Courier New" w:hAnsi="Courier New" w:cs="Courier New"/>
+          <w:sz w:val="20"/>
+          <w:szCs w:val="20"/>
+        </w:rPr>
+        <w:t xml:space="preserve">    [FirestoreData]</w:t>
+      </w:r>
+    </w:p>
+    <w:p>
+      <w:pPr>
+        <w:spacing w:after="0" w:line="240" w:lineRule="auto"/>
+      </w:pPr>
+      <w:r>
+        <w:rPr>
+          <w:rFonts w:ascii="Courier New" w:hAnsi="Courier New" w:cs="Courier New"/>
+          <w:sz w:val="20"/>
+          <w:szCs w:val="20"/>
+        </w:rPr>
+        <w:t xml:space="preserve">    public class Family</w:t>
+      </w:r>
+    </w:p>
+    <w:p>
+      <w:pPr>
+        <w:spacing w:after="0" w:line="240" w:lineRule="auto"/>
+      </w:pPr>
+      <w:r>
+        <w:rPr>
+          <w:rFonts w:ascii="Courier New" w:hAnsi="Courier New" w:cs="Courier New"/>
+          <w:sz w:val="20"/>
+          <w:szCs w:val="20"/>
+        </w:rPr>
+        <w:t xml:space="preserve">    {</w:t>
+      </w:r>
+    </w:p>
+    <w:p>
+      <w:pPr>
+        <w:spacing w:after="0" w:line="240" w:lineRule="auto"/>
+      </w:pPr>
+      <w:r>
+        <w:rPr>
+          <w:rFonts w:ascii="Courier New" w:hAnsi="Courier New" w:cs="Courier New"/>
+          <w:sz w:val="20"/>
+          <w:szCs w:val="20"/>
+        </w:rPr>
+        <w:t xml:space="preserve">        [FirestoreProperty]</w:t>
+      </w:r>
+    </w:p>
+    <w:p>
+      <w:pPr>
+        <w:spacing w:after="0" w:line="240" w:lineRule="auto"/>
+      </w:pPr>
+      <w:r>
+        <w:rPr>
+          <w:rFonts w:ascii="Courier New" w:hAnsi="Courier New" w:cs="Courier New"/>
+          <w:sz w:val="20"/>
+          <w:szCs w:val="20"/>
+        </w:rPr>
+        <w:t xml:space="preserve">        public string Id { get; set; }</w:t>
+      </w:r>
+    </w:p>
+    <w:p>
+      <w:pPr>
+        <w:spacing w:after="0" w:line="240" w:lineRule="auto"/>
+      </w:pPr>
+      <w:r>
+        <w:rPr>
+          <w:rFonts w:ascii="Courier New" w:hAnsi="Courier New" w:cs="Courier New"/>
+          <w:sz w:val="20"/>
+          <w:szCs w:val="20"/>
+        </w:rPr>
+        <w:t xml:space="preserve"/>
+      </w:r>
+    </w:p>
+    <w:p>
+      <w:pPr>
+        <w:spacing w:after="0" w:line="240" w:lineRule="auto"/>
+      </w:pPr>
+      <w:r>
+        <w:rPr>
+          <w:rFonts w:ascii="Courier New" w:hAnsi="Courier New" w:cs="Courier New"/>
+          <w:sz w:val="20"/>
+          <w:szCs w:val="20"/>
+        </w:rPr>
+        <w:t xml:space="preserve">        [FirestoreProperty]</w:t>
+      </w:r>
+    </w:p>
+    <w:p>
+      <w:pPr>
+        <w:spacing w:after="0" w:line="240" w:lineRule="auto"/>
+      </w:pPr>
+      <w:r>
+        <w:rPr>
+          <w:rFonts w:ascii="Courier New" w:hAnsi="Courier New" w:cs="Courier New"/>
+          <w:sz w:val="20"/>
+          <w:szCs w:val="20"/>
+        </w:rPr>
+        <w:t xml:space="preserve">        public string Avatar { get; set; }</w:t>
+      </w:r>
+    </w:p>
+    <w:p>
+      <w:pPr>
+        <w:spacing w:after="0" w:line="240" w:lineRule="auto"/>
+      </w:pPr>
+      <w:r>
+        <w:rPr>
+          <w:rFonts w:ascii="Courier New" w:hAnsi="Courier New" w:cs="Courier New"/>
+          <w:sz w:val="20"/>
+          <w:szCs w:val="20"/>
+        </w:rPr>
+        <w:t xml:space="preserve"/>
+      </w:r>
+    </w:p>
+    <w:p>
+      <w:pPr>
+        <w:spacing w:after="0" w:line="240" w:lineRule="auto"/>
+      </w:pPr>
+      <w:r>
+        <w:rPr>
+          <w:rFonts w:ascii="Courier New" w:hAnsi="Courier New" w:cs="Courier New"/>
+          <w:sz w:val="20"/>
+          <w:szCs w:val="20"/>
+        </w:rPr>
+        <w:t xml:space="preserve">        [FirestoreProperty]</w:t>
+      </w:r>
+    </w:p>
+    <w:p>
+      <w:pPr>
+        <w:spacing w:after="0" w:line="240" w:lineRule="auto"/>
+      </w:pPr>
+      <w:r>
+        <w:rPr>
+          <w:rFonts w:ascii="Courier New" w:hAnsi="Courier New" w:cs="Courier New"/>
+          <w:sz w:val="20"/>
+          <w:szCs w:val="20"/>
+        </w:rPr>
+        <w:t xml:space="preserve">        public string Name { get; set; }</w:t>
+      </w:r>
+    </w:p>
+    <w:p>
+      <w:pPr>
+        <w:spacing w:after="0" w:line="240" w:lineRule="auto"/>
+      </w:pPr>
+      <w:r>
+        <w:rPr>
+          <w:rFonts w:ascii="Courier New" w:hAnsi="Courier New" w:cs="Courier New"/>
+          <w:sz w:val="20"/>
+          <w:szCs w:val="20"/>
+        </w:rPr>
+        <w:t xml:space="preserve"/>
+      </w:r>
+    </w:p>
+    <w:p>
+      <w:pPr>
+        <w:spacing w:after="0" w:line="240" w:lineRule="auto"/>
+      </w:pPr>
+      <w:r>
+        <w:rPr>
+          <w:rFonts w:ascii="Courier New" w:hAnsi="Courier New" w:cs="Courier New"/>
+          <w:sz w:val="20"/>
+          <w:szCs w:val="20"/>
+        </w:rPr>
+        <w:t xml:space="preserve">        [FirestoreProperty]</w:t>
+      </w:r>
+    </w:p>
+    <w:p>
+      <w:pPr>
+        <w:spacing w:after="0" w:line="240" w:lineRule="auto"/>
+      </w:pPr>
+      <w:r>
+        <w:rPr>
+          <w:rFonts w:ascii="Courier New" w:hAnsi="Courier New" w:cs="Courier New"/>
+          <w:sz w:val="20"/>
+          <w:szCs w:val="20"/>
+        </w:rPr>
+        <w:t xml:space="preserve">        public string Description { get; set; }</w:t>
+      </w:r>
+    </w:p>
+    <w:p>
+      <w:pPr>
+        <w:spacing w:after="0" w:line="240" w:lineRule="auto"/>
+      </w:pPr>
+      <w:r>
+        <w:rPr>
+          <w:rFonts w:ascii="Courier New" w:hAnsi="Courier New" w:cs="Courier New"/>
+          <w:sz w:val="20"/>
+          <w:szCs w:val="20"/>
+        </w:rPr>
+        <w:t xml:space="preserve"/>
+      </w:r>
+    </w:p>
+    <w:p>
+      <w:pPr>
+        <w:spacing w:after="0" w:line="240" w:lineRule="auto"/>
+      </w:pPr>
+      <w:r>
+        <w:rPr>
+          <w:rFonts w:ascii="Courier New" w:hAnsi="Courier New" w:cs="Courier New"/>
+          <w:sz w:val="20"/>
+          <w:szCs w:val="20"/>
+        </w:rPr>
+        <w:t xml:space="preserve">        [FirestoreProperty(ConverterType = typeof(FamilyMemberListConverter))]</w:t>
+      </w:r>
+    </w:p>
+    <w:p>
+      <w:pPr>
+        <w:spacing w:after="0" w:line="240" w:lineRule="auto"/>
+      </w:pPr>
+      <w:r>
+        <w:rPr>
+          <w:rFonts w:ascii="Courier New" w:hAnsi="Courier New" w:cs="Courier New"/>
+          <w:sz w:val="20"/>
+          <w:szCs w:val="20"/>
+        </w:rPr>
+        <w:t xml:space="preserve">        public List&lt;FamilyMember&gt; Members { get; set; } = new();</w:t>
+      </w:r>
+    </w:p>
+    <w:p>
+      <w:pPr>
+        <w:spacing w:after="0" w:line="240" w:lineRule="auto"/>
+      </w:pPr>
+      <w:r>
+        <w:rPr>
+          <w:rFonts w:ascii="Courier New" w:hAnsi="Courier New" w:cs="Courier New"/>
+          <w:sz w:val="20"/>
+          <w:szCs w:val="20"/>
+        </w:rPr>
+        <w:t xml:space="preserve"/>
+      </w:r>
+    </w:p>
+    <w:p>
+      <w:pPr>
+        <w:spacing w:after="0" w:line="240" w:lineRule="auto"/>
+      </w:pPr>
+      <w:r>
+        <w:rPr>
+          <w:rFonts w:ascii="Courier New" w:hAnsi="Courier New" w:cs="Courier New"/>
+          <w:sz w:val="20"/>
+          <w:szCs w:val="20"/>
+        </w:rPr>
+        <w:t xml:space="preserve">        [FirestoreProperty(ConverterType = typeof(MembershipRequestListConverter))]</w:t>
+      </w:r>
+    </w:p>
+    <w:p>
+      <w:pPr>
+        <w:spacing w:after="0" w:line="240" w:lineRule="auto"/>
+      </w:pPr>
+      <w:r>
+        <w:rPr>
+          <w:rFonts w:ascii="Courier New" w:hAnsi="Courier New" w:cs="Courier New"/>
+          <w:sz w:val="20"/>
+          <w:szCs w:val="20"/>
+        </w:rPr>
+        <w:t xml:space="preserve">        public List&lt;MembershipRequest&gt; Memberships { get; set; } = new();</w:t>
+      </w:r>
+    </w:p>
+    <w:p>
+      <w:pPr>
+        <w:spacing w:after="0" w:line="240" w:lineRule="auto"/>
+      </w:pPr>
+      <w:r>
+        <w:rPr>
+          <w:rFonts w:ascii="Courier New" w:hAnsi="Courier New" w:cs="Courier New"/>
+          <w:sz w:val="20"/>
+          <w:szCs w:val="20"/>
+        </w:rPr>
+        <w:t xml:space="preserve"/>
+      </w:r>
+    </w:p>
+    <w:p>
+      <w:pPr>
+        <w:spacing w:after="0" w:line="240" w:lineRule="auto"/>
+      </w:pPr>
+      <w:r>
+        <w:rPr>
+          <w:rFonts w:ascii="Courier New" w:hAnsi="Courier New" w:cs="Courier New"/>
+          <w:sz w:val="20"/>
+          <w:szCs w:val="20"/>
+        </w:rPr>
+        <w:t xml:space="preserve">        [FirestoreProperty]</w:t>
+      </w:r>
+    </w:p>
+    <w:p>
+      <w:pPr>
+        <w:spacing w:after="0" w:line="240" w:lineRule="auto"/>
+      </w:pPr>
+      <w:r>
+        <w:rPr>
+          <w:rFonts w:ascii="Courier New" w:hAnsi="Courier New" w:cs="Courier New"/>
+          <w:sz w:val="20"/>
+          <w:szCs w:val="20"/>
+        </w:rPr>
+        <w:t xml:space="preserve">        public int CountUsers { get; set; }</w:t>
+      </w:r>
+    </w:p>
+    <w:p>
+      <w:pPr>
+        <w:spacing w:after="0" w:line="240" w:lineRule="auto"/>
+      </w:pPr>
+      <w:r>
+        <w:rPr>
+          <w:rFonts w:ascii="Courier New" w:hAnsi="Courier New" w:cs="Courier New"/>
+          <w:sz w:val="20"/>
+          <w:szCs w:val="20"/>
+        </w:rPr>
+        <w:t xml:space="preserve"/>
+      </w:r>
+    </w:p>
+    <w:p>
+      <w:pPr>
+        <w:spacing w:after="0" w:line="240" w:lineRule="auto"/>
+      </w:pPr>
+      <w:r>
+        <w:rPr>
+          <w:rFonts w:ascii="Courier New" w:hAnsi="Courier New" w:cs="Courier New"/>
+          <w:sz w:val="20"/>
+          <w:szCs w:val="20"/>
+        </w:rPr>
+        <w:t xml:space="preserve">        [FirestoreProperty]</w:t>
+      </w:r>
+    </w:p>
+    <w:p>
+      <w:pPr>
+        <w:spacing w:after="0" w:line="240" w:lineRule="auto"/>
+      </w:pPr>
+      <w:r>
+        <w:rPr>
+          <w:rFonts w:ascii="Courier New" w:hAnsi="Courier New" w:cs="Courier New"/>
+          <w:sz w:val="20"/>
+          <w:szCs w:val="20"/>
+        </w:rPr>
+        <w:t xml:space="preserve">        public DateTime CreatedAt { get; set; }</w:t>
+      </w:r>
+    </w:p>
+    <w:p>
+      <w:pPr>
+        <w:spacing w:after="0" w:line="240" w:lineRule="auto"/>
+      </w:pPr>
+      <w:r>
+        <w:rPr>
+          <w:rFonts w:ascii="Courier New" w:hAnsi="Courier New" w:cs="Courier New"/>
+          <w:sz w:val="20"/>
+          <w:szCs w:val="20"/>
+        </w:rPr>
+        <w:t xml:space="preserve"/>
+      </w:r>
+    </w:p>
+    <w:p>
+      <w:pPr>
+        <w:spacing w:after="0" w:line="240" w:lineRule="auto"/>
+      </w:pPr>
+      <w:r>
+        <w:rPr>
+          <w:rFonts w:ascii="Courier New" w:hAnsi="Courier New" w:cs="Courier New"/>
+          <w:sz w:val="20"/>
+          <w:szCs w:val="20"/>
+        </w:rPr>
+        <w:t xml:space="preserve">        public Family() { }</w:t>
+      </w:r>
+    </w:p>
+    <w:p>
+      <w:pPr>
+        <w:spacing w:after="0" w:line="240" w:lineRule="auto"/>
+      </w:pPr>
+      <w:r>
+        <w:rPr>
+          <w:rFonts w:ascii="Courier New" w:hAnsi="Courier New" w:cs="Courier New"/>
+          <w:sz w:val="20"/>
+          <w:szCs w:val="20"/>
+        </w:rPr>
+        <w:t xml:space="preserve"/>
+      </w:r>
+    </w:p>
+    <w:p>
+      <w:pPr>
+        <w:spacing w:after="0" w:line="240" w:lineRule="auto"/>
+      </w:pPr>
+      <w:r>
+        <w:rPr>
+          <w:rFonts w:ascii="Courier New" w:hAnsi="Courier New" w:cs="Courier New"/>
+          <w:sz w:val="20"/>
+          <w:szCs w:val="20"/>
+        </w:rPr>
+        <w:t xml:space="preserve">        public void AddMember(FamilyMember member)</w:t>
+      </w:r>
+    </w:p>
+    <w:p>
+      <w:pPr>
+        <w:spacing w:after="0" w:line="240" w:lineRule="auto"/>
+      </w:pPr>
+      <w:r>
+        <w:rPr>
+          <w:rFonts w:ascii="Courier New" w:hAnsi="Courier New" w:cs="Courier New"/>
+          <w:sz w:val="20"/>
+          <w:szCs w:val="20"/>
+        </w:rPr>
+        <w:t xml:space="preserve">        {</w:t>
+      </w:r>
+    </w:p>
+    <w:p>
+      <w:pPr>
+        <w:spacing w:after="0" w:line="240" w:lineRule="auto"/>
+      </w:pPr>
+      <w:r>
+        <w:rPr>
+          <w:rFonts w:ascii="Courier New" w:hAnsi="Courier New" w:cs="Courier New"/>
+          <w:sz w:val="20"/>
+          <w:szCs w:val="20"/>
+        </w:rPr>
+        <w:t xml:space="preserve">            if (!Members.Any(m =&gt; m.UserId == member.UserId))</w:t>
+      </w:r>
+    </w:p>
+    <w:p>
+      <w:pPr>
+        <w:spacing w:after="0" w:line="240" w:lineRule="auto"/>
+      </w:pPr>
+      <w:r>
+        <w:rPr>
+          <w:rFonts w:ascii="Courier New" w:hAnsi="Courier New" w:cs="Courier New"/>
+          <w:sz w:val="20"/>
+          <w:szCs w:val="20"/>
+        </w:rPr>
+        <w:t xml:space="preserve">            {</w:t>
+      </w:r>
+    </w:p>
+    <w:p>
+      <w:pPr>
+        <w:spacing w:after="0" w:line="240" w:lineRule="auto"/>
+      </w:pPr>
+      <w:r>
+        <w:rPr>
+          <w:rFonts w:ascii="Courier New" w:hAnsi="Courier New" w:cs="Courier New"/>
+          <w:sz w:val="20"/>
+          <w:szCs w:val="20"/>
+        </w:rPr>
+        <w:t xml:space="preserve">                Members.Add(member);</w:t>
+      </w:r>
+    </w:p>
+    <w:p>
+      <w:pPr>
+        <w:spacing w:after="0" w:line="240" w:lineRule="auto"/>
+      </w:pPr>
+      <w:r>
+        <w:rPr>
+          <w:rFonts w:ascii="Courier New" w:hAnsi="Courier New" w:cs="Courier New"/>
+          <w:sz w:val="20"/>
+          <w:szCs w:val="20"/>
+        </w:rPr>
+        <w:t xml:space="preserve">                CountUsers = Members.Count();</w:t>
+      </w:r>
+    </w:p>
+    <w:p>
+      <w:pPr>
+        <w:spacing w:after="0" w:line="240" w:lineRule="auto"/>
+      </w:pPr>
+      <w:r>
+        <w:rPr>
+          <w:rFonts w:ascii="Courier New" w:hAnsi="Courier New" w:cs="Courier New"/>
+          <w:sz w:val="20"/>
+          <w:szCs w:val="20"/>
+        </w:rPr>
+        <w:t xml:space="preserve">            }</w:t>
+      </w:r>
+    </w:p>
+    <w:p>
+      <w:pPr>
+        <w:spacing w:after="0" w:line="240" w:lineRule="auto"/>
+      </w:pPr>
+      <w:r>
+        <w:rPr>
+          <w:rFonts w:ascii="Courier New" w:hAnsi="Courier New" w:cs="Courier New"/>
+          <w:sz w:val="20"/>
+          <w:szCs w:val="20"/>
+        </w:rPr>
+        <w:t xml:space="preserve">        }</w:t>
+      </w:r>
+    </w:p>
+    <w:p>
+      <w:pPr>
+        <w:spacing w:after="0" w:line="240" w:lineRule="auto"/>
+      </w:pPr>
+      <w:r>
+        <w:rPr>
+          <w:rFonts w:ascii="Courier New" w:hAnsi="Courier New" w:cs="Courier New"/>
+          <w:sz w:val="20"/>
+          <w:szCs w:val="20"/>
+        </w:rPr>
+        <w:t xml:space="preserve">    }</w:t>
+      </w:r>
+    </w:p>
+    <w:p>
+      <w:pPr>
+        <w:spacing w:after="0" w:line="240" w:lineRule="auto"/>
+      </w:pPr>
+      <w:r>
+        <w:rPr>
+          <w:rFonts w:ascii="Courier New" w:hAnsi="Courier New" w:cs="Courier New"/>
+          <w:sz w:val="20"/>
+          <w:szCs w:val="20"/>
+        </w:rPr>
+        <w:t xml:space="preserve">    public class FamilyMemberListConverter : IFirestoreConverter&lt;List&lt;FamilyMember&gt;&gt;</w:t>
+      </w:r>
+    </w:p>
+    <w:p>
+      <w:pPr>
+        <w:spacing w:after="0" w:line="240" w:lineRule="auto"/>
+      </w:pPr>
+      <w:r>
+        <w:rPr>
+          <w:rFonts w:ascii="Courier New" w:hAnsi="Courier New" w:cs="Courier New"/>
+          <w:sz w:val="20"/>
+          <w:szCs w:val="20"/>
+        </w:rPr>
+        <w:t xml:space="preserve">    {</w:t>
+      </w:r>
+    </w:p>
+    <w:p>
+      <w:pPr>
+        <w:spacing w:after="0" w:line="240" w:lineRule="auto"/>
+      </w:pPr>
+      <w:r>
+        <w:rPr>
+          <w:rFonts w:ascii="Courier New" w:hAnsi="Courier New" w:cs="Courier New"/>
+          <w:sz w:val="20"/>
+          <w:szCs w:val="20"/>
+        </w:rPr>
+        <w:t xml:space="preserve">        public object ToFirestore(List&lt;FamilyMember&gt; value)</w:t>
+      </w:r>
+    </w:p>
+    <w:p>
+      <w:pPr>
+        <w:spacing w:after="0" w:line="240" w:lineRule="auto"/>
+      </w:pPr>
+      <w:r>
+        <w:rPr>
+          <w:rFonts w:ascii="Courier New" w:hAnsi="Courier New" w:cs="Courier New"/>
+          <w:sz w:val="20"/>
+          <w:szCs w:val="20"/>
+        </w:rPr>
+        <w:t xml:space="preserve">        {</w:t>
+      </w:r>
+    </w:p>
+    <w:p>
+      <w:pPr>
+        <w:spacing w:after="0" w:line="240" w:lineRule="auto"/>
+      </w:pPr>
+      <w:r>
+        <w:rPr>
+          <w:rFonts w:ascii="Courier New" w:hAnsi="Courier New" w:cs="Courier New"/>
+          <w:sz w:val="20"/>
+          <w:szCs w:val="20"/>
+        </w:rPr>
+        <w:t xml:space="preserve">            if (value == null || !value.Any())</w:t>
+      </w:r>
+    </w:p>
+    <w:p>
+      <w:pPr>
+        <w:spacing w:after="0" w:line="240" w:lineRule="auto"/>
+      </w:pPr>
+      <w:r>
+        <w:rPr>
+          <w:rFonts w:ascii="Courier New" w:hAnsi="Courier New" w:cs="Courier New"/>
+          <w:sz w:val="20"/>
+          <w:szCs w:val="20"/>
+        </w:rPr>
+        <w:t xml:space="preserve">                return new List&lt;object&gt;();</w:t>
+      </w:r>
+    </w:p>
+    <w:p>
+      <w:pPr>
+        <w:spacing w:after="0" w:line="240" w:lineRule="auto"/>
+      </w:pPr>
+      <w:r>
+        <w:rPr>
+          <w:rFonts w:ascii="Courier New" w:hAnsi="Courier New" w:cs="Courier New"/>
+          <w:sz w:val="20"/>
+          <w:szCs w:val="20"/>
+        </w:rPr>
+        <w:t xml:space="preserve"/>
+      </w:r>
+    </w:p>
+    <w:p>
+      <w:pPr>
+        <w:spacing w:after="0" w:line="240" w:lineRule="auto"/>
+      </w:pPr>
+      <w:r>
+        <w:rPr>
+          <w:rFonts w:ascii="Courier New" w:hAnsi="Courier New" w:cs="Courier New"/>
+          <w:sz w:val="20"/>
+          <w:szCs w:val="20"/>
+        </w:rPr>
+        <w:t xml:space="preserve">            return value.Select(member =&gt; new Dictionary&lt;string, object&gt;</w:t>
+      </w:r>
+    </w:p>
+    <w:p>
+      <w:pPr>
+        <w:spacing w:after="0" w:line="240" w:lineRule="auto"/>
+      </w:pPr>
+      <w:r>
+        <w:rPr>
+          <w:rFonts w:ascii="Courier New" w:hAnsi="Courier New" w:cs="Courier New"/>
+          <w:sz w:val="20"/>
+          <w:szCs w:val="20"/>
+        </w:rPr>
+        <w:t xml:space="preserve">            {</w:t>
+      </w:r>
+    </w:p>
+    <w:p>
+      <w:pPr>
+        <w:spacing w:after="0" w:line="240" w:lineRule="auto"/>
+      </w:pPr>
+      <w:r>
+        <w:rPr>
+          <w:rFonts w:ascii="Courier New" w:hAnsi="Courier New" w:cs="Courier New"/>
+          <w:sz w:val="20"/>
+          <w:szCs w:val="20"/>
+        </w:rPr>
+        <w:t xml:space="preserve">                ["UserId"] = member.UserId,</w:t>
+      </w:r>
+    </w:p>
+    <w:p>
+      <w:pPr>
+        <w:spacing w:after="0" w:line="240" w:lineRule="auto"/>
+      </w:pPr>
+      <w:r>
+        <w:rPr>
+          <w:rFonts w:ascii="Courier New" w:hAnsi="Courier New" w:cs="Courier New"/>
+          <w:sz w:val="20"/>
+          <w:szCs w:val="20"/>
+        </w:rPr>
+        <w:t xml:space="preserve">                ["DisplayName"] = member.DisplayName ?? "",</w:t>
+      </w:r>
+    </w:p>
+    <w:p>
+      <w:pPr>
+        <w:spacing w:after="0" w:line="240" w:lineRule="auto"/>
+      </w:pPr>
+      <w:r>
+        <w:rPr>
+          <w:rFonts w:ascii="Courier New" w:hAnsi="Courier New" w:cs="Courier New"/>
+          <w:sz w:val="20"/>
+          <w:szCs w:val="20"/>
+        </w:rPr>
+        <w:t xml:space="preserve">                ["Email"] = member.Email ?? "",</w:t>
+      </w:r>
+    </w:p>
+    <w:p>
+      <w:pPr>
+        <w:spacing w:after="0" w:line="240" w:lineRule="auto"/>
+      </w:pPr>
+      <w:r>
+        <w:rPr>
+          <w:rFonts w:ascii="Courier New" w:hAnsi="Courier New" w:cs="Courier New"/>
+          <w:sz w:val="20"/>
+          <w:szCs w:val="20"/>
+        </w:rPr>
+        <w:t xml:space="preserve">                ["AvatarUrl"] = member.AvatarUrl ?? "",</w:t>
+      </w:r>
+    </w:p>
+    <w:p>
+      <w:pPr>
+        <w:spacing w:after="0" w:line="240" w:lineRule="auto"/>
+      </w:pPr>
+      <w:r>
+        <w:rPr>
+          <w:rFonts w:ascii="Courier New" w:hAnsi="Courier New" w:cs="Courier New"/>
+          <w:sz w:val="20"/>
+          <w:szCs w:val="20"/>
+        </w:rPr>
+        <w:t xml:space="preserve">                ["Role"] = (int)member.Role, // Сохраняем как число</w:t>
+      </w:r>
+    </w:p>
+    <w:p>
+      <w:pPr>
+        <w:spacing w:after="0" w:line="240" w:lineRule="auto"/>
+      </w:pPr>
+      <w:r>
+        <w:rPr>
+          <w:rFonts w:ascii="Courier New" w:hAnsi="Courier New" w:cs="Courier New"/>
+          <w:sz w:val="20"/>
+          <w:szCs w:val="20"/>
+        </w:rPr>
+        <w:t xml:space="preserve">                ["JoinedAt"] = member.JoinedAt,</w:t>
+      </w:r>
+    </w:p>
+    <w:p>
+      <w:pPr>
+        <w:spacing w:after="0" w:line="240" w:lineRule="auto"/>
+      </w:pPr>
+      <w:r>
+        <w:rPr>
+          <w:rFonts w:ascii="Courier New" w:hAnsi="Courier New" w:cs="Courier New"/>
+          <w:sz w:val="20"/>
+          <w:szCs w:val="20"/>
+        </w:rPr>
+        <w:t xml:space="preserve">            }).ToList();</w:t>
+      </w:r>
+    </w:p>
+    <w:p>
+      <w:pPr>
+        <w:spacing w:after="0" w:line="240" w:lineRule="auto"/>
+      </w:pPr>
+      <w:r>
+        <w:rPr>
+          <w:rFonts w:ascii="Courier New" w:hAnsi="Courier New" w:cs="Courier New"/>
+          <w:sz w:val="20"/>
+          <w:szCs w:val="20"/>
+        </w:rPr>
+        <w:t xml:space="preserve">        }</w:t>
+      </w:r>
+    </w:p>
+    <w:p>
+      <w:pPr>
+        <w:spacing w:after="0" w:line="240" w:lineRule="auto"/>
+      </w:pPr>
+      <w:r>
+        <w:rPr>
+          <w:rFonts w:ascii="Courier New" w:hAnsi="Courier New" w:cs="Courier New"/>
+          <w:sz w:val="20"/>
+          <w:szCs w:val="20"/>
+        </w:rPr>
+        <w:t xml:space="preserve"/>
+      </w:r>
+    </w:p>
+    <w:p>
+      <w:pPr>
+        <w:spacing w:after="0" w:line="240" w:lineRule="auto"/>
+      </w:pPr>
+      <w:r>
+        <w:rPr>
+          <w:rFonts w:ascii="Courier New" w:hAnsi="Courier New" w:cs="Courier New"/>
+          <w:sz w:val="20"/>
+          <w:szCs w:val="20"/>
+        </w:rPr>
+        <w:t xml:space="preserve">        public List&lt;FamilyMember&gt; FromFirestore(object value)</w:t>
+      </w:r>
+    </w:p>
+    <w:p>
+      <w:pPr>
+        <w:spacing w:after="0" w:line="240" w:lineRule="auto"/>
+      </w:pPr>
+      <w:r>
+        <w:rPr>
+          <w:rFonts w:ascii="Courier New" w:hAnsi="Courier New" w:cs="Courier New"/>
+          <w:sz w:val="20"/>
+          <w:szCs w:val="20"/>
+        </w:rPr>
+        <w:t xml:space="preserve">        {</w:t>
+      </w:r>
+    </w:p>
+    <w:p>
+      <w:pPr>
+        <w:spacing w:after="0" w:line="240" w:lineRule="auto"/>
+      </w:pPr>
+      <w:r>
+        <w:rPr>
+          <w:rFonts w:ascii="Courier New" w:hAnsi="Courier New" w:cs="Courier New"/>
+          <w:sz w:val="20"/>
+          <w:szCs w:val="20"/>
+        </w:rPr>
+        <w:t xml:space="preserve">            var members = new List&lt;FamilyMember&gt;();</w:t>
+      </w:r>
+    </w:p>
+    <w:p>
+      <w:pPr>
+        <w:spacing w:after="0" w:line="240" w:lineRule="auto"/>
+      </w:pPr>
+      <w:r>
+        <w:rPr>
+          <w:rFonts w:ascii="Courier New" w:hAnsi="Courier New" w:cs="Courier New"/>
+          <w:sz w:val="20"/>
+          <w:szCs w:val="20"/>
+        </w:rPr>
+        <w:t xml:space="preserve"/>
+      </w:r>
+    </w:p>
+    <w:p>
+      <w:pPr>
+        <w:spacing w:after="0" w:line="240" w:lineRule="auto"/>
+      </w:pPr>
+      <w:r>
+        <w:rPr>
+          <w:rFonts w:ascii="Courier New" w:hAnsi="Courier New" w:cs="Courier New"/>
+          <w:sz w:val="20"/>
+          <w:szCs w:val="20"/>
+        </w:rPr>
+        <w:t xml:space="preserve">            if (value is List&lt;object&gt; list)</w:t>
+      </w:r>
+    </w:p>
+    <w:p>
+      <w:pPr>
+        <w:spacing w:after="0" w:line="240" w:lineRule="auto"/>
+      </w:pPr>
+      <w:r>
+        <w:rPr>
+          <w:rFonts w:ascii="Courier New" w:hAnsi="Courier New" w:cs="Courier New"/>
+          <w:sz w:val="20"/>
+          <w:szCs w:val="20"/>
+        </w:rPr>
+        <w:t xml:space="preserve">            {</w:t>
+      </w:r>
+    </w:p>
+    <w:p>
+      <w:pPr>
+        <w:spacing w:after="0" w:line="240" w:lineRule="auto"/>
+      </w:pPr>
+      <w:r>
+        <w:rPr>
+          <w:rFonts w:ascii="Courier New" w:hAnsi="Courier New" w:cs="Courier New"/>
+          <w:sz w:val="20"/>
+          <w:szCs w:val="20"/>
+        </w:rPr>
+        <w:t xml:space="preserve">                foreach (var item in list)</w:t>
+      </w:r>
+    </w:p>
+    <w:p>
+      <w:pPr>
+        <w:spacing w:after="0" w:line="240" w:lineRule="auto"/>
+      </w:pPr>
+      <w:r>
+        <w:rPr>
+          <w:rFonts w:ascii="Courier New" w:hAnsi="Courier New" w:cs="Courier New"/>
+          <w:sz w:val="20"/>
+          <w:szCs w:val="20"/>
+        </w:rPr>
+        <w:t xml:space="preserve">                {</w:t>
+      </w:r>
+    </w:p>
+    <w:p>
+      <w:pPr>
+        <w:spacing w:after="0" w:line="240" w:lineRule="auto"/>
+      </w:pPr>
+      <w:r>
+        <w:rPr>
+          <w:rFonts w:ascii="Courier New" w:hAnsi="Courier New" w:cs="Courier New"/>
+          <w:sz w:val="20"/>
+          <w:szCs w:val="20"/>
+        </w:rPr>
+        <w:t xml:space="preserve">                    if (item is Dictionary&lt;string, object&gt; dict)</w:t>
+      </w:r>
+    </w:p>
+    <w:p>
+      <w:pPr>
+        <w:spacing w:after="0" w:line="240" w:lineRule="auto"/>
+      </w:pPr>
+      <w:r>
+        <w:rPr>
+          <w:rFonts w:ascii="Courier New" w:hAnsi="Courier New" w:cs="Courier New"/>
+          <w:sz w:val="20"/>
+          <w:szCs w:val="20"/>
+        </w:rPr>
+        <w:t xml:space="preserve">                    {</w:t>
+      </w:r>
+    </w:p>
+    <w:p>
+      <w:pPr>
+        <w:spacing w:after="0" w:line="240" w:lineRule="auto"/>
+      </w:pPr>
+      <w:r>
+        <w:rPr>
+          <w:rFonts w:ascii="Courier New" w:hAnsi="Courier New" w:cs="Courier New"/>
+          <w:sz w:val="20"/>
+          <w:szCs w:val="20"/>
+        </w:rPr>
+        <w:t xml:space="preserve">                        var member = new FamilyMember</w:t>
+      </w:r>
+    </w:p>
+    <w:p>
+      <w:pPr>
+        <w:spacing w:after="0" w:line="240" w:lineRule="auto"/>
+      </w:pPr>
+      <w:r>
+        <w:rPr>
+          <w:rFonts w:ascii="Courier New" w:hAnsi="Courier New" w:cs="Courier New"/>
+          <w:sz w:val="20"/>
+          <w:szCs w:val="20"/>
+        </w:rPr>
+        <w:t xml:space="preserve">                        {</w:t>
+      </w:r>
+    </w:p>
+    <w:p>
+      <w:pPr>
+        <w:spacing w:after="0" w:line="240" w:lineRule="auto"/>
+      </w:pPr>
+      <w:r>
+        <w:rPr>
+          <w:rFonts w:ascii="Courier New" w:hAnsi="Courier New" w:cs="Courier New"/>
+          <w:sz w:val="20"/>
+          <w:szCs w:val="20"/>
+        </w:rPr>
+        <w:t xml:space="preserve">                            UserId = dict.ContainsKey("UserId") ? dict["UserId"]?.ToString() : "",</w:t>
+      </w:r>
+    </w:p>
+    <w:p>
+      <w:pPr>
+        <w:spacing w:after="0" w:line="240" w:lineRule="auto"/>
+      </w:pPr>
+      <w:r>
+        <w:rPr>
+          <w:rFonts w:ascii="Courier New" w:hAnsi="Courier New" w:cs="Courier New"/>
+          <w:sz w:val="20"/>
+          <w:szCs w:val="20"/>
+        </w:rPr>
+        <w:t xml:space="preserve">                            DisplayName = dict.ContainsKey("DisplayName") ? dict["DisplayName"]?.ToString() : "",</w:t>
+      </w:r>
+    </w:p>
+    <w:p>
+      <w:pPr>
+        <w:spacing w:after="0" w:line="240" w:lineRule="auto"/>
+      </w:pPr>
+      <w:r>
+        <w:rPr>
+          <w:rFonts w:ascii="Courier New" w:hAnsi="Courier New" w:cs="Courier New"/>
+          <w:sz w:val="20"/>
+          <w:szCs w:val="20"/>
+        </w:rPr>
+        <w:t xml:space="preserve">                            Email = dict.ContainsKey("Email") ? dict["Email"]?.ToString() : "",</w:t>
+      </w:r>
+    </w:p>
+    <w:p>
+      <w:pPr>
+        <w:spacing w:after="0" w:line="240" w:lineRule="auto"/>
+      </w:pPr>
+      <w:r>
+        <w:rPr>
+          <w:rFonts w:ascii="Courier New" w:hAnsi="Courier New" w:cs="Courier New"/>
+          <w:sz w:val="20"/>
+          <w:szCs w:val="20"/>
+        </w:rPr>
+        <w:t xml:space="preserve">                            AvatarUrl = dict.ContainsKey("AvatarUrl") ? dict["AvatarUrl"]?.ToString() : "",</w:t>
+      </w:r>
+    </w:p>
+    <w:p>
+      <w:pPr>
+        <w:spacing w:after="0" w:line="240" w:lineRule="auto"/>
+      </w:pPr>
+      <w:r>
+        <w:rPr>
+          <w:rFonts w:ascii="Courier New" w:hAnsi="Courier New" w:cs="Courier New"/>
+          <w:sz w:val="20"/>
+          <w:szCs w:val="20"/>
+        </w:rPr>
+        <w:t xml:space="preserve">                            Role = GetRoleFromFirestore(dict),</w:t>
+      </w:r>
+    </w:p>
+    <w:p>
+      <w:pPr>
+        <w:spacing w:after="0" w:line="240" w:lineRule="auto"/>
+      </w:pPr>
+      <w:r>
+        <w:rPr>
+          <w:rFonts w:ascii="Courier New" w:hAnsi="Courier New" w:cs="Courier New"/>
+          <w:sz w:val="20"/>
+          <w:szCs w:val="20"/>
+        </w:rPr>
+        <w:t xml:space="preserve">                            JoinedAt = dict.ContainsKey("JoinedAt") ? ((Timestamp)dict["JoinedAt"]).ToDateTime() : DateTime.UtcNow,</w:t>
+      </w:r>
+    </w:p>
+    <w:p>
+      <w:pPr>
+        <w:spacing w:after="0" w:line="240" w:lineRule="auto"/>
+      </w:pPr>
+      <w:r>
+        <w:rPr>
+          <w:rFonts w:ascii="Courier New" w:hAnsi="Courier New" w:cs="Courier New"/>
+          <w:sz w:val="20"/>
+          <w:szCs w:val="20"/>
+        </w:rPr>
+        <w:t xml:space="preserve">                        };</w:t>
+      </w:r>
+    </w:p>
+    <w:p>
+      <w:pPr>
+        <w:spacing w:after="0" w:line="240" w:lineRule="auto"/>
+      </w:pPr>
+      <w:r>
+        <w:rPr>
+          <w:rFonts w:ascii="Courier New" w:hAnsi="Courier New" w:cs="Courier New"/>
+          <w:sz w:val="20"/>
+          <w:szCs w:val="20"/>
+        </w:rPr>
+        <w:t xml:space="preserve">                        members.Add(member);</w:t>
+      </w:r>
+    </w:p>
+    <w:p>
+      <w:pPr>
+        <w:spacing w:after="0" w:line="240" w:lineRule="auto"/>
+      </w:pPr>
+      <w:r>
+        <w:rPr>
+          <w:rFonts w:ascii="Courier New" w:hAnsi="Courier New" w:cs="Courier New"/>
+          <w:sz w:val="20"/>
+          <w:szCs w:val="20"/>
+        </w:rPr>
+        <w:t xml:space="preserve">                    }</w:t>
+      </w:r>
+    </w:p>
+    <w:p>
+      <w:pPr>
+        <w:spacing w:after="0" w:line="240" w:lineRule="auto"/>
+      </w:pPr>
+      <w:r>
+        <w:rPr>
+          <w:rFonts w:ascii="Courier New" w:hAnsi="Courier New" w:cs="Courier New"/>
+          <w:sz w:val="20"/>
+          <w:szCs w:val="20"/>
+        </w:rPr>
+        <w:t xml:space="preserve">                }</w:t>
+      </w:r>
+    </w:p>
+    <w:p>
+      <w:pPr>
+        <w:spacing w:after="0" w:line="240" w:lineRule="auto"/>
+      </w:pPr>
+      <w:r>
+        <w:rPr>
+          <w:rFonts w:ascii="Courier New" w:hAnsi="Courier New" w:cs="Courier New"/>
+          <w:sz w:val="20"/>
+          <w:szCs w:val="20"/>
+        </w:rPr>
+        <w:t xml:space="preserve">            }</w:t>
+      </w:r>
+    </w:p>
+    <w:p>
+      <w:pPr>
+        <w:spacing w:after="0" w:line="240" w:lineRule="auto"/>
+      </w:pPr>
+      <w:r>
+        <w:rPr>
+          <w:rFonts w:ascii="Courier New" w:hAnsi="Courier New" w:cs="Courier New"/>
+          <w:sz w:val="20"/>
+          <w:szCs w:val="20"/>
+        </w:rPr>
+        <w:t xml:space="preserve"/>
+      </w:r>
+    </w:p>
+    <w:p>
+      <w:pPr>
+        <w:spacing w:after="0" w:line="240" w:lineRule="auto"/>
+      </w:pPr>
+      <w:r>
+        <w:rPr>
+          <w:rFonts w:ascii="Courier New" w:hAnsi="Courier New" w:cs="Courier New"/>
+          <w:sz w:val="20"/>
+          <w:szCs w:val="20"/>
+        </w:rPr>
+        <w:t xml:space="preserve">            return members;</w:t>
+      </w:r>
+    </w:p>
+    <w:p>
+      <w:pPr>
+        <w:spacing w:after="0" w:line="240" w:lineRule="auto"/>
+      </w:pPr>
+      <w:r>
+        <w:rPr>
+          <w:rFonts w:ascii="Courier New" w:hAnsi="Courier New" w:cs="Courier New"/>
+          <w:sz w:val="20"/>
+          <w:szCs w:val="20"/>
+        </w:rPr>
+        <w:t xml:space="preserve">        }</w:t>
+      </w:r>
+    </w:p>
+    <w:p>
+      <w:pPr>
+        <w:spacing w:after="0" w:line="240" w:lineRule="auto"/>
+      </w:pPr>
+      <w:r>
+        <w:rPr>
+          <w:rFonts w:ascii="Courier New" w:hAnsi="Courier New" w:cs="Courier New"/>
+          <w:sz w:val="20"/>
+          <w:szCs w:val="20"/>
+        </w:rPr>
+        <w:t xml:space="preserve"/>
+      </w:r>
+    </w:p>
+    <w:p>
+      <w:pPr>
+        <w:spacing w:after="0" w:line="240" w:lineRule="auto"/>
+      </w:pPr>
+      <w:r>
+        <w:rPr>
+          <w:rFonts w:ascii="Courier New" w:hAnsi="Courier New" w:cs="Courier New"/>
+          <w:sz w:val="20"/>
+          <w:szCs w:val="20"/>
+        </w:rPr>
+        <w:t xml:space="preserve">        private FamilyRole GetRoleFromFirestore(Dictionary&lt;string, object&gt; dict)</w:t>
+      </w:r>
+    </w:p>
+    <w:p>
+      <w:pPr>
+        <w:spacing w:after="0" w:line="240" w:lineRule="auto"/>
+      </w:pPr>
+      <w:r>
+        <w:rPr>
+          <w:rFonts w:ascii="Courier New" w:hAnsi="Courier New" w:cs="Courier New"/>
+          <w:sz w:val="20"/>
+          <w:szCs w:val="20"/>
+        </w:rPr>
+        <w:t xml:space="preserve">        {</w:t>
+      </w:r>
+    </w:p>
+    <w:p>
+      <w:pPr>
+        <w:spacing w:after="0" w:line="240" w:lineRule="auto"/>
+      </w:pPr>
+      <w:r>
+        <w:rPr>
+          <w:rFonts w:ascii="Courier New" w:hAnsi="Courier New" w:cs="Courier New"/>
+          <w:sz w:val="20"/>
+          <w:szCs w:val="20"/>
+        </w:rPr>
+        <w:t xml:space="preserve">            if (!dict.ContainsKey("Role"))</w:t>
+      </w:r>
+    </w:p>
+    <w:p>
+      <w:pPr>
+        <w:spacing w:after="0" w:line="240" w:lineRule="auto"/>
+      </w:pPr>
+      <w:r>
+        <w:rPr>
+          <w:rFonts w:ascii="Courier New" w:hAnsi="Courier New" w:cs="Courier New"/>
+          <w:sz w:val="20"/>
+          <w:szCs w:val="20"/>
+        </w:rPr>
+        <w:t xml:space="preserve">                return FamilyRole.Member;</w:t>
+      </w:r>
+    </w:p>
+    <w:p>
+      <w:pPr>
+        <w:spacing w:after="0" w:line="240" w:lineRule="auto"/>
+      </w:pPr>
+      <w:r>
+        <w:rPr>
+          <w:rFonts w:ascii="Courier New" w:hAnsi="Courier New" w:cs="Courier New"/>
+          <w:sz w:val="20"/>
+          <w:szCs w:val="20"/>
+        </w:rPr>
+        <w:t xml:space="preserve"/>
+      </w:r>
+    </w:p>
+    <w:p>
+      <w:pPr>
+        <w:spacing w:after="0" w:line="240" w:lineRule="auto"/>
+      </w:pPr>
+      <w:r>
+        <w:rPr>
+          <w:rFonts w:ascii="Courier New" w:hAnsi="Courier New" w:cs="Courier New"/>
+          <w:sz w:val="20"/>
+          <w:szCs w:val="20"/>
+        </w:rPr>
+        <w:t xml:space="preserve">            try</w:t>
+      </w:r>
+    </w:p>
+    <w:p>
+      <w:pPr>
+        <w:spacing w:after="0" w:line="240" w:lineRule="auto"/>
+      </w:pPr>
+      <w:r>
+        <w:rPr>
+          <w:rFonts w:ascii="Courier New" w:hAnsi="Courier New" w:cs="Courier New"/>
+          <w:sz w:val="20"/>
+          <w:szCs w:val="20"/>
+        </w:rPr>
+        <w:t xml:space="preserve">            {</w:t>
+      </w:r>
+    </w:p>
+    <w:p>
+      <w:pPr>
+        <w:spacing w:after="0" w:line="240" w:lineRule="auto"/>
+      </w:pPr>
+      <w:r>
+        <w:rPr>
+          <w:rFonts w:ascii="Courier New" w:hAnsi="Courier New" w:cs="Courier New"/>
+          <w:sz w:val="20"/>
+          <w:szCs w:val="20"/>
+        </w:rPr>
+        <w:t xml:space="preserve">                // Пробуем разные варианты десериализации</w:t>
+      </w:r>
+    </w:p>
+    <w:p>
+      <w:pPr>
+        <w:spacing w:after="0" w:line="240" w:lineRule="auto"/>
+      </w:pPr>
+      <w:r>
+        <w:rPr>
+          <w:rFonts w:ascii="Courier New" w:hAnsi="Courier New" w:cs="Courier New"/>
+          <w:sz w:val="20"/>
+          <w:szCs w:val="20"/>
+        </w:rPr>
+        <w:t xml:space="preserve">                var roleValue = dict["Role"];</w:t>
+      </w:r>
+    </w:p>
+    <w:p>
+      <w:pPr>
+        <w:spacing w:after="0" w:line="240" w:lineRule="auto"/>
+      </w:pPr>
+      <w:r>
+        <w:rPr>
+          <w:rFonts w:ascii="Courier New" w:hAnsi="Courier New" w:cs="Courier New"/>
+          <w:sz w:val="20"/>
+          <w:szCs w:val="20"/>
+        </w:rPr>
+        <w:t xml:space="preserve"/>
+      </w:r>
+    </w:p>
+    <w:p>
+      <w:pPr>
+        <w:spacing w:after="0" w:line="240" w:lineRule="auto"/>
+      </w:pPr>
+      <w:r>
+        <w:rPr>
+          <w:rFonts w:ascii="Courier New" w:hAnsi="Courier New" w:cs="Courier New"/>
+          <w:sz w:val="20"/>
+          <w:szCs w:val="20"/>
+        </w:rPr>
+        <w:t xml:space="preserve">                if (roleValue is long longValue)</w:t>
+      </w:r>
+    </w:p>
+    <w:p>
+      <w:pPr>
+        <w:spacing w:after="0" w:line="240" w:lineRule="auto"/>
+      </w:pPr>
+      <w:r>
+        <w:rPr>
+          <w:rFonts w:ascii="Courier New" w:hAnsi="Courier New" w:cs="Courier New"/>
+          <w:sz w:val="20"/>
+          <w:szCs w:val="20"/>
+        </w:rPr>
+        <w:t xml:space="preserve">                    return (FamilyRole)longValue;</w:t>
+      </w:r>
+    </w:p>
+    <w:p>
+      <w:pPr>
+        <w:spacing w:after="0" w:line="240" w:lineRule="auto"/>
+      </w:pPr>
+      <w:r>
+        <w:rPr>
+          <w:rFonts w:ascii="Courier New" w:hAnsi="Courier New" w:cs="Courier New"/>
+          <w:sz w:val="20"/>
+          <w:szCs w:val="20"/>
+        </w:rPr>
+        <w:t xml:space="preserve"/>
+      </w:r>
+    </w:p>
+    <w:p>
+      <w:pPr>
+        <w:spacing w:after="0" w:line="240" w:lineRule="auto"/>
+      </w:pPr>
+      <w:r>
+        <w:rPr>
+          <w:rFonts w:ascii="Courier New" w:hAnsi="Courier New" w:cs="Courier New"/>
+          <w:sz w:val="20"/>
+          <w:szCs w:val="20"/>
+        </w:rPr>
+        <w:t xml:space="preserve">                if (roleValue is int intValue)</w:t>
+      </w:r>
+    </w:p>
+    <w:p>
+      <w:pPr>
+        <w:spacing w:after="0" w:line="240" w:lineRule="auto"/>
+      </w:pPr>
+      <w:r>
+        <w:rPr>
+          <w:rFonts w:ascii="Courier New" w:hAnsi="Courier New" w:cs="Courier New"/>
+          <w:sz w:val="20"/>
+          <w:szCs w:val="20"/>
+        </w:rPr>
+        <w:t xml:space="preserve">                    return (FamilyRole)intValue;</w:t>
+      </w:r>
+    </w:p>
+    <w:p>
+      <w:pPr>
+        <w:spacing w:after="0" w:line="240" w:lineRule="auto"/>
+      </w:pPr>
+      <w:r>
+        <w:rPr>
+          <w:rFonts w:ascii="Courier New" w:hAnsi="Courier New" w:cs="Courier New"/>
+          <w:sz w:val="20"/>
+          <w:szCs w:val="20"/>
+        </w:rPr>
+        <w:t xml:space="preserve"/>
+      </w:r>
+    </w:p>
+    <w:p>
+      <w:pPr>
+        <w:spacing w:after="0" w:line="240" w:lineRule="auto"/>
+      </w:pPr>
+      <w:r>
+        <w:rPr>
+          <w:rFonts w:ascii="Courier New" w:hAnsi="Courier New" w:cs="Courier New"/>
+          <w:sz w:val="20"/>
+          <w:szCs w:val="20"/>
+        </w:rPr>
+        <w:t xml:space="preserve">                if (roleValue is string stringValue &amp;&amp; int.TryParse(stringValue, out int parsedValue))</w:t>
+      </w:r>
+    </w:p>
+    <w:p>
+      <w:pPr>
+        <w:spacing w:after="0" w:line="240" w:lineRule="auto"/>
+      </w:pPr>
+      <w:r>
+        <w:rPr>
+          <w:rFonts w:ascii="Courier New" w:hAnsi="Courier New" w:cs="Courier New"/>
+          <w:sz w:val="20"/>
+          <w:szCs w:val="20"/>
+        </w:rPr>
+        <w:t xml:space="preserve">                    return (FamilyRole)parsedValue;</w:t>
+      </w:r>
+    </w:p>
+    <w:p>
+      <w:pPr>
+        <w:spacing w:after="0" w:line="240" w:lineRule="auto"/>
+      </w:pPr>
+      <w:r>
+        <w:rPr>
+          <w:rFonts w:ascii="Courier New" w:hAnsi="Courier New" w:cs="Courier New"/>
+          <w:sz w:val="20"/>
+          <w:szCs w:val="20"/>
+        </w:rPr>
+        <w:t xml:space="preserve"/>
+      </w:r>
+    </w:p>
+    <w:p>
+      <w:pPr>
+        <w:spacing w:after="0" w:line="240" w:lineRule="auto"/>
+      </w:pPr>
+      <w:r>
+        <w:rPr>
+          <w:rFonts w:ascii="Courier New" w:hAnsi="Courier New" w:cs="Courier New"/>
+          <w:sz w:val="20"/>
+          <w:szCs w:val="20"/>
+        </w:rPr>
+        <w:t xml:space="preserve">                return FamilyRole.Member;</w:t>
+      </w:r>
+    </w:p>
+    <w:p>
+      <w:pPr>
+        <w:spacing w:after="0" w:line="240" w:lineRule="auto"/>
+      </w:pPr>
+      <w:r>
+        <w:rPr>
+          <w:rFonts w:ascii="Courier New" w:hAnsi="Courier New" w:cs="Courier New"/>
+          <w:sz w:val="20"/>
+          <w:szCs w:val="20"/>
+        </w:rPr>
+        <w:t xml:space="preserve">            }</w:t>
+      </w:r>
+    </w:p>
+    <w:p>
+      <w:pPr>
+        <w:spacing w:after="0" w:line="240" w:lineRule="auto"/>
+      </w:pPr>
+      <w:r>
+        <w:rPr>
+          <w:rFonts w:ascii="Courier New" w:hAnsi="Courier New" w:cs="Courier New"/>
+          <w:sz w:val="20"/>
+          <w:szCs w:val="20"/>
+        </w:rPr>
+        <w:t xml:space="preserve">            catch</w:t>
+      </w:r>
+    </w:p>
+    <w:p>
+      <w:pPr>
+        <w:spacing w:after="0" w:line="240" w:lineRule="auto"/>
+      </w:pPr>
+      <w:r>
+        <w:rPr>
+          <w:rFonts w:ascii="Courier New" w:hAnsi="Courier New" w:cs="Courier New"/>
+          <w:sz w:val="20"/>
+          <w:szCs w:val="20"/>
+        </w:rPr>
+        <w:t xml:space="preserve">            {</w:t>
+      </w:r>
+    </w:p>
+    <w:p>
+      <w:pPr>
+        <w:spacing w:after="0" w:line="240" w:lineRule="auto"/>
+      </w:pPr>
+      <w:r>
+        <w:rPr>
+          <w:rFonts w:ascii="Courier New" w:hAnsi="Courier New" w:cs="Courier New"/>
+          <w:sz w:val="20"/>
+          <w:szCs w:val="20"/>
+        </w:rPr>
+        <w:t xml:space="preserve">                return FamilyRole.Member;</w:t>
+      </w:r>
+    </w:p>
+    <w:p>
+      <w:pPr>
+        <w:spacing w:after="0" w:line="240" w:lineRule="auto"/>
+      </w:pPr>
+      <w:r>
+        <w:rPr>
+          <w:rFonts w:ascii="Courier New" w:hAnsi="Courier New" w:cs="Courier New"/>
+          <w:sz w:val="20"/>
+          <w:szCs w:val="20"/>
+        </w:rPr>
+        <w:t xml:space="preserve">            }</w:t>
+      </w:r>
+    </w:p>
+    <w:p>
+      <w:pPr>
+        <w:spacing w:after="0" w:line="240" w:lineRule="auto"/>
+      </w:pPr>
+      <w:r>
+        <w:rPr>
+          <w:rFonts w:ascii="Courier New" w:hAnsi="Courier New" w:cs="Courier New"/>
+          <w:sz w:val="20"/>
+          <w:szCs w:val="20"/>
+        </w:rPr>
+        <w:t xml:space="preserve">        }</w:t>
+      </w:r>
+    </w:p>
+    <w:p>
+      <w:pPr>
+        <w:spacing w:after="0" w:line="240" w:lineRule="auto"/>
+      </w:pPr>
+      <w:r>
+        <w:rPr>
+          <w:rFonts w:ascii="Courier New" w:hAnsi="Courier New" w:cs="Courier New"/>
+          <w:sz w:val="20"/>
+          <w:szCs w:val="20"/>
+        </w:rPr>
+        <w:t xml:space="preserve">    }</w:t>
+      </w:r>
+    </w:p>
+    <w:p>
+      <w:pPr>
+        <w:spacing w:after="0" w:line="240" w:lineRule="auto"/>
+      </w:pPr>
+      <w:r>
+        <w:rPr>
+          <w:rFonts w:ascii="Courier New" w:hAnsi="Courier New" w:cs="Courier New"/>
+          <w:sz w:val="20"/>
+          <w:szCs w:val="20"/>
+        </w:rPr>
+        <w:t xml:space="preserve">    public class MembershipRequestListConverter : IFirestoreConverter&lt;List&lt;MembershipRequest&gt;&gt;</w:t>
+      </w:r>
+    </w:p>
+    <w:p>
+      <w:pPr>
+        <w:spacing w:after="0" w:line="240" w:lineRule="auto"/>
+      </w:pPr>
+      <w:r>
+        <w:rPr>
+          <w:rFonts w:ascii="Courier New" w:hAnsi="Courier New" w:cs="Courier New"/>
+          <w:sz w:val="20"/>
+          <w:szCs w:val="20"/>
+        </w:rPr>
+        <w:t xml:space="preserve">    {</w:t>
+      </w:r>
+    </w:p>
+    <w:p>
+      <w:pPr>
+        <w:spacing w:after="0" w:line="240" w:lineRule="auto"/>
+      </w:pPr>
+      <w:r>
+        <w:rPr>
+          <w:rFonts w:ascii="Courier New" w:hAnsi="Courier New" w:cs="Courier New"/>
+          <w:sz w:val="20"/>
+          <w:szCs w:val="20"/>
+        </w:rPr>
+        <w:t xml:space="preserve">        public object ToFirestore(List&lt;MembershipRequest&gt; value)</w:t>
+      </w:r>
+    </w:p>
+    <w:p>
+      <w:pPr>
+        <w:spacing w:after="0" w:line="240" w:lineRule="auto"/>
+      </w:pPr>
+      <w:r>
+        <w:rPr>
+          <w:rFonts w:ascii="Courier New" w:hAnsi="Courier New" w:cs="Courier New"/>
+          <w:sz w:val="20"/>
+          <w:szCs w:val="20"/>
+        </w:rPr>
+        <w:t xml:space="preserve">        {</w:t>
+      </w:r>
+    </w:p>
+    <w:p>
+      <w:pPr>
+        <w:spacing w:after="0" w:line="240" w:lineRule="auto"/>
+      </w:pPr>
+      <w:r>
+        <w:rPr>
+          <w:rFonts w:ascii="Courier New" w:hAnsi="Courier New" w:cs="Courier New"/>
+          <w:sz w:val="20"/>
+          <w:szCs w:val="20"/>
+        </w:rPr>
+        <w:t xml:space="preserve">            if (value == null || !value.Any())</w:t>
+      </w:r>
+    </w:p>
+    <w:p>
+      <w:pPr>
+        <w:spacing w:after="0" w:line="240" w:lineRule="auto"/>
+      </w:pPr>
+      <w:r>
+        <w:rPr>
+          <w:rFonts w:ascii="Courier New" w:hAnsi="Courier New" w:cs="Courier New"/>
+          <w:sz w:val="20"/>
+          <w:szCs w:val="20"/>
+        </w:rPr>
+        <w:t xml:space="preserve">                return new List&lt;object&gt;();</w:t>
+      </w:r>
+    </w:p>
+    <w:p>
+      <w:pPr>
+        <w:spacing w:after="0" w:line="240" w:lineRule="auto"/>
+      </w:pPr>
+      <w:r>
+        <w:rPr>
+          <w:rFonts w:ascii="Courier New" w:hAnsi="Courier New" w:cs="Courier New"/>
+          <w:sz w:val="20"/>
+          <w:szCs w:val="20"/>
+        </w:rPr>
+        <w:t xml:space="preserve"/>
+      </w:r>
+    </w:p>
+    <w:p>
+      <w:pPr>
+        <w:spacing w:after="0" w:line="240" w:lineRule="auto"/>
+      </w:pPr>
+      <w:r>
+        <w:rPr>
+          <w:rFonts w:ascii="Courier New" w:hAnsi="Courier New" w:cs="Courier New"/>
+          <w:sz w:val="20"/>
+          <w:szCs w:val="20"/>
+        </w:rPr>
+        <w:t xml:space="preserve">            return value.Select(request =&gt; new Dictionary&lt;string, object&gt;</w:t>
+      </w:r>
+    </w:p>
+    <w:p>
+      <w:pPr>
+        <w:spacing w:after="0" w:line="240" w:lineRule="auto"/>
+      </w:pPr>
+      <w:r>
+        <w:rPr>
+          <w:rFonts w:ascii="Courier New" w:hAnsi="Courier New" w:cs="Courier New"/>
+          <w:sz w:val="20"/>
+          <w:szCs w:val="20"/>
+        </w:rPr>
+        <w:t xml:space="preserve">            {</w:t>
+      </w:r>
+    </w:p>
+    <w:p>
+      <w:pPr>
+        <w:spacing w:after="0" w:line="240" w:lineRule="auto"/>
+      </w:pPr>
+      <w:r>
+        <w:rPr>
+          <w:rFonts w:ascii="Courier New" w:hAnsi="Courier New" w:cs="Courier New"/>
+          <w:sz w:val="20"/>
+          <w:szCs w:val="20"/>
+        </w:rPr>
+        <w:t xml:space="preserve">                ["id"] = request.Id,</w:t>
+      </w:r>
+    </w:p>
+    <w:p>
+      <w:pPr>
+        <w:spacing w:after="0" w:line="240" w:lineRule="auto"/>
+      </w:pPr>
+      <w:r>
+        <w:rPr>
+          <w:rFonts w:ascii="Courier New" w:hAnsi="Courier New" w:cs="Courier New"/>
+          <w:sz w:val="20"/>
+          <w:szCs w:val="20"/>
+        </w:rPr>
+        <w:t xml:space="preserve">                ["familyId"] = request.FamilyId,</w:t>
+      </w:r>
+    </w:p>
+    <w:p>
+      <w:pPr>
+        <w:spacing w:after="0" w:line="240" w:lineRule="auto"/>
+      </w:pPr>
+      <w:r>
+        <w:rPr>
+          <w:rFonts w:ascii="Courier New" w:hAnsi="Courier New" w:cs="Courier New"/>
+          <w:sz w:val="20"/>
+          <w:szCs w:val="20"/>
+        </w:rPr>
+        <w:t xml:space="preserve">                ["userId"] = request.UserId,</w:t>
+      </w:r>
+    </w:p>
+    <w:p>
+      <w:pPr>
+        <w:spacing w:after="0" w:line="240" w:lineRule="auto"/>
+      </w:pPr>
+      <w:r>
+        <w:rPr>
+          <w:rFonts w:ascii="Courier New" w:hAnsi="Courier New" w:cs="Courier New"/>
+          <w:sz w:val="20"/>
+          <w:szCs w:val="20"/>
+        </w:rPr>
+        <w:t xml:space="preserve">                ["createdAt"] = request.CreatedAt,</w:t>
+      </w:r>
+    </w:p>
+    <w:p>
+      <w:pPr>
+        <w:spacing w:after="0" w:line="240" w:lineRule="auto"/>
+      </w:pPr>
+      <w:r>
+        <w:rPr>
+          <w:rFonts w:ascii="Courier New" w:hAnsi="Courier New" w:cs="Courier New"/>
+          <w:sz w:val="20"/>
+          <w:szCs w:val="20"/>
+        </w:rPr>
+        <w:t xml:space="preserve">                ["message"] = request.Message ?? ""</w:t>
+      </w:r>
+    </w:p>
+    <w:p>
+      <w:pPr>
+        <w:spacing w:after="0" w:line="240" w:lineRule="auto"/>
+      </w:pPr>
+      <w:r>
+        <w:rPr>
+          <w:rFonts w:ascii="Courier New" w:hAnsi="Courier New" w:cs="Courier New"/>
+          <w:sz w:val="20"/>
+          <w:szCs w:val="20"/>
+        </w:rPr>
+        <w:t xml:space="preserve">            }).ToList();</w:t>
+      </w:r>
+    </w:p>
+    <w:p>
+      <w:pPr>
+        <w:spacing w:after="0" w:line="240" w:lineRule="auto"/>
+      </w:pPr>
+      <w:r>
+        <w:rPr>
+          <w:rFonts w:ascii="Courier New" w:hAnsi="Courier New" w:cs="Courier New"/>
+          <w:sz w:val="20"/>
+          <w:szCs w:val="20"/>
+        </w:rPr>
+        <w:t xml:space="preserve">        }</w:t>
+      </w:r>
+    </w:p>
+    <w:p>
+      <w:pPr>
+        <w:spacing w:after="0" w:line="240" w:lineRule="auto"/>
+      </w:pPr>
+      <w:r>
+        <w:rPr>
+          <w:rFonts w:ascii="Courier New" w:hAnsi="Courier New" w:cs="Courier New"/>
+          <w:sz w:val="20"/>
+          <w:szCs w:val="20"/>
+        </w:rPr>
+        <w:t xml:space="preserve"/>
+      </w:r>
+    </w:p>
+    <w:p>
+      <w:pPr>
+        <w:spacing w:after="0" w:line="240" w:lineRule="auto"/>
+      </w:pPr>
+      <w:r>
+        <w:rPr>
+          <w:rFonts w:ascii="Courier New" w:hAnsi="Courier New" w:cs="Courier New"/>
+          <w:sz w:val="20"/>
+          <w:szCs w:val="20"/>
+        </w:rPr>
+        <w:t xml:space="preserve">        public List&lt;MembershipRequest&gt; FromFirestore(object value)</w:t>
+      </w:r>
+    </w:p>
+    <w:p>
+      <w:pPr>
+        <w:spacing w:after="0" w:line="240" w:lineRule="auto"/>
+      </w:pPr>
+      <w:r>
+        <w:rPr>
+          <w:rFonts w:ascii="Courier New" w:hAnsi="Courier New" w:cs="Courier New"/>
+          <w:sz w:val="20"/>
+          <w:szCs w:val="20"/>
+        </w:rPr>
+        <w:t xml:space="preserve">        {</w:t>
+      </w:r>
+    </w:p>
+    <w:p>
+      <w:pPr>
+        <w:spacing w:after="0" w:line="240" w:lineRule="auto"/>
+      </w:pPr>
+      <w:r>
+        <w:rPr>
+          <w:rFonts w:ascii="Courier New" w:hAnsi="Courier New" w:cs="Courier New"/>
+          <w:sz w:val="20"/>
+          <w:szCs w:val="20"/>
+        </w:rPr>
+        <w:t xml:space="preserve">            var requests = new List&lt;MembershipRequest&gt;();</w:t>
+      </w:r>
+    </w:p>
+    <w:p>
+      <w:pPr>
+        <w:spacing w:after="0" w:line="240" w:lineRule="auto"/>
+      </w:pPr>
+      <w:r>
+        <w:rPr>
+          <w:rFonts w:ascii="Courier New" w:hAnsi="Courier New" w:cs="Courier New"/>
+          <w:sz w:val="20"/>
+          <w:szCs w:val="20"/>
+        </w:rPr>
+        <w:t xml:space="preserve"/>
+      </w:r>
+    </w:p>
+    <w:p>
+      <w:pPr>
+        <w:spacing w:after="0" w:line="240" w:lineRule="auto"/>
+      </w:pPr>
+      <w:r>
+        <w:rPr>
+          <w:rFonts w:ascii="Courier New" w:hAnsi="Courier New" w:cs="Courier New"/>
+          <w:sz w:val="20"/>
+          <w:szCs w:val="20"/>
+        </w:rPr>
+        <w:t xml:space="preserve">            if (value is List&lt;object&gt; list)</w:t>
+      </w:r>
+    </w:p>
+    <w:p>
+      <w:pPr>
+        <w:spacing w:after="0" w:line="240" w:lineRule="auto"/>
+      </w:pPr>
+      <w:r>
+        <w:rPr>
+          <w:rFonts w:ascii="Courier New" w:hAnsi="Courier New" w:cs="Courier New"/>
+          <w:sz w:val="20"/>
+          <w:szCs w:val="20"/>
+        </w:rPr>
+        <w:t xml:space="preserve">            {</w:t>
+      </w:r>
+    </w:p>
+    <w:p>
+      <w:pPr>
+        <w:spacing w:after="0" w:line="240" w:lineRule="auto"/>
+      </w:pPr>
+      <w:r>
+        <w:rPr>
+          <w:rFonts w:ascii="Courier New" w:hAnsi="Courier New" w:cs="Courier New"/>
+          <w:sz w:val="20"/>
+          <w:szCs w:val="20"/>
+        </w:rPr>
+        <w:t xml:space="preserve">                foreach (var item in list)</w:t>
+      </w:r>
+    </w:p>
+    <w:p>
+      <w:pPr>
+        <w:spacing w:after="0" w:line="240" w:lineRule="auto"/>
+      </w:pPr>
+      <w:r>
+        <w:rPr>
+          <w:rFonts w:ascii="Courier New" w:hAnsi="Courier New" w:cs="Courier New"/>
+          <w:sz w:val="20"/>
+          <w:szCs w:val="20"/>
+        </w:rPr>
+        <w:t xml:space="preserve">                {</w:t>
+      </w:r>
+    </w:p>
+    <w:p>
+      <w:pPr>
+        <w:spacing w:after="0" w:line="240" w:lineRule="auto"/>
+      </w:pPr>
+      <w:r>
+        <w:rPr>
+          <w:rFonts w:ascii="Courier New" w:hAnsi="Courier New" w:cs="Courier New"/>
+          <w:sz w:val="20"/>
+          <w:szCs w:val="20"/>
+        </w:rPr>
+        <w:t xml:space="preserve">                    if (item is Dictionary&lt;string, object&gt; dict)</w:t>
+      </w:r>
+    </w:p>
+    <w:p>
+      <w:pPr>
+        <w:spacing w:after="0" w:line="240" w:lineRule="auto"/>
+      </w:pPr>
+      <w:r>
+        <w:rPr>
+          <w:rFonts w:ascii="Courier New" w:hAnsi="Courier New" w:cs="Courier New"/>
+          <w:sz w:val="20"/>
+          <w:szCs w:val="20"/>
+        </w:rPr>
+        <w:t xml:space="preserve">                    {</w:t>
+      </w:r>
+    </w:p>
+    <w:p>
+      <w:pPr>
+        <w:spacing w:after="0" w:line="240" w:lineRule="auto"/>
+      </w:pPr>
+      <w:r>
+        <w:rPr>
+          <w:rFonts w:ascii="Courier New" w:hAnsi="Courier New" w:cs="Courier New"/>
+          <w:sz w:val="20"/>
+          <w:szCs w:val="20"/>
+        </w:rPr>
+        <w:t xml:space="preserve">                        var request = new MembershipRequest</w:t>
+      </w:r>
+    </w:p>
+    <w:p>
+      <w:pPr>
+        <w:spacing w:after="0" w:line="240" w:lineRule="auto"/>
+      </w:pPr>
+      <w:r>
+        <w:rPr>
+          <w:rFonts w:ascii="Courier New" w:hAnsi="Courier New" w:cs="Courier New"/>
+          <w:sz w:val="20"/>
+          <w:szCs w:val="20"/>
+        </w:rPr>
+        <w:t xml:space="preserve">                        {</w:t>
+      </w:r>
+    </w:p>
+    <w:p>
+      <w:pPr>
+        <w:spacing w:after="0" w:line="240" w:lineRule="auto"/>
+      </w:pPr>
+      <w:r>
+        <w:rPr>
+          <w:rFonts w:ascii="Courier New" w:hAnsi="Courier New" w:cs="Courier New"/>
+          <w:sz w:val="20"/>
+          <w:szCs w:val="20"/>
+        </w:rPr>
+        <w:t xml:space="preserve">                            Id = dict.ContainsKey("Id") ? dict["Id"]?.ToString() : "",</w:t>
+      </w:r>
+    </w:p>
+    <w:p>
+      <w:pPr>
+        <w:spacing w:after="0" w:line="240" w:lineRule="auto"/>
+      </w:pPr>
+      <w:r>
+        <w:rPr>
+          <w:rFonts w:ascii="Courier New" w:hAnsi="Courier New" w:cs="Courier New"/>
+          <w:sz w:val="20"/>
+          <w:szCs w:val="20"/>
+        </w:rPr>
+        <w:t xml:space="preserve">                            FamilyId = dict.ContainsKey("FamilyId") ? dict["FamilyId"]?.ToString() : "",</w:t>
+      </w:r>
+    </w:p>
+    <w:p>
+      <w:pPr>
+        <w:spacing w:after="0" w:line="240" w:lineRule="auto"/>
+      </w:pPr>
+      <w:r>
+        <w:rPr>
+          <w:rFonts w:ascii="Courier New" w:hAnsi="Courier New" w:cs="Courier New"/>
+          <w:sz w:val="20"/>
+          <w:szCs w:val="20"/>
+        </w:rPr>
+        <w:t xml:space="preserve">                            UserId = dict.ContainsKey("UserId") ? dict["UserId"]?.ToString() : "",</w:t>
+      </w:r>
+    </w:p>
+    <w:p>
+      <w:pPr>
+        <w:spacing w:after="0" w:line="240" w:lineRule="auto"/>
+      </w:pPr>
+      <w:r>
+        <w:rPr>
+          <w:rFonts w:ascii="Courier New" w:hAnsi="Courier New" w:cs="Courier New"/>
+          <w:sz w:val="20"/>
+          <w:szCs w:val="20"/>
+        </w:rPr>
+        <w:t xml:space="preserve">                            UserDisplayName = dict.ContainsKey("UserDisplayName") ? dict["UserDisplayName"]?.ToString() : "",</w:t>
+      </w:r>
+    </w:p>
+    <w:p>
+      <w:pPr>
+        <w:spacing w:after="0" w:line="240" w:lineRule="auto"/>
+      </w:pPr>
+      <w:r>
+        <w:rPr>
+          <w:rFonts w:ascii="Courier New" w:hAnsi="Courier New" w:cs="Courier New"/>
+          <w:sz w:val="20"/>
+          <w:szCs w:val="20"/>
+        </w:rPr>
+        <w:t xml:space="preserve">                            Status = dict.ContainsKey("Status") ? new RequestStatusConverter().FromFirestore(dict["Status"]) : RequestStatus.Pending,</w:t>
+      </w:r>
+    </w:p>
+    <w:p>
+      <w:pPr>
+        <w:spacing w:after="0" w:line="240" w:lineRule="auto"/>
+      </w:pPr>
+      <w:r>
+        <w:rPr>
+          <w:rFonts w:ascii="Courier New" w:hAnsi="Courier New" w:cs="Courier New"/>
+          <w:sz w:val="20"/>
+          <w:szCs w:val="20"/>
+        </w:rPr>
+        <w:t xml:space="preserve">                            CreatedAt = dict.ContainsKey("CreatedAt") ? ((Timestamp)dict["CreatedAt"]).ToDateTime() : DateTime.UtcNow,</w:t>
+      </w:r>
+    </w:p>
+    <w:p>
+      <w:pPr>
+        <w:spacing w:after="0" w:line="240" w:lineRule="auto"/>
+      </w:pPr>
+      <w:r>
+        <w:rPr>
+          <w:rFonts w:ascii="Courier New" w:hAnsi="Courier New" w:cs="Courier New"/>
+          <w:sz w:val="20"/>
+          <w:szCs w:val="20"/>
+        </w:rPr>
+        <w:t xml:space="preserve">                            Message = dict.ContainsKey("Message") ? dict["Message"]?.ToString() : ""</w:t>
+      </w:r>
+    </w:p>
+    <w:p>
+      <w:pPr>
+        <w:spacing w:after="0" w:line="240" w:lineRule="auto"/>
+      </w:pPr>
+      <w:r>
+        <w:rPr>
+          <w:rFonts w:ascii="Courier New" w:hAnsi="Courier New" w:cs="Courier New"/>
+          <w:sz w:val="20"/>
+          <w:szCs w:val="20"/>
+        </w:rPr>
+        <w:t xml:space="preserve">                        };</w:t>
+      </w:r>
+    </w:p>
+    <w:p>
+      <w:pPr>
+        <w:spacing w:after="0" w:line="240" w:lineRule="auto"/>
+      </w:pPr>
+      <w:r>
+        <w:rPr>
+          <w:rFonts w:ascii="Courier New" w:hAnsi="Courier New" w:cs="Courier New"/>
+          <w:sz w:val="20"/>
+          <w:szCs w:val="20"/>
+        </w:rPr>
+        <w:t xml:space="preserve">                        requests.Add(request);</w:t>
+      </w:r>
+    </w:p>
+    <w:p>
+      <w:pPr>
+        <w:spacing w:after="0" w:line="240" w:lineRule="auto"/>
+      </w:pPr>
+      <w:r>
+        <w:rPr>
+          <w:rFonts w:ascii="Courier New" w:hAnsi="Courier New" w:cs="Courier New"/>
+          <w:sz w:val="20"/>
+          <w:szCs w:val="20"/>
+        </w:rPr>
+        <w:t xml:space="preserve">                    }</w:t>
+      </w:r>
+    </w:p>
+    <w:p>
+      <w:pPr>
+        <w:spacing w:after="0" w:line="240" w:lineRule="auto"/>
+      </w:pPr>
+      <w:r>
+        <w:rPr>
+          <w:rFonts w:ascii="Courier New" w:hAnsi="Courier New" w:cs="Courier New"/>
+          <w:sz w:val="20"/>
+          <w:szCs w:val="20"/>
+        </w:rPr>
+        <w:t xml:space="preserve">                }</w:t>
+      </w:r>
+    </w:p>
+    <w:p>
+      <w:pPr>
+        <w:spacing w:after="0" w:line="240" w:lineRule="auto"/>
+      </w:pPr>
+      <w:r>
+        <w:rPr>
+          <w:rFonts w:ascii="Courier New" w:hAnsi="Courier New" w:cs="Courier New"/>
+          <w:sz w:val="20"/>
+          <w:szCs w:val="20"/>
+        </w:rPr>
+        <w:t xml:space="preserve">            }</w:t>
+      </w:r>
+    </w:p>
+    <w:p>
+      <w:pPr>
+        <w:spacing w:after="0" w:line="240" w:lineRule="auto"/>
+      </w:pPr>
+      <w:r>
+        <w:rPr>
+          <w:rFonts w:ascii="Courier New" w:hAnsi="Courier New" w:cs="Courier New"/>
+          <w:sz w:val="20"/>
+          <w:szCs w:val="20"/>
+        </w:rPr>
+        <w:t xml:space="preserve"/>
+      </w:r>
+    </w:p>
+    <w:p>
+      <w:pPr>
+        <w:spacing w:after="0" w:line="240" w:lineRule="auto"/>
+      </w:pPr>
+      <w:r>
+        <w:rPr>
+          <w:rFonts w:ascii="Courier New" w:hAnsi="Courier New" w:cs="Courier New"/>
+          <w:sz w:val="20"/>
+          <w:szCs w:val="20"/>
+        </w:rPr>
+        <w:t xml:space="preserve">            return requests;</w:t>
+      </w:r>
+    </w:p>
+    <w:p>
+      <w:pPr>
+        <w:spacing w:after="0" w:line="240" w:lineRule="auto"/>
+      </w:pPr>
+      <w:r>
+        <w:rPr>
+          <w:rFonts w:ascii="Courier New" w:hAnsi="Courier New" w:cs="Courier New"/>
+          <w:sz w:val="20"/>
+          <w:szCs w:val="20"/>
+        </w:rPr>
+        <w:t xml:space="preserve">        }</w:t>
+      </w:r>
+    </w:p>
+    <w:p>
+      <w:pPr>
+        <w:spacing w:after="0" w:line="240" w:lineRule="auto"/>
+      </w:pPr>
+      <w:r>
+        <w:rPr>
+          <w:rFonts w:ascii="Courier New" w:hAnsi="Courier New" w:cs="Courier New"/>
+          <w:sz w:val="20"/>
+          <w:szCs w:val="20"/>
+        </w:rPr>
+        <w:t xml:space="preserve"/>
+      </w:r>
+    </w:p>
+    <w:p>
+      <w:pPr>
+        <w:spacing w:after="0" w:line="240" w:lineRule="auto"/>
+      </w:pPr>
+      <w:r>
+        <w:rPr>
+          <w:rFonts w:ascii="Courier New" w:hAnsi="Courier New" w:cs="Courier New"/>
+          <w:sz w:val="20"/>
+          <w:szCs w:val="20"/>
+        </w:rPr>
+        <w:t xml:space="preserve">    }</w:t>
+      </w:r>
+    </w:p>
+    <w:p>
+      <w:pPr>
+        <w:spacing w:after="0" w:line="240" w:lineRule="auto"/>
+      </w:pPr>
+      <w:r>
+        <w:rPr>
+          <w:rFonts w:ascii="Courier New" w:hAnsi="Courier New" w:cs="Courier New"/>
+          <w:sz w:val="20"/>
+          <w:szCs w:val="20"/>
+        </w:rPr>
+        <w:t xml:space="preserve">}</w:t>
+      </w:r>
+    </w:p>
+    <w:p>
+      <w:pPr>
+        <w:spacing w:after="0" w:line="240" w:lineRule="auto"/>
+      </w:pPr>
+      <w:r>
+        <w:rPr>
+          <w:rFonts w:ascii="Courier New" w:hAnsi="Courier New" w:cs="Courier New"/>
+          <w:sz w:val="20"/>
+          <w:szCs w:val="20"/>
+        </w:rPr>
+        <w:t xml:space="preserve"/>
+      </w:r>
+    </w:p>
+    <w:p/>
+    <w:p>
+      <w:r>
+        <w:br w:type="page"/>
+      </w:r>
+    </w:p>
+    <w:p>
+      <w:pPr>
+        <w:jc w:val="center"/>
+      </w:pPr>
+      <w:r>
+        <w:rPr>
+          <w:b/>
+          <w:sz w:val="28"/>
+          <w:szCs w:val="28"/>
+        </w:rPr>
+        <w:t xml:space="preserve">Приложение В</w:t>
+      </w:r>
+    </w:p>
+    <w:p>
+      <w:pPr>
+        <w:jc w:val="center"/>
+      </w:pPr>
+      <w:r>
+        <w:rPr>
+          <w:sz w:val="28"/>
+          <w:szCs w:val="28"/>
+        </w:rPr>
+        <w:t xml:space="preserve">(обязательное)</w:t>
+      </w:r>
+    </w:p>
+    <w:p>
+      <w:pPr>
+        <w:jc w:val="center"/>
+      </w:pPr>
+      <w:r>
+        <w:rPr>
+          <w:sz w:val="28"/>
+          <w:szCs w:val="28"/>
+        </w:rPr>
+        <w:t xml:space="preserve">Фрагмент листинга слоя представления приложения «EatTogether»</w:t>
+      </w:r>
+    </w:p>
+    <w:p/>
+    <w:p>
+      <w:r>
+        <w:rPr>
+          <w:b/>
+          <w:sz w:val="24"/>
+          <w:szCs w:val="24"/>
+        </w:rPr>
+        <w:t xml:space="preserve">Класс MenuViewModel.cs</w:t>
+      </w:r>
+    </w:p>
+    <w:p/>
+    <w:p>
+      <w:pPr>
+        <w:spacing w:after="0" w:line="240" w:lineRule="auto"/>
+      </w:pPr>
+      <w:r>
+        <w:rPr>
+          <w:rFonts w:ascii="Courier New" w:hAnsi="Courier New" w:cs="Courier New"/>
+          <w:sz w:val="20"/>
+          <w:szCs w:val="20"/>
+        </w:rPr>
+        <w:t xml:space="preserve">using CommunityToolkit.Mvvm.ComponentModel;</w:t>
+      </w:r>
+    </w:p>
+    <w:p>
+      <w:pPr>
+        <w:spacing w:after="0" w:line="240" w:lineRule="auto"/>
+      </w:pPr>
+      <w:r>
+        <w:rPr>
+          <w:rFonts w:ascii="Courier New" w:hAnsi="Courier New" w:cs="Courier New"/>
+          <w:sz w:val="20"/>
+          <w:szCs w:val="20"/>
+        </w:rPr>
+        <w:t xml:space="preserve">using CommunityToolkit.Mvvm.Input;</w:t>
+      </w:r>
+    </w:p>
+    <w:p>
+      <w:pPr>
+        <w:spacing w:after="0" w:line="240" w:lineRule="auto"/>
+      </w:pPr>
+      <w:r>
+        <w:rPr>
+          <w:rFonts w:ascii="Courier New" w:hAnsi="Courier New" w:cs="Courier New"/>
+          <w:sz w:val="20"/>
+          <w:szCs w:val="20"/>
+        </w:rPr>
+        <w:t xml:space="preserve">using EatTogether.MAUI.Models;</w:t>
+      </w:r>
+    </w:p>
+    <w:p>
+      <w:pPr>
+        <w:spacing w:after="0" w:line="240" w:lineRule="auto"/>
+      </w:pPr>
+      <w:r>
+        <w:rPr>
+          <w:rFonts w:ascii="Courier New" w:hAnsi="Courier New" w:cs="Courier New"/>
+          <w:sz w:val="20"/>
+          <w:szCs w:val="20"/>
+        </w:rPr>
+        <w:t xml:space="preserve">using EatTogether.MAUI.Services.MenuService.Interfaces;</w:t>
+      </w:r>
+    </w:p>
+    <w:p>
+      <w:pPr>
+        <w:spacing w:after="0" w:line="240" w:lineRule="auto"/>
+      </w:pPr>
+      <w:r>
+        <w:rPr>
+          <w:rFonts w:ascii="Courier New" w:hAnsi="Courier New" w:cs="Courier New"/>
+          <w:sz w:val="20"/>
+          <w:szCs w:val="20"/>
+        </w:rPr>
+        <w:t xml:space="preserve">using EatTogether.MAUI.Views.Main;</w:t>
+      </w:r>
+    </w:p>
+    <w:p>
+      <w:pPr>
+        <w:spacing w:after="0" w:line="240" w:lineRule="auto"/>
+      </w:pPr>
+      <w:r>
+        <w:rPr>
+          <w:rFonts w:ascii="Courier New" w:hAnsi="Courier New" w:cs="Courier New"/>
+          <w:sz w:val="20"/>
+          <w:szCs w:val="20"/>
+        </w:rPr>
+        <w:t xml:space="preserve">using EatTogether.MAUI.Views.Main.MenuPages;</w:t>
+      </w:r>
+    </w:p>
+    <w:p>
+      <w:pPr>
+        <w:spacing w:after="0" w:line="240" w:lineRule="auto"/>
+      </w:pPr>
+      <w:r>
+        <w:rPr>
+          <w:rFonts w:ascii="Courier New" w:hAnsi="Courier New" w:cs="Courier New"/>
+          <w:sz w:val="20"/>
+          <w:szCs w:val="20"/>
+        </w:rPr>
+        <w:t xml:space="preserve">using System.Collections.ObjectModel;</w:t>
+      </w:r>
+    </w:p>
+    <w:p>
+      <w:pPr>
+        <w:spacing w:after="0" w:line="240" w:lineRule="auto"/>
+      </w:pPr>
+      <w:r>
+        <w:rPr>
+          <w:rFonts w:ascii="Courier New" w:hAnsi="Courier New" w:cs="Courier New"/>
+          <w:sz w:val="20"/>
+          <w:szCs w:val="20"/>
+        </w:rPr>
+        <w:t xml:space="preserve"/>
+      </w:r>
+    </w:p>
+    <w:p>
+      <w:pPr>
+        <w:spacing w:after="0" w:line="240" w:lineRule="auto"/>
+      </w:pPr>
+      <w:r>
+        <w:rPr>
+          <w:rFonts w:ascii="Courier New" w:hAnsi="Courier New" w:cs="Courier New"/>
+          <w:sz w:val="20"/>
+          <w:szCs w:val="20"/>
+        </w:rPr>
+        <w:t xml:space="preserve">namespace EatTogether.MAUI.ViewModels</w:t>
+      </w:r>
+    </w:p>
+    <w:p>
+      <w:pPr>
+        <w:spacing w:after="0" w:line="240" w:lineRule="auto"/>
+      </w:pPr>
+      <w:r>
+        <w:rPr>
+          <w:rFonts w:ascii="Courier New" w:hAnsi="Courier New" w:cs="Courier New"/>
+          <w:sz w:val="20"/>
+          <w:szCs w:val="20"/>
+        </w:rPr>
+        <w:t xml:space="preserve">{</w:t>
+      </w:r>
+    </w:p>
+    <w:p>
+      <w:pPr>
+        <w:spacing w:after="0" w:line="240" w:lineRule="auto"/>
+      </w:pPr>
+      <w:r>
+        <w:rPr>
+          <w:rFonts w:ascii="Courier New" w:hAnsi="Courier New" w:cs="Courier New"/>
+          <w:sz w:val="20"/>
+          <w:szCs w:val="20"/>
+        </w:rPr>
+        <w:t xml:space="preserve">    public partial class MenuViewModel : ObservableObject</w:t>
+      </w:r>
+    </w:p>
+    <w:p>
+      <w:pPr>
+        <w:spacing w:after="0" w:line="240" w:lineRule="auto"/>
+      </w:pPr>
+      <w:r>
+        <w:rPr>
+          <w:rFonts w:ascii="Courier New" w:hAnsi="Courier New" w:cs="Courier New"/>
+          <w:sz w:val="20"/>
+          <w:szCs w:val="20"/>
+        </w:rPr>
+        <w:t xml:space="preserve">    {</w:t>
+      </w:r>
+    </w:p>
+    <w:p>
+      <w:pPr>
+        <w:spacing w:after="0" w:line="240" w:lineRule="auto"/>
+      </w:pPr>
+      <w:r>
+        <w:rPr>
+          <w:rFonts w:ascii="Courier New" w:hAnsi="Courier New" w:cs="Courier New"/>
+          <w:sz w:val="20"/>
+          <w:szCs w:val="20"/>
+        </w:rPr>
+        <w:t xml:space="preserve">        private readonly ICategoryService _categoryService;</w:t>
+      </w:r>
+    </w:p>
+    <w:p>
+      <w:pPr>
+        <w:spacing w:after="0" w:line="240" w:lineRule="auto"/>
+      </w:pPr>
+      <w:r>
+        <w:rPr>
+          <w:rFonts w:ascii="Courier New" w:hAnsi="Courier New" w:cs="Courier New"/>
+          <w:sz w:val="20"/>
+          <w:szCs w:val="20"/>
+        </w:rPr>
+        <w:t xml:space="preserve"/>
+      </w:r>
+    </w:p>
+    <w:p>
+      <w:pPr>
+        <w:spacing w:after="0" w:line="240" w:lineRule="auto"/>
+      </w:pPr>
+      <w:r>
+        <w:rPr>
+          <w:rFonts w:ascii="Courier New" w:hAnsi="Courier New" w:cs="Courier New"/>
+          <w:sz w:val="20"/>
+          <w:szCs w:val="20"/>
+        </w:rPr>
+        <w:t xml:space="preserve">        [ObservableProperty]</w:t>
+      </w:r>
+    </w:p>
+    <w:p>
+      <w:pPr>
+        <w:spacing w:after="0" w:line="240" w:lineRule="auto"/>
+      </w:pPr>
+      <w:r>
+        <w:rPr>
+          <w:rFonts w:ascii="Courier New" w:hAnsi="Courier New" w:cs="Courier New"/>
+          <w:sz w:val="20"/>
+          <w:szCs w:val="20"/>
+        </w:rPr>
+        <w:t xml:space="preserve">        private ObservableCollection&lt;Category&gt; categories = new();</w:t>
+      </w:r>
+    </w:p>
+    <w:p>
+      <w:pPr>
+        <w:spacing w:after="0" w:line="240" w:lineRule="auto"/>
+      </w:pPr>
+      <w:r>
+        <w:rPr>
+          <w:rFonts w:ascii="Courier New" w:hAnsi="Courier New" w:cs="Courier New"/>
+          <w:sz w:val="20"/>
+          <w:szCs w:val="20"/>
+        </w:rPr>
+        <w:t xml:space="preserve"/>
+      </w:r>
+    </w:p>
+    <w:p>
+      <w:pPr>
+        <w:spacing w:after="0" w:line="240" w:lineRule="auto"/>
+      </w:pPr>
+      <w:r>
+        <w:rPr>
+          <w:rFonts w:ascii="Courier New" w:hAnsi="Courier New" w:cs="Courier New"/>
+          <w:sz w:val="20"/>
+          <w:szCs w:val="20"/>
+        </w:rPr>
+        <w:t xml:space="preserve">        [ObservableProperty]</w:t>
+      </w:r>
+    </w:p>
+    <w:p>
+      <w:pPr>
+        <w:spacing w:after="0" w:line="240" w:lineRule="auto"/>
+      </w:pPr>
+      <w:r>
+        <w:rPr>
+          <w:rFonts w:ascii="Courier New" w:hAnsi="Courier New" w:cs="Courier New"/>
+          <w:sz w:val="20"/>
+          <w:szCs w:val="20"/>
+        </w:rPr>
+        <w:t xml:space="preserve">        private bool isBusy;</w:t>
+      </w:r>
+    </w:p>
+    <w:p>
+      <w:pPr>
+        <w:spacing w:after="0" w:line="240" w:lineRule="auto"/>
+      </w:pPr>
+      <w:r>
+        <w:rPr>
+          <w:rFonts w:ascii="Courier New" w:hAnsi="Courier New" w:cs="Courier New"/>
+          <w:sz w:val="20"/>
+          <w:szCs w:val="20"/>
+        </w:rPr>
+        <w:t xml:space="preserve"/>
+      </w:r>
+    </w:p>
+    <w:p>
+      <w:pPr>
+        <w:spacing w:after="0" w:line="240" w:lineRule="auto"/>
+      </w:pPr>
+      <w:r>
+        <w:rPr>
+          <w:rFonts w:ascii="Courier New" w:hAnsi="Courier New" w:cs="Courier New"/>
+          <w:sz w:val="20"/>
+          <w:szCs w:val="20"/>
+        </w:rPr>
+        <w:t xml:space="preserve">        [ObservableProperty]</w:t>
+      </w:r>
+    </w:p>
+    <w:p>
+      <w:pPr>
+        <w:spacing w:after="0" w:line="240" w:lineRule="auto"/>
+      </w:pPr>
+      <w:r>
+        <w:rPr>
+          <w:rFonts w:ascii="Courier New" w:hAnsi="Courier New" w:cs="Courier New"/>
+          <w:sz w:val="20"/>
+          <w:szCs w:val="20"/>
+        </w:rPr>
+        <w:t xml:space="preserve">        private bool hasFamily;</w:t>
+      </w:r>
+    </w:p>
+    <w:p>
+      <w:pPr>
+        <w:spacing w:after="0" w:line="240" w:lineRule="auto"/>
+      </w:pPr>
+      <w:r>
+        <w:rPr>
+          <w:rFonts w:ascii="Courier New" w:hAnsi="Courier New" w:cs="Courier New"/>
+          <w:sz w:val="20"/>
+          <w:szCs w:val="20"/>
+        </w:rPr>
+        <w:t xml:space="preserve"/>
+      </w:r>
+    </w:p>
+    <w:p>
+      <w:pPr>
+        <w:spacing w:after="0" w:line="240" w:lineRule="auto"/>
+      </w:pPr>
+      <w:r>
+        <w:rPr>
+          <w:rFonts w:ascii="Courier New" w:hAnsi="Courier New" w:cs="Courier New"/>
+          <w:sz w:val="20"/>
+          <w:szCs w:val="20"/>
+        </w:rPr>
+        <w:t xml:space="preserve">        // Проверяем, есть ли категории (только если пользователь в семье)</w:t>
+      </w:r>
+    </w:p>
+    <w:p>
+      <w:pPr>
+        <w:spacing w:after="0" w:line="240" w:lineRule="auto"/>
+      </w:pPr>
+      <w:r>
+        <w:rPr>
+          <w:rFonts w:ascii="Courier New" w:hAnsi="Courier New" w:cs="Courier New"/>
+          <w:sz w:val="20"/>
+          <w:szCs w:val="20"/>
+        </w:rPr>
+        <w:t xml:space="preserve">        public bool HasCategories =&gt; HasFamily &amp;&amp; Categories?.Count &gt; 0;</w:t>
+      </w:r>
+    </w:p>
+    <w:p>
+      <w:pPr>
+        <w:spacing w:after="0" w:line="240" w:lineRule="auto"/>
+      </w:pPr>
+      <w:r>
+        <w:rPr>
+          <w:rFonts w:ascii="Courier New" w:hAnsi="Courier New" w:cs="Courier New"/>
+          <w:sz w:val="20"/>
+          <w:szCs w:val="20"/>
+        </w:rPr>
+        <w:t xml:space="preserve"/>
+      </w:r>
+    </w:p>
+    <w:p>
+      <w:pPr>
+        <w:spacing w:after="0" w:line="240" w:lineRule="auto"/>
+      </w:pPr>
+      <w:r>
+        <w:rPr>
+          <w:rFonts w:ascii="Courier New" w:hAnsi="Courier New" w:cs="Courier New"/>
+          <w:sz w:val="20"/>
+          <w:szCs w:val="20"/>
+        </w:rPr>
+        <w:t xml:space="preserve">        // Показываем сообщение "нет семьи" только если пользователь не в семье</w:t>
+      </w:r>
+    </w:p>
+    <w:p>
+      <w:pPr>
+        <w:spacing w:after="0" w:line="240" w:lineRule="auto"/>
+      </w:pPr>
+      <w:r>
+        <w:rPr>
+          <w:rFonts w:ascii="Courier New" w:hAnsi="Courier New" w:cs="Courier New"/>
+          <w:sz w:val="20"/>
+          <w:szCs w:val="20"/>
+        </w:rPr>
+        <w:t xml:space="preserve">        public bool ShowNoFamilyMessage =&gt; !HasFamily;</w:t>
+      </w:r>
+    </w:p>
+    <w:p>
+      <w:pPr>
+        <w:spacing w:after="0" w:line="240" w:lineRule="auto"/>
+      </w:pPr>
+      <w:r>
+        <w:rPr>
+          <w:rFonts w:ascii="Courier New" w:hAnsi="Courier New" w:cs="Courier New"/>
+          <w:sz w:val="20"/>
+          <w:szCs w:val="20"/>
+        </w:rPr>
+        <w:t xml:space="preserve"/>
+      </w:r>
+    </w:p>
+    <w:p>
+      <w:pPr>
+        <w:spacing w:after="0" w:line="240" w:lineRule="auto"/>
+      </w:pPr>
+      <w:r>
+        <w:rPr>
+          <w:rFonts w:ascii="Courier New" w:hAnsi="Courier New" w:cs="Courier New"/>
+          <w:sz w:val="20"/>
+          <w:szCs w:val="20"/>
+        </w:rPr>
+        <w:t xml:space="preserve">        // Показываем контент категорий только если пользователь в семье И есть категории</w:t>
+      </w:r>
+    </w:p>
+    <w:p>
+      <w:pPr>
+        <w:spacing w:after="0" w:line="240" w:lineRule="auto"/>
+      </w:pPr>
+      <w:r>
+        <w:rPr>
+          <w:rFonts w:ascii="Courier New" w:hAnsi="Courier New" w:cs="Courier New"/>
+          <w:sz w:val="20"/>
+          <w:szCs w:val="20"/>
+        </w:rPr>
+        <w:t xml:space="preserve">        public bool ShowCategoriesContent =&gt; HasFamily &amp;&amp; HasCategories &amp;&amp; !IsBusy;</w:t>
+      </w:r>
+    </w:p>
+    <w:p>
+      <w:pPr>
+        <w:spacing w:after="0" w:line="240" w:lineRule="auto"/>
+      </w:pPr>
+      <w:r>
+        <w:rPr>
+          <w:rFonts w:ascii="Courier New" w:hAnsi="Courier New" w:cs="Courier New"/>
+          <w:sz w:val="20"/>
+          <w:szCs w:val="20"/>
+        </w:rPr>
+        <w:t xml:space="preserve"/>
+      </w:r>
+    </w:p>
+    <w:p>
+      <w:pPr>
+        <w:spacing w:after="0" w:line="240" w:lineRule="auto"/>
+      </w:pPr>
+      <w:r>
+        <w:rPr>
+          <w:rFonts w:ascii="Courier New" w:hAnsi="Courier New" w:cs="Courier New"/>
+          <w:sz w:val="20"/>
+          <w:szCs w:val="20"/>
+        </w:rPr>
+        <w:t xml:space="preserve">        // Показываем сообщение "нет категорий" только если пользователь в семье И нет категорий</w:t>
+      </w:r>
+    </w:p>
+    <w:p>
+      <w:pPr>
+        <w:spacing w:after="0" w:line="240" w:lineRule="auto"/>
+      </w:pPr>
+      <w:r>
+        <w:rPr>
+          <w:rFonts w:ascii="Courier New" w:hAnsi="Courier New" w:cs="Courier New"/>
+          <w:sz w:val="20"/>
+          <w:szCs w:val="20"/>
+        </w:rPr>
+        <w:t xml:space="preserve">        public bool ShowNoCategoriesMessage =&gt; HasFamily &amp;&amp; !HasCategories &amp;&amp; !IsBusy;</w:t>
+      </w:r>
+    </w:p>
+    <w:p>
+      <w:pPr>
+        <w:spacing w:after="0" w:line="240" w:lineRule="auto"/>
+      </w:pPr>
+      <w:r>
+        <w:rPr>
+          <w:rFonts w:ascii="Courier New" w:hAnsi="Courier New" w:cs="Courier New"/>
+          <w:sz w:val="20"/>
+          <w:szCs w:val="20"/>
+        </w:rPr>
+        <w:t xml:space="preserve"/>
+      </w:r>
+    </w:p>
+    <w:p>
+      <w:pPr>
+        <w:spacing w:after="0" w:line="240" w:lineRule="auto"/>
+      </w:pPr>
+      <w:r>
+        <w:rPr>
+          <w:rFonts w:ascii="Courier New" w:hAnsi="Courier New" w:cs="Courier New"/>
+          <w:sz w:val="20"/>
+          <w:szCs w:val="20"/>
+        </w:rPr>
+        <w:t xml:space="preserve">        public MenuViewModel(ICategoryService categoryService)</w:t>
+      </w:r>
+    </w:p>
+    <w:p>
+      <w:pPr>
+        <w:spacing w:after="0" w:line="240" w:lineRule="auto"/>
+      </w:pPr>
+      <w:r>
+        <w:rPr>
+          <w:rFonts w:ascii="Courier New" w:hAnsi="Courier New" w:cs="Courier New"/>
+          <w:sz w:val="20"/>
+          <w:szCs w:val="20"/>
+        </w:rPr>
+        <w:t xml:space="preserve">        {</w:t>
+      </w:r>
+    </w:p>
+    <w:p>
+      <w:pPr>
+        <w:spacing w:after="0" w:line="240" w:lineRule="auto"/>
+      </w:pPr>
+      <w:r>
+        <w:rPr>
+          <w:rFonts w:ascii="Courier New" w:hAnsi="Courier New" w:cs="Courier New"/>
+          <w:sz w:val="20"/>
+          <w:szCs w:val="20"/>
+        </w:rPr>
+        <w:t xml:space="preserve">            _categoryService = categoryService;</w:t>
+      </w:r>
+    </w:p>
+    <w:p>
+      <w:pPr>
+        <w:spacing w:after="0" w:line="240" w:lineRule="auto"/>
+      </w:pPr>
+      <w:r>
+        <w:rPr>
+          <w:rFonts w:ascii="Courier New" w:hAnsi="Courier New" w:cs="Courier New"/>
+          <w:sz w:val="20"/>
+          <w:szCs w:val="20"/>
+        </w:rPr>
+        <w:t xml:space="preserve"/>
+      </w:r>
+    </w:p>
+    <w:p>
+      <w:pPr>
+        <w:spacing w:after="0" w:line="240" w:lineRule="auto"/>
+      </w:pPr>
+      <w:r>
+        <w:rPr>
+          <w:rFonts w:ascii="Courier New" w:hAnsi="Courier New" w:cs="Courier New"/>
+          <w:sz w:val="20"/>
+          <w:szCs w:val="20"/>
+        </w:rPr>
+        <w:t xml:space="preserve">            // Инициализируем состояние семьи</w:t>
+      </w:r>
+    </w:p>
+    <w:p>
+      <w:pPr>
+        <w:spacing w:after="0" w:line="240" w:lineRule="auto"/>
+      </w:pPr>
+      <w:r>
+        <w:rPr>
+          <w:rFonts w:ascii="Courier New" w:hAnsi="Courier New" w:cs="Courier New"/>
+          <w:sz w:val="20"/>
+          <w:szCs w:val="20"/>
+        </w:rPr>
+        <w:t xml:space="preserve">            CheckFamilyStatus();</w:t>
+      </w:r>
+    </w:p>
+    <w:p>
+      <w:pPr>
+        <w:spacing w:after="0" w:line="240" w:lineRule="auto"/>
+      </w:pPr>
+      <w:r>
+        <w:rPr>
+          <w:rFonts w:ascii="Courier New" w:hAnsi="Courier New" w:cs="Courier New"/>
+          <w:sz w:val="20"/>
+          <w:szCs w:val="20"/>
+        </w:rPr>
+        <w:t xml:space="preserve"/>
+      </w:r>
+    </w:p>
+    <w:p>
+      <w:pPr>
+        <w:spacing w:after="0" w:line="240" w:lineRule="auto"/>
+      </w:pPr>
+      <w:r>
+        <w:rPr>
+          <w:rFonts w:ascii="Courier New" w:hAnsi="Courier New" w:cs="Courier New"/>
+          <w:sz w:val="20"/>
+          <w:szCs w:val="20"/>
+        </w:rPr>
+        <w:t xml:space="preserve">            // Загружаем категории только если пользователь в семье</w:t>
+      </w:r>
+    </w:p>
+    <w:p>
+      <w:pPr>
+        <w:spacing w:after="0" w:line="240" w:lineRule="auto"/>
+      </w:pPr>
+      <w:r>
+        <w:rPr>
+          <w:rFonts w:ascii="Courier New" w:hAnsi="Courier New" w:cs="Courier New"/>
+          <w:sz w:val="20"/>
+          <w:szCs w:val="20"/>
+        </w:rPr>
+        <w:t xml:space="preserve">            if (HasFamily)</w:t>
+      </w:r>
+    </w:p>
+    <w:p>
+      <w:pPr>
+        <w:spacing w:after="0" w:line="240" w:lineRule="auto"/>
+      </w:pPr>
+      <w:r>
+        <w:rPr>
+          <w:rFonts w:ascii="Courier New" w:hAnsi="Courier New" w:cs="Courier New"/>
+          <w:sz w:val="20"/>
+          <w:szCs w:val="20"/>
+        </w:rPr>
+        <w:t xml:space="preserve">            {</w:t>
+      </w:r>
+    </w:p>
+    <w:p>
+      <w:pPr>
+        <w:spacing w:after="0" w:line="240" w:lineRule="auto"/>
+      </w:pPr>
+      <w:r>
+        <w:rPr>
+          <w:rFonts w:ascii="Courier New" w:hAnsi="Courier New" w:cs="Courier New"/>
+          <w:sz w:val="20"/>
+          <w:szCs w:val="20"/>
+        </w:rPr>
+        <w:t xml:space="preserve">                LoadCategoriesAsync();</w:t>
+      </w:r>
+    </w:p>
+    <w:p>
+      <w:pPr>
+        <w:spacing w:after="0" w:line="240" w:lineRule="auto"/>
+      </w:pPr>
+      <w:r>
+        <w:rPr>
+          <w:rFonts w:ascii="Courier New" w:hAnsi="Courier New" w:cs="Courier New"/>
+          <w:sz w:val="20"/>
+          <w:szCs w:val="20"/>
+        </w:rPr>
+        <w:t xml:space="preserve">            }</w:t>
+      </w:r>
+    </w:p>
+    <w:p>
+      <w:pPr>
+        <w:spacing w:after="0" w:line="240" w:lineRule="auto"/>
+      </w:pPr>
+      <w:r>
+        <w:rPr>
+          <w:rFonts w:ascii="Courier New" w:hAnsi="Courier New" w:cs="Courier New"/>
+          <w:sz w:val="20"/>
+          <w:szCs w:val="20"/>
+        </w:rPr>
+        <w:t xml:space="preserve">        }</w:t>
+      </w:r>
+    </w:p>
+    <w:p>
+      <w:pPr>
+        <w:spacing w:after="0" w:line="240" w:lineRule="auto"/>
+      </w:pPr>
+      <w:r>
+        <w:rPr>
+          <w:rFonts w:ascii="Courier New" w:hAnsi="Courier New" w:cs="Courier New"/>
+          <w:sz w:val="20"/>
+          <w:szCs w:val="20"/>
+        </w:rPr>
+        <w:t xml:space="preserve"/>
+      </w:r>
+    </w:p>
+    <w:p>
+      <w:pPr>
+        <w:spacing w:after="0" w:line="240" w:lineRule="auto"/>
+      </w:pPr>
+      <w:r>
+        <w:rPr>
+          <w:rFonts w:ascii="Courier New" w:hAnsi="Courier New" w:cs="Courier New"/>
+          <w:sz w:val="20"/>
+          <w:szCs w:val="20"/>
+        </w:rPr>
+        <w:t xml:space="preserve">        public MenuViewModel() : this(Application.Current.Handler.MauiContext.Services.GetService&lt;ICategoryService&gt;()) { }</w:t>
+      </w:r>
+    </w:p>
+    <w:p>
+      <w:pPr>
+        <w:spacing w:after="0" w:line="240" w:lineRule="auto"/>
+      </w:pPr>
+      <w:r>
+        <w:rPr>
+          <w:rFonts w:ascii="Courier New" w:hAnsi="Courier New" w:cs="Courier New"/>
+          <w:sz w:val="20"/>
+          <w:szCs w:val="20"/>
+        </w:rPr>
+        <w:t xml:space="preserve"/>
+      </w:r>
+    </w:p>
+    <w:p>
+      <w:pPr>
+        <w:spacing w:after="0" w:line="240" w:lineRule="auto"/>
+      </w:pPr>
+      <w:r>
+        <w:rPr>
+          <w:rFonts w:ascii="Courier New" w:hAnsi="Courier New" w:cs="Courier New"/>
+          <w:sz w:val="20"/>
+          <w:szCs w:val="20"/>
+        </w:rPr>
+        <w:t xml:space="preserve">        // Метод для проверки статуса семьи</w:t>
+      </w:r>
+    </w:p>
+    <w:p>
+      <w:pPr>
+        <w:spacing w:after="0" w:line="240" w:lineRule="auto"/>
+      </w:pPr>
+      <w:r>
+        <w:rPr>
+          <w:rFonts w:ascii="Courier New" w:hAnsi="Courier New" w:cs="Courier New"/>
+          <w:sz w:val="20"/>
+          <w:szCs w:val="20"/>
+        </w:rPr>
+        <w:t xml:space="preserve">        private void CheckFamilyStatus()</w:t>
+      </w:r>
+    </w:p>
+    <w:p>
+      <w:pPr>
+        <w:spacing w:after="0" w:line="240" w:lineRule="auto"/>
+      </w:pPr>
+      <w:r>
+        <w:rPr>
+          <w:rFonts w:ascii="Courier New" w:hAnsi="Courier New" w:cs="Courier New"/>
+          <w:sz w:val="20"/>
+          <w:szCs w:val="20"/>
+        </w:rPr>
+        <w:t xml:space="preserve">        {</w:t>
+      </w:r>
+    </w:p>
+    <w:p>
+      <w:pPr>
+        <w:spacing w:after="0" w:line="240" w:lineRule="auto"/>
+      </w:pPr>
+      <w:r>
+        <w:rPr>
+          <w:rFonts w:ascii="Courier New" w:hAnsi="Courier New" w:cs="Courier New"/>
+          <w:sz w:val="20"/>
+          <w:szCs w:val="20"/>
+        </w:rPr>
+        <w:t xml:space="preserve">            HasFamily = !string.IsNullOrEmpty(Preferences.Get("family_id", string.Empty));</w:t>
+      </w:r>
+    </w:p>
+    <w:p>
+      <w:pPr>
+        <w:spacing w:after="0" w:line="240" w:lineRule="auto"/>
+      </w:pPr>
+      <w:r>
+        <w:rPr>
+          <w:rFonts w:ascii="Courier New" w:hAnsi="Courier New" w:cs="Courier New"/>
+          <w:sz w:val="20"/>
+          <w:szCs w:val="20"/>
+        </w:rPr>
+        <w:t xml:space="preserve">        }</w:t>
+      </w:r>
+    </w:p>
+    <w:p>
+      <w:pPr>
+        <w:spacing w:after="0" w:line="240" w:lineRule="auto"/>
+      </w:pPr>
+      <w:r>
+        <w:rPr>
+          <w:rFonts w:ascii="Courier New" w:hAnsi="Courier New" w:cs="Courier New"/>
+          <w:sz w:val="20"/>
+          <w:szCs w:val="20"/>
+        </w:rPr>
+        <w:t xml:space="preserve"/>
+      </w:r>
+    </w:p>
+    <w:p>
+      <w:pPr>
+        <w:spacing w:after="0" w:line="240" w:lineRule="auto"/>
+      </w:pPr>
+      <w:r>
+        <w:rPr>
+          <w:rFonts w:ascii="Courier New" w:hAnsi="Courier New" w:cs="Courier New"/>
+          <w:sz w:val="20"/>
+          <w:szCs w:val="20"/>
+        </w:rPr>
+        <w:t xml:space="preserve">        // Метод для обновления вычисляемых свойств</w:t>
+      </w:r>
+    </w:p>
+    <w:p>
+      <w:pPr>
+        <w:spacing w:after="0" w:line="240" w:lineRule="auto"/>
+      </w:pPr>
+      <w:r>
+        <w:rPr>
+          <w:rFonts w:ascii="Courier New" w:hAnsi="Courier New" w:cs="Courier New"/>
+          <w:sz w:val="20"/>
+          <w:szCs w:val="20"/>
+        </w:rPr>
+        <w:t xml:space="preserve">        private void UpdateComputedProperties()</w:t>
+      </w:r>
+    </w:p>
+    <w:p>
+      <w:pPr>
+        <w:spacing w:after="0" w:line="240" w:lineRule="auto"/>
+      </w:pPr>
+      <w:r>
+        <w:rPr>
+          <w:rFonts w:ascii="Courier New" w:hAnsi="Courier New" w:cs="Courier New"/>
+          <w:sz w:val="20"/>
+          <w:szCs w:val="20"/>
+        </w:rPr>
+        <w:t xml:space="preserve">        {</w:t>
+      </w:r>
+    </w:p>
+    <w:p>
+      <w:pPr>
+        <w:spacing w:after="0" w:line="240" w:lineRule="auto"/>
+      </w:pPr>
+      <w:r>
+        <w:rPr>
+          <w:rFonts w:ascii="Courier New" w:hAnsi="Courier New" w:cs="Courier New"/>
+          <w:sz w:val="20"/>
+          <w:szCs w:val="20"/>
+        </w:rPr>
+        <w:t xml:space="preserve">            OnPropertyChanged(nameof(HasCategories));</w:t>
+      </w:r>
+    </w:p>
+    <w:p>
+      <w:pPr>
+        <w:spacing w:after="0" w:line="240" w:lineRule="auto"/>
+      </w:pPr>
+      <w:r>
+        <w:rPr>
+          <w:rFonts w:ascii="Courier New" w:hAnsi="Courier New" w:cs="Courier New"/>
+          <w:sz w:val="20"/>
+          <w:szCs w:val="20"/>
+        </w:rPr>
+        <w:t xml:space="preserve">            OnPropertyChanged(nameof(ShowNoFamilyMessage));</w:t>
+      </w:r>
+    </w:p>
+    <w:p>
+      <w:pPr>
+        <w:spacing w:after="0" w:line="240" w:lineRule="auto"/>
+      </w:pPr>
+      <w:r>
+        <w:rPr>
+          <w:rFonts w:ascii="Courier New" w:hAnsi="Courier New" w:cs="Courier New"/>
+          <w:sz w:val="20"/>
+          <w:szCs w:val="20"/>
+        </w:rPr>
+        <w:t xml:space="preserve">            OnPropertyChanged(nameof(ShowCategoriesContent));</w:t>
+      </w:r>
+    </w:p>
+    <w:p>
+      <w:pPr>
+        <w:spacing w:after="0" w:line="240" w:lineRule="auto"/>
+      </w:pPr>
+      <w:r>
+        <w:rPr>
+          <w:rFonts w:ascii="Courier New" w:hAnsi="Courier New" w:cs="Courier New"/>
+          <w:sz w:val="20"/>
+          <w:szCs w:val="20"/>
+        </w:rPr>
+        <w:t xml:space="preserve">            OnPropertyChanged(nameof(ShowNoCategoriesMessage));</w:t>
+      </w:r>
+    </w:p>
+    <w:p>
+      <w:pPr>
+        <w:spacing w:after="0" w:line="240" w:lineRule="auto"/>
+      </w:pPr>
+      <w:r>
+        <w:rPr>
+          <w:rFonts w:ascii="Courier New" w:hAnsi="Courier New" w:cs="Courier New"/>
+          <w:sz w:val="20"/>
+          <w:szCs w:val="20"/>
+        </w:rPr>
+        <w:t xml:space="preserve">        }</w:t>
+      </w:r>
+    </w:p>
+    <w:p>
+      <w:pPr>
+        <w:spacing w:after="0" w:line="240" w:lineRule="auto"/>
+      </w:pPr>
+      <w:r>
+        <w:rPr>
+          <w:rFonts w:ascii="Courier New" w:hAnsi="Courier New" w:cs="Courier New"/>
+          <w:sz w:val="20"/>
+          <w:szCs w:val="20"/>
+        </w:rPr>
+        <w:t xml:space="preserve"/>
+      </w:r>
+    </w:p>
+    <w:p>
+      <w:pPr>
+        <w:spacing w:after="0" w:line="240" w:lineRule="auto"/>
+      </w:pPr>
+      <w:r>
+        <w:rPr>
+          <w:rFonts w:ascii="Courier New" w:hAnsi="Courier New" w:cs="Courier New"/>
+          <w:sz w:val="20"/>
+          <w:szCs w:val="20"/>
+        </w:rPr>
+        <w:t xml:space="preserve">        // Обновляем вычисляемые свойства при изменении коллекции</w:t>
+      </w:r>
+    </w:p>
+    <w:p>
+      <w:pPr>
+        <w:spacing w:after="0" w:line="240" w:lineRule="auto"/>
+      </w:pPr>
+      <w:r>
+        <w:rPr>
+          <w:rFonts w:ascii="Courier New" w:hAnsi="Courier New" w:cs="Courier New"/>
+          <w:sz w:val="20"/>
+          <w:szCs w:val="20"/>
+        </w:rPr>
+        <w:t xml:space="preserve">        partial void OnCategoriesChanged(ObservableCollection&lt;Category&gt; value)</w:t>
+      </w:r>
+    </w:p>
+    <w:p>
+      <w:pPr>
+        <w:spacing w:after="0" w:line="240" w:lineRule="auto"/>
+      </w:pPr>
+      <w:r>
+        <w:rPr>
+          <w:rFonts w:ascii="Courier New" w:hAnsi="Courier New" w:cs="Courier New"/>
+          <w:sz w:val="20"/>
+          <w:szCs w:val="20"/>
+        </w:rPr>
+        <w:t xml:space="preserve">        {</w:t>
+      </w:r>
+    </w:p>
+    <w:p>
+      <w:pPr>
+        <w:spacing w:after="0" w:line="240" w:lineRule="auto"/>
+      </w:pPr>
+      <w:r>
+        <w:rPr>
+          <w:rFonts w:ascii="Courier New" w:hAnsi="Courier New" w:cs="Courier New"/>
+          <w:sz w:val="20"/>
+          <w:szCs w:val="20"/>
+        </w:rPr>
+        <w:t xml:space="preserve">            UpdateComputedProperties();</w:t>
+      </w:r>
+    </w:p>
+    <w:p>
+      <w:pPr>
+        <w:spacing w:after="0" w:line="240" w:lineRule="auto"/>
+      </w:pPr>
+      <w:r>
+        <w:rPr>
+          <w:rFonts w:ascii="Courier New" w:hAnsi="Courier New" w:cs="Courier New"/>
+          <w:sz w:val="20"/>
+          <w:szCs w:val="20"/>
+        </w:rPr>
+        <w:t xml:space="preserve">        }</w:t>
+      </w:r>
+    </w:p>
+    <w:p>
+      <w:pPr>
+        <w:spacing w:after="0" w:line="240" w:lineRule="auto"/>
+      </w:pPr>
+      <w:r>
+        <w:rPr>
+          <w:rFonts w:ascii="Courier New" w:hAnsi="Courier New" w:cs="Courier New"/>
+          <w:sz w:val="20"/>
+          <w:szCs w:val="20"/>
+        </w:rPr>
+        <w:t xml:space="preserve"/>
+      </w:r>
+    </w:p>
+    <w:p>
+      <w:pPr>
+        <w:spacing w:after="0" w:line="240" w:lineRule="auto"/>
+      </w:pPr>
+      <w:r>
+        <w:rPr>
+          <w:rFonts w:ascii="Courier New" w:hAnsi="Courier New" w:cs="Courier New"/>
+          <w:sz w:val="20"/>
+          <w:szCs w:val="20"/>
+        </w:rPr>
+        <w:t xml:space="preserve">        // Обновляем вычисляемые свойства при изменении IsBusy</w:t>
+      </w:r>
+    </w:p>
+    <w:p>
+      <w:pPr>
+        <w:spacing w:after="0" w:line="240" w:lineRule="auto"/>
+      </w:pPr>
+      <w:r>
+        <w:rPr>
+          <w:rFonts w:ascii="Courier New" w:hAnsi="Courier New" w:cs="Courier New"/>
+          <w:sz w:val="20"/>
+          <w:szCs w:val="20"/>
+        </w:rPr>
+        <w:t xml:space="preserve">        partial void OnIsBusyChanged(bool value)</w:t>
+      </w:r>
+    </w:p>
+    <w:p>
+      <w:pPr>
+        <w:spacing w:after="0" w:line="240" w:lineRule="auto"/>
+      </w:pPr>
+      <w:r>
+        <w:rPr>
+          <w:rFonts w:ascii="Courier New" w:hAnsi="Courier New" w:cs="Courier New"/>
+          <w:sz w:val="20"/>
+          <w:szCs w:val="20"/>
+        </w:rPr>
+        <w:t xml:space="preserve">        {</w:t>
+      </w:r>
+    </w:p>
+    <w:p>
+      <w:pPr>
+        <w:spacing w:after="0" w:line="240" w:lineRule="auto"/>
+      </w:pPr>
+      <w:r>
+        <w:rPr>
+          <w:rFonts w:ascii="Courier New" w:hAnsi="Courier New" w:cs="Courier New"/>
+          <w:sz w:val="20"/>
+          <w:szCs w:val="20"/>
+        </w:rPr>
+        <w:t xml:space="preserve">            UpdateComputedProperties();</w:t>
+      </w:r>
+    </w:p>
+    <w:p>
+      <w:pPr>
+        <w:spacing w:after="0" w:line="240" w:lineRule="auto"/>
+      </w:pPr>
+      <w:r>
+        <w:rPr>
+          <w:rFonts w:ascii="Courier New" w:hAnsi="Courier New" w:cs="Courier New"/>
+          <w:sz w:val="20"/>
+          <w:szCs w:val="20"/>
+        </w:rPr>
+        <w:t xml:space="preserve">        }</w:t>
+      </w:r>
+    </w:p>
+    <w:p>
+      <w:pPr>
+        <w:spacing w:after="0" w:line="240" w:lineRule="auto"/>
+      </w:pPr>
+      <w:r>
+        <w:rPr>
+          <w:rFonts w:ascii="Courier New" w:hAnsi="Courier New" w:cs="Courier New"/>
+          <w:sz w:val="20"/>
+          <w:szCs w:val="20"/>
+        </w:rPr>
+        <w:t xml:space="preserve"/>
+      </w:r>
+    </w:p>
+    <w:p>
+      <w:pPr>
+        <w:spacing w:after="0" w:line="240" w:lineRule="auto"/>
+      </w:pPr>
+      <w:r>
+        <w:rPr>
+          <w:rFonts w:ascii="Courier New" w:hAnsi="Courier New" w:cs="Courier New"/>
+          <w:sz w:val="20"/>
+          <w:szCs w:val="20"/>
+        </w:rPr>
+        <w:t xml:space="preserve">        // Обновляем вычисляемые свойства при изменении HasFamily</w:t>
+      </w:r>
+    </w:p>
+    <w:p>
+      <w:pPr>
+        <w:spacing w:after="0" w:line="240" w:lineRule="auto"/>
+      </w:pPr>
+      <w:r>
+        <w:rPr>
+          <w:rFonts w:ascii="Courier New" w:hAnsi="Courier New" w:cs="Courier New"/>
+          <w:sz w:val="20"/>
+          <w:szCs w:val="20"/>
+        </w:rPr>
+        <w:t xml:space="preserve">        partial void OnHasFamilyChanged(bool value)</w:t>
+      </w:r>
+    </w:p>
+    <w:p>
+      <w:pPr>
+        <w:spacing w:after="0" w:line="240" w:lineRule="auto"/>
+      </w:pPr>
+      <w:r>
+        <w:rPr>
+          <w:rFonts w:ascii="Courier New" w:hAnsi="Courier New" w:cs="Courier New"/>
+          <w:sz w:val="20"/>
+          <w:szCs w:val="20"/>
+        </w:rPr>
+        <w:t xml:space="preserve">        {</w:t>
+      </w:r>
+    </w:p>
+    <w:p>
+      <w:pPr>
+        <w:spacing w:after="0" w:line="240" w:lineRule="auto"/>
+      </w:pPr>
+      <w:r>
+        <w:rPr>
+          <w:rFonts w:ascii="Courier New" w:hAnsi="Courier New" w:cs="Courier New"/>
+          <w:sz w:val="20"/>
+          <w:szCs w:val="20"/>
+        </w:rPr>
+        <w:t xml:space="preserve">            UpdateComputedProperties();</w:t>
+      </w:r>
+    </w:p>
+    <w:p>
+      <w:pPr>
+        <w:spacing w:after="0" w:line="240" w:lineRule="auto"/>
+      </w:pPr>
+      <w:r>
+        <w:rPr>
+          <w:rFonts w:ascii="Courier New" w:hAnsi="Courier New" w:cs="Courier New"/>
+          <w:sz w:val="20"/>
+          <w:szCs w:val="20"/>
+        </w:rPr>
+        <w:t xml:space="preserve"/>
+      </w:r>
+    </w:p>
+    <w:p>
+      <w:pPr>
+        <w:spacing w:after="0" w:line="240" w:lineRule="auto"/>
+      </w:pPr>
+      <w:r>
+        <w:rPr>
+          <w:rFonts w:ascii="Courier New" w:hAnsi="Courier New" w:cs="Courier New"/>
+          <w:sz w:val="20"/>
+          <w:szCs w:val="20"/>
+        </w:rPr>
+        <w:t xml:space="preserve">            // Если появилась семья, загружаем категории</w:t>
+      </w:r>
+    </w:p>
+    <w:p>
+      <w:pPr>
+        <w:spacing w:after="0" w:line="240" w:lineRule="auto"/>
+      </w:pPr>
+      <w:r>
+        <w:rPr>
+          <w:rFonts w:ascii="Courier New" w:hAnsi="Courier New" w:cs="Courier New"/>
+          <w:sz w:val="20"/>
+          <w:szCs w:val="20"/>
+        </w:rPr>
+        <w:t xml:space="preserve">            if (value &amp;&amp; Categories.Count == 0)</w:t>
+      </w:r>
+    </w:p>
+    <w:p>
+      <w:pPr>
+        <w:spacing w:after="0" w:line="240" w:lineRule="auto"/>
+      </w:pPr>
+      <w:r>
+        <w:rPr>
+          <w:rFonts w:ascii="Courier New" w:hAnsi="Courier New" w:cs="Courier New"/>
+          <w:sz w:val="20"/>
+          <w:szCs w:val="20"/>
+        </w:rPr>
+        <w:t xml:space="preserve">            {</w:t>
+      </w:r>
+    </w:p>
+    <w:p>
+      <w:pPr>
+        <w:spacing w:after="0" w:line="240" w:lineRule="auto"/>
+      </w:pPr>
+      <w:r>
+        <w:rPr>
+          <w:rFonts w:ascii="Courier New" w:hAnsi="Courier New" w:cs="Courier New"/>
+          <w:sz w:val="20"/>
+          <w:szCs w:val="20"/>
+        </w:rPr>
+        <w:t xml:space="preserve">                LoadCategoriesAsync();</w:t>
+      </w:r>
+    </w:p>
+    <w:p>
+      <w:pPr>
+        <w:spacing w:after="0" w:line="240" w:lineRule="auto"/>
+      </w:pPr>
+      <w:r>
+        <w:rPr>
+          <w:rFonts w:ascii="Courier New" w:hAnsi="Courier New" w:cs="Courier New"/>
+          <w:sz w:val="20"/>
+          <w:szCs w:val="20"/>
+        </w:rPr>
+        <w:t xml:space="preserve">            }</w:t>
+      </w:r>
+    </w:p>
+    <w:p>
+      <w:pPr>
+        <w:spacing w:after="0" w:line="240" w:lineRule="auto"/>
+      </w:pPr>
+      <w:r>
+        <w:rPr>
+          <w:rFonts w:ascii="Courier New" w:hAnsi="Courier New" w:cs="Courier New"/>
+          <w:sz w:val="20"/>
+          <w:szCs w:val="20"/>
+        </w:rPr>
+        <w:t xml:space="preserve">        }</w:t>
+      </w:r>
+    </w:p>
+    <w:p>
+      <w:pPr>
+        <w:spacing w:after="0" w:line="240" w:lineRule="auto"/>
+      </w:pPr>
+      <w:r>
+        <w:rPr>
+          <w:rFonts w:ascii="Courier New" w:hAnsi="Courier New" w:cs="Courier New"/>
+          <w:sz w:val="20"/>
+          <w:szCs w:val="20"/>
+        </w:rPr>
+        <w:t xml:space="preserve"/>
+      </w:r>
+    </w:p>
+    <w:p>
+      <w:pPr>
+        <w:spacing w:after="0" w:line="240" w:lineRule="auto"/>
+      </w:pPr>
+      <w:r>
+        <w:rPr>
+          <w:rFonts w:ascii="Courier New" w:hAnsi="Courier New" w:cs="Courier New"/>
+          <w:sz w:val="20"/>
+          <w:szCs w:val="20"/>
+        </w:rPr>
+        <w:t xml:space="preserve">        [RelayCommand]</w:t>
+      </w:r>
+    </w:p>
+    <w:p>
+      <w:pPr>
+        <w:spacing w:after="0" w:line="240" w:lineRule="auto"/>
+      </w:pPr>
+      <w:r>
+        <w:rPr>
+          <w:rFonts w:ascii="Courier New" w:hAnsi="Courier New" w:cs="Courier New"/>
+          <w:sz w:val="20"/>
+          <w:szCs w:val="20"/>
+        </w:rPr>
+        <w:t xml:space="preserve">        private async Task CategoryTapped(Category category)</w:t>
+      </w:r>
+    </w:p>
+    <w:p>
+      <w:pPr>
+        <w:spacing w:after="0" w:line="240" w:lineRule="auto"/>
+      </w:pPr>
+      <w:r>
+        <w:rPr>
+          <w:rFonts w:ascii="Courier New" w:hAnsi="Courier New" w:cs="Courier New"/>
+          <w:sz w:val="20"/>
+          <w:szCs w:val="20"/>
+        </w:rPr>
+        <w:t xml:space="preserve">        {</w:t>
+      </w:r>
+    </w:p>
+    <w:p>
+      <w:pPr>
+        <w:spacing w:after="0" w:line="240" w:lineRule="auto"/>
+      </w:pPr>
+      <w:r>
+        <w:rPr>
+          <w:rFonts w:ascii="Courier New" w:hAnsi="Courier New" w:cs="Courier New"/>
+          <w:sz w:val="20"/>
+          <w:szCs w:val="20"/>
+        </w:rPr>
+        <w:t xml:space="preserve">            if (category == null) return;</w:t>
+      </w:r>
+    </w:p>
+    <w:p>
+      <w:pPr>
+        <w:spacing w:after="0" w:line="240" w:lineRule="auto"/>
+      </w:pPr>
+      <w:r>
+        <w:rPr>
+          <w:rFonts w:ascii="Courier New" w:hAnsi="Courier New" w:cs="Courier New"/>
+          <w:sz w:val="20"/>
+          <w:szCs w:val="20"/>
+        </w:rPr>
+        <w:t xml:space="preserve"/>
+      </w:r>
+    </w:p>
+    <w:p>
+      <w:pPr>
+        <w:spacing w:after="0" w:line="240" w:lineRule="auto"/>
+      </w:pPr>
+      <w:r>
+        <w:rPr>
+          <w:rFonts w:ascii="Courier New" w:hAnsi="Courier New" w:cs="Courier New"/>
+          <w:sz w:val="20"/>
+          <w:szCs w:val="20"/>
+        </w:rPr>
+        <w:t xml:space="preserve">            if (Application.Current?.MainPage is MainPage mainPage)</w:t>
+      </w:r>
+    </w:p>
+    <w:p>
+      <w:pPr>
+        <w:spacing w:after="0" w:line="240" w:lineRule="auto"/>
+      </w:pPr>
+      <w:r>
+        <w:rPr>
+          <w:rFonts w:ascii="Courier New" w:hAnsi="Courier New" w:cs="Courier New"/>
+          <w:sz w:val="20"/>
+          <w:szCs w:val="20"/>
+        </w:rPr>
+        <w:t xml:space="preserve">            {</w:t>
+      </w:r>
+    </w:p>
+    <w:p>
+      <w:pPr>
+        <w:spacing w:after="0" w:line="240" w:lineRule="auto"/>
+      </w:pPr>
+      <w:r>
+        <w:rPr>
+          <w:rFonts w:ascii="Courier New" w:hAnsi="Courier New" w:cs="Courier New"/>
+          <w:sz w:val="20"/>
+          <w:szCs w:val="20"/>
+        </w:rPr>
+        <w:t xml:space="preserve">                var currentNavigation = mainPage.CurrentPage as NavigationPage;</w:t>
+      </w:r>
+    </w:p>
+    <w:p>
+      <w:pPr>
+        <w:spacing w:after="0" w:line="240" w:lineRule="auto"/>
+      </w:pPr>
+      <w:r>
+        <w:rPr>
+          <w:rFonts w:ascii="Courier New" w:hAnsi="Courier New" w:cs="Courier New"/>
+          <w:sz w:val="20"/>
+          <w:szCs w:val="20"/>
+        </w:rPr>
+        <w:t xml:space="preserve">                if (currentNavigation != null)</w:t>
+      </w:r>
+    </w:p>
+    <w:p>
+      <w:pPr>
+        <w:spacing w:after="0" w:line="240" w:lineRule="auto"/>
+      </w:pPr>
+      <w:r>
+        <w:rPr>
+          <w:rFonts w:ascii="Courier New" w:hAnsi="Courier New" w:cs="Courier New"/>
+          <w:sz w:val="20"/>
+          <w:szCs w:val="20"/>
+        </w:rPr>
+        <w:t xml:space="preserve">                {</w:t>
+      </w:r>
+    </w:p>
+    <w:p>
+      <w:pPr>
+        <w:spacing w:after="0" w:line="240" w:lineRule="auto"/>
+      </w:pPr>
+      <w:r>
+        <w:rPr>
+          <w:rFonts w:ascii="Courier New" w:hAnsi="Courier New" w:cs="Courier New"/>
+          <w:sz w:val="20"/>
+          <w:szCs w:val="20"/>
+        </w:rPr>
+        <w:t xml:space="preserve">                    var subcategoriesPage = new SubcategoriesPage(new SubcategoriesViewModel(category.Id, category.Name));</w:t>
+      </w:r>
+    </w:p>
+    <w:p>
+      <w:pPr>
+        <w:spacing w:after="0" w:line="240" w:lineRule="auto"/>
+      </w:pPr>
+      <w:r>
+        <w:rPr>
+          <w:rFonts w:ascii="Courier New" w:hAnsi="Courier New" w:cs="Courier New"/>
+          <w:sz w:val="20"/>
+          <w:szCs w:val="20"/>
+        </w:rPr>
+        <w:t xml:space="preserve">                    await currentNavigation.Navigation.PushAsync(subcategoriesPage);</w:t>
+      </w:r>
+    </w:p>
+    <w:p>
+      <w:pPr>
+        <w:spacing w:after="0" w:line="240" w:lineRule="auto"/>
+      </w:pPr>
+      <w:r>
+        <w:rPr>
+          <w:rFonts w:ascii="Courier New" w:hAnsi="Courier New" w:cs="Courier New"/>
+          <w:sz w:val="20"/>
+          <w:szCs w:val="20"/>
+        </w:rPr>
+        <w:t xml:space="preserve">                }</w:t>
+      </w:r>
+    </w:p>
+    <w:p>
+      <w:pPr>
+        <w:spacing w:after="0" w:line="240" w:lineRule="auto"/>
+      </w:pPr>
+      <w:r>
+        <w:rPr>
+          <w:rFonts w:ascii="Courier New" w:hAnsi="Courier New" w:cs="Courier New"/>
+          <w:sz w:val="20"/>
+          <w:szCs w:val="20"/>
+        </w:rPr>
+        <w:t xml:space="preserve">            }</w:t>
+      </w:r>
+    </w:p>
+    <w:p>
+      <w:pPr>
+        <w:spacing w:after="0" w:line="240" w:lineRule="auto"/>
+      </w:pPr>
+      <w:r>
+        <w:rPr>
+          <w:rFonts w:ascii="Courier New" w:hAnsi="Courier New" w:cs="Courier New"/>
+          <w:sz w:val="20"/>
+          <w:szCs w:val="20"/>
+        </w:rPr>
+        <w:t xml:space="preserve">        }</w:t>
+      </w:r>
+    </w:p>
+    <w:p>
+      <w:pPr>
+        <w:spacing w:after="0" w:line="240" w:lineRule="auto"/>
+      </w:pPr>
+      <w:r>
+        <w:rPr>
+          <w:rFonts w:ascii="Courier New" w:hAnsi="Courier New" w:cs="Courier New"/>
+          <w:sz w:val="20"/>
+          <w:szCs w:val="20"/>
+        </w:rPr>
+        <w:t xml:space="preserve"/>
+      </w:r>
+    </w:p>
+    <w:p>
+      <w:pPr>
+        <w:spacing w:after="0" w:line="240" w:lineRule="auto"/>
+      </w:pPr>
+      <w:r>
+        <w:rPr>
+          <w:rFonts w:ascii="Courier New" w:hAnsi="Courier New" w:cs="Courier New"/>
+          <w:sz w:val="20"/>
+          <w:szCs w:val="20"/>
+        </w:rPr>
+        <w:t xml:space="preserve">        [RelayCommand]</w:t>
+      </w:r>
+    </w:p>
+    <w:p>
+      <w:pPr>
+        <w:spacing w:after="0" w:line="240" w:lineRule="auto"/>
+      </w:pPr>
+      <w:r>
+        <w:rPr>
+          <w:rFonts w:ascii="Courier New" w:hAnsi="Courier New" w:cs="Courier New"/>
+          <w:sz w:val="20"/>
+          <w:szCs w:val="20"/>
+        </w:rPr>
+        <w:t xml:space="preserve">        private async Task LoadCategoriesAsync()</w:t>
+      </w:r>
+    </w:p>
+    <w:p>
+      <w:pPr>
+        <w:spacing w:after="0" w:line="240" w:lineRule="auto"/>
+      </w:pPr>
+      <w:r>
+        <w:rPr>
+          <w:rFonts w:ascii="Courier New" w:hAnsi="Courier New" w:cs="Courier New"/>
+          <w:sz w:val="20"/>
+          <w:szCs w:val="20"/>
+        </w:rPr>
+        <w:t xml:space="preserve">        {</w:t>
+      </w:r>
+    </w:p>
+    <w:p>
+      <w:pPr>
+        <w:spacing w:after="0" w:line="240" w:lineRule="auto"/>
+      </w:pPr>
+      <w:r>
+        <w:rPr>
+          <w:rFonts w:ascii="Courier New" w:hAnsi="Courier New" w:cs="Courier New"/>
+          <w:sz w:val="20"/>
+          <w:szCs w:val="20"/>
+        </w:rPr>
+        <w:t xml:space="preserve">            if (IsBusy || !HasFamily)</w:t>
+      </w:r>
+    </w:p>
+    <w:p>
+      <w:pPr>
+        <w:spacing w:after="0" w:line="240" w:lineRule="auto"/>
+      </w:pPr>
+      <w:r>
+        <w:rPr>
+          <w:rFonts w:ascii="Courier New" w:hAnsi="Courier New" w:cs="Courier New"/>
+          <w:sz w:val="20"/>
+          <w:szCs w:val="20"/>
+        </w:rPr>
+        <w:t xml:space="preserve">                return;</w:t>
+      </w:r>
+    </w:p>
+    <w:p>
+      <w:pPr>
+        <w:spacing w:after="0" w:line="240" w:lineRule="auto"/>
+      </w:pPr>
+      <w:r>
+        <w:rPr>
+          <w:rFonts w:ascii="Courier New" w:hAnsi="Courier New" w:cs="Courier New"/>
+          <w:sz w:val="20"/>
+          <w:szCs w:val="20"/>
+        </w:rPr>
+        <w:t xml:space="preserve"/>
+      </w:r>
+    </w:p>
+    <w:p>
+      <w:pPr>
+        <w:spacing w:after="0" w:line="240" w:lineRule="auto"/>
+      </w:pPr>
+      <w:r>
+        <w:rPr>
+          <w:rFonts w:ascii="Courier New" w:hAnsi="Courier New" w:cs="Courier New"/>
+          <w:sz w:val="20"/>
+          <w:szCs w:val="20"/>
+        </w:rPr>
+        <w:t xml:space="preserve">            try</w:t>
+      </w:r>
+    </w:p>
+    <w:p>
+      <w:pPr>
+        <w:spacing w:after="0" w:line="240" w:lineRule="auto"/>
+      </w:pPr>
+      <w:r>
+        <w:rPr>
+          <w:rFonts w:ascii="Courier New" w:hAnsi="Courier New" w:cs="Courier New"/>
+          <w:sz w:val="20"/>
+          <w:szCs w:val="20"/>
+        </w:rPr>
+        <w:t xml:space="preserve">            {</w:t>
+      </w:r>
+    </w:p>
+    <w:p>
+      <w:pPr>
+        <w:spacing w:after="0" w:line="240" w:lineRule="auto"/>
+      </w:pPr>
+      <w:r>
+        <w:rPr>
+          <w:rFonts w:ascii="Courier New" w:hAnsi="Courier New" w:cs="Courier New"/>
+          <w:sz w:val="20"/>
+          <w:szCs w:val="20"/>
+        </w:rPr>
+        <w:t xml:space="preserve">                IsBusy = true;</w:t>
+      </w:r>
+    </w:p>
+    <w:p>
+      <w:pPr>
+        <w:spacing w:after="0" w:line="240" w:lineRule="auto"/>
+      </w:pPr>
+      <w:r>
+        <w:rPr>
+          <w:rFonts w:ascii="Courier New" w:hAnsi="Courier New" w:cs="Courier New"/>
+          <w:sz w:val="20"/>
+          <w:szCs w:val="20"/>
+        </w:rPr>
+        <w:t xml:space="preserve"/>
+      </w:r>
+    </w:p>
+    <w:p>
+      <w:pPr>
+        <w:spacing w:after="0" w:line="240" w:lineRule="auto"/>
+      </w:pPr>
+      <w:r>
+        <w:rPr>
+          <w:rFonts w:ascii="Courier New" w:hAnsi="Courier New" w:cs="Courier New"/>
+          <w:sz w:val="20"/>
+          <w:szCs w:val="20"/>
+        </w:rPr>
+        <w:t xml:space="preserve">                var familyId = Preferences.Get("family_id", string.Empty);</w:t>
+      </w:r>
+    </w:p>
+    <w:p>
+      <w:pPr>
+        <w:spacing w:after="0" w:line="240" w:lineRule="auto"/>
+      </w:pPr>
+      <w:r>
+        <w:rPr>
+          <w:rFonts w:ascii="Courier New" w:hAnsi="Courier New" w:cs="Courier New"/>
+          <w:sz w:val="20"/>
+          <w:szCs w:val="20"/>
+        </w:rPr>
+        <w:t xml:space="preserve">                var categories = await _categoryService.GetEnabledCategoriesAsync(familyId);</w:t>
+      </w:r>
+    </w:p>
+    <w:p>
+      <w:pPr>
+        <w:spacing w:after="0" w:line="240" w:lineRule="auto"/>
+      </w:pPr>
+      <w:r>
+        <w:rPr>
+          <w:rFonts w:ascii="Courier New" w:hAnsi="Courier New" w:cs="Courier New"/>
+          <w:sz w:val="20"/>
+          <w:szCs w:val="20"/>
+        </w:rPr>
+        <w:t xml:space="preserve"/>
+      </w:r>
+    </w:p>
+    <w:p>
+      <w:pPr>
+        <w:spacing w:after="0" w:line="240" w:lineRule="auto"/>
+      </w:pPr>
+      <w:r>
+        <w:rPr>
+          <w:rFonts w:ascii="Courier New" w:hAnsi="Courier New" w:cs="Courier New"/>
+          <w:sz w:val="20"/>
+          <w:szCs w:val="20"/>
+        </w:rPr>
+        <w:t xml:space="preserve">                Categories.Clear();</w:t>
+      </w:r>
+    </w:p>
+    <w:p>
+      <w:pPr>
+        <w:spacing w:after="0" w:line="240" w:lineRule="auto"/>
+      </w:pPr>
+      <w:r>
+        <w:rPr>
+          <w:rFonts w:ascii="Courier New" w:hAnsi="Courier New" w:cs="Courier New"/>
+          <w:sz w:val="20"/>
+          <w:szCs w:val="20"/>
+        </w:rPr>
+        <w:t xml:space="preserve">                foreach (var category in categories)</w:t>
+      </w:r>
+    </w:p>
+    <w:p>
+      <w:pPr>
+        <w:spacing w:after="0" w:line="240" w:lineRule="auto"/>
+      </w:pPr>
+      <w:r>
+        <w:rPr>
+          <w:rFonts w:ascii="Courier New" w:hAnsi="Courier New" w:cs="Courier New"/>
+          <w:sz w:val="20"/>
+          <w:szCs w:val="20"/>
+        </w:rPr>
+        <w:t xml:space="preserve">                {</w:t>
+      </w:r>
+    </w:p>
+    <w:p>
+      <w:pPr>
+        <w:spacing w:after="0" w:line="240" w:lineRule="auto"/>
+      </w:pPr>
+      <w:r>
+        <w:rPr>
+          <w:rFonts w:ascii="Courier New" w:hAnsi="Courier New" w:cs="Courier New"/>
+          <w:sz w:val="20"/>
+          <w:szCs w:val="20"/>
+        </w:rPr>
+        <w:t xml:space="preserve">                    Categories.Add(category);</w:t>
+      </w:r>
+    </w:p>
+    <w:p>
+      <w:pPr>
+        <w:spacing w:after="0" w:line="240" w:lineRule="auto"/>
+      </w:pPr>
+      <w:r>
+        <w:rPr>
+          <w:rFonts w:ascii="Courier New" w:hAnsi="Courier New" w:cs="Courier New"/>
+          <w:sz w:val="20"/>
+          <w:szCs w:val="20"/>
+        </w:rPr>
+        <w:t xml:space="preserve">                }</w:t>
+      </w:r>
+    </w:p>
+    <w:p>
+      <w:pPr>
+        <w:spacing w:after="0" w:line="240" w:lineRule="auto"/>
+      </w:pPr>
+      <w:r>
+        <w:rPr>
+          <w:rFonts w:ascii="Courier New" w:hAnsi="Courier New" w:cs="Courier New"/>
+          <w:sz w:val="20"/>
+          <w:szCs w:val="20"/>
+        </w:rPr>
+        <w:t xml:space="preserve">            }</w:t>
+      </w:r>
+    </w:p>
+    <w:p>
+      <w:pPr>
+        <w:spacing w:after="0" w:line="240" w:lineRule="auto"/>
+      </w:pPr>
+      <w:r>
+        <w:rPr>
+          <w:rFonts w:ascii="Courier New" w:hAnsi="Courier New" w:cs="Courier New"/>
+          <w:sz w:val="20"/>
+          <w:szCs w:val="20"/>
+        </w:rPr>
+        <w:t xml:space="preserve">            catch (Exception ex)</w:t>
+      </w:r>
+    </w:p>
+    <w:p>
+      <w:pPr>
+        <w:spacing w:after="0" w:line="240" w:lineRule="auto"/>
+      </w:pPr>
+      <w:r>
+        <w:rPr>
+          <w:rFonts w:ascii="Courier New" w:hAnsi="Courier New" w:cs="Courier New"/>
+          <w:sz w:val="20"/>
+          <w:szCs w:val="20"/>
+        </w:rPr>
+        <w:t xml:space="preserve">            {</w:t>
+      </w:r>
+    </w:p>
+    <w:p>
+      <w:pPr>
+        <w:spacing w:after="0" w:line="240" w:lineRule="auto"/>
+      </w:pPr>
+      <w:r>
+        <w:rPr>
+          <w:rFonts w:ascii="Courier New" w:hAnsi="Courier New" w:cs="Courier New"/>
+          <w:sz w:val="20"/>
+          <w:szCs w:val="20"/>
+        </w:rPr>
+        <w:t xml:space="preserve">                Console.WriteLine($"Ошибка при загрузке категорий: {ex}");</w:t>
+      </w:r>
+    </w:p>
+    <w:p>
+      <w:pPr>
+        <w:spacing w:after="0" w:line="240" w:lineRule="auto"/>
+      </w:pPr>
+      <w:r>
+        <w:rPr>
+          <w:rFonts w:ascii="Courier New" w:hAnsi="Courier New" w:cs="Courier New"/>
+          <w:sz w:val="20"/>
+          <w:szCs w:val="20"/>
+        </w:rPr>
+        <w:t xml:space="preserve">            }</w:t>
+      </w:r>
+    </w:p>
+    <w:p>
+      <w:pPr>
+        <w:spacing w:after="0" w:line="240" w:lineRule="auto"/>
+      </w:pPr>
+      <w:r>
+        <w:rPr>
+          <w:rFonts w:ascii="Courier New" w:hAnsi="Courier New" w:cs="Courier New"/>
+          <w:sz w:val="20"/>
+          <w:szCs w:val="20"/>
+        </w:rPr>
+        <w:t xml:space="preserve">            finally</w:t>
+      </w:r>
+    </w:p>
+    <w:p>
+      <w:pPr>
+        <w:spacing w:after="0" w:line="240" w:lineRule="auto"/>
+      </w:pPr>
+      <w:r>
+        <w:rPr>
+          <w:rFonts w:ascii="Courier New" w:hAnsi="Courier New" w:cs="Courier New"/>
+          <w:sz w:val="20"/>
+          <w:szCs w:val="20"/>
+        </w:rPr>
+        <w:t xml:space="preserve">            {</w:t>
+      </w:r>
+    </w:p>
+    <w:p>
+      <w:pPr>
+        <w:spacing w:after="0" w:line="240" w:lineRule="auto"/>
+      </w:pPr>
+      <w:r>
+        <w:rPr>
+          <w:rFonts w:ascii="Courier New" w:hAnsi="Courier New" w:cs="Courier New"/>
+          <w:sz w:val="20"/>
+          <w:szCs w:val="20"/>
+        </w:rPr>
+        <w:t xml:space="preserve">                IsBusy = false;</w:t>
+      </w:r>
+    </w:p>
+    <w:p>
+      <w:pPr>
+        <w:spacing w:after="0" w:line="240" w:lineRule="auto"/>
+      </w:pPr>
+      <w:r>
+        <w:rPr>
+          <w:rFonts w:ascii="Courier New" w:hAnsi="Courier New" w:cs="Courier New"/>
+          <w:sz w:val="20"/>
+          <w:szCs w:val="20"/>
+        </w:rPr>
+        <w:t xml:space="preserve">            }</w:t>
+      </w:r>
+    </w:p>
+    <w:p>
+      <w:pPr>
+        <w:spacing w:after="0" w:line="240" w:lineRule="auto"/>
+      </w:pPr>
+      <w:r>
+        <w:rPr>
+          <w:rFonts w:ascii="Courier New" w:hAnsi="Courier New" w:cs="Courier New"/>
+          <w:sz w:val="20"/>
+          <w:szCs w:val="20"/>
+        </w:rPr>
+        <w:t xml:space="preserve">        }</w:t>
+      </w:r>
+    </w:p>
+    <w:p>
+      <w:pPr>
+        <w:spacing w:after="0" w:line="240" w:lineRule="auto"/>
+      </w:pPr>
+      <w:r>
+        <w:rPr>
+          <w:rFonts w:ascii="Courier New" w:hAnsi="Courier New" w:cs="Courier New"/>
+          <w:sz w:val="20"/>
+          <w:szCs w:val="20"/>
+        </w:rPr>
+        <w:t xml:space="preserve">        [RelayCommand]</w:t>
+      </w:r>
+    </w:p>
+    <w:p>
+      <w:pPr>
+        <w:spacing w:after="0" w:line="240" w:lineRule="auto"/>
+      </w:pPr>
+      <w:r>
+        <w:rPr>
+          <w:rFonts w:ascii="Courier New" w:hAnsi="Courier New" w:cs="Courier New"/>
+          <w:sz w:val="20"/>
+          <w:szCs w:val="20"/>
+        </w:rPr>
+        <w:t xml:space="preserve">        private async Task Settings()</w:t>
+      </w:r>
+    </w:p>
+    <w:p>
+      <w:pPr>
+        <w:spacing w:after="0" w:line="240" w:lineRule="auto"/>
+      </w:pPr>
+      <w:r>
+        <w:rPr>
+          <w:rFonts w:ascii="Courier New" w:hAnsi="Courier New" w:cs="Courier New"/>
+          <w:sz w:val="20"/>
+          <w:szCs w:val="20"/>
+        </w:rPr>
+        <w:t xml:space="preserve">        {</w:t>
+      </w:r>
+    </w:p>
+    <w:p>
+      <w:pPr>
+        <w:spacing w:after="0" w:line="240" w:lineRule="auto"/>
+      </w:pPr>
+      <w:r>
+        <w:rPr>
+          <w:rFonts w:ascii="Courier New" w:hAnsi="Courier New" w:cs="Courier New"/>
+          <w:sz w:val="20"/>
+          <w:szCs w:val="20"/>
+        </w:rPr>
+        <w:t xml:space="preserve">            Console.WriteLine("pizda");</w:t>
+      </w:r>
+    </w:p>
+    <w:p>
+      <w:pPr>
+        <w:spacing w:after="0" w:line="240" w:lineRule="auto"/>
+      </w:pPr>
+      <w:r>
+        <w:rPr>
+          <w:rFonts w:ascii="Courier New" w:hAnsi="Courier New" w:cs="Courier New"/>
+          <w:sz w:val="20"/>
+          <w:szCs w:val="20"/>
+        </w:rPr>
+        <w:t xml:space="preserve">        }</w:t>
+      </w:r>
+    </w:p>
+    <w:p>
+      <w:pPr>
+        <w:spacing w:after="0" w:line="240" w:lineRule="auto"/>
+      </w:pPr>
+      <w:r>
+        <w:rPr>
+          <w:rFonts w:ascii="Courier New" w:hAnsi="Courier New" w:cs="Courier New"/>
+          <w:sz w:val="20"/>
+          <w:szCs w:val="20"/>
+        </w:rPr>
+        <w:t xml:space="preserve"/>
+      </w:r>
+    </w:p>
+    <w:p>
+      <w:pPr>
+        <w:spacing w:after="0" w:line="240" w:lineRule="auto"/>
+      </w:pPr>
+      <w:r>
+        <w:rPr>
+          <w:rFonts w:ascii="Courier New" w:hAnsi="Courier New" w:cs="Courier New"/>
+          <w:sz w:val="20"/>
+          <w:szCs w:val="20"/>
+        </w:rPr>
+        <w:t xml:space="preserve">        // Метод для обновления состояния при возвращении на страницу</w:t>
+      </w:r>
+    </w:p>
+    <w:p>
+      <w:pPr>
+        <w:spacing w:after="0" w:line="240" w:lineRule="auto"/>
+      </w:pPr>
+      <w:r>
+        <w:rPr>
+          <w:rFonts w:ascii="Courier New" w:hAnsi="Courier New" w:cs="Courier New"/>
+          <w:sz w:val="20"/>
+          <w:szCs w:val="20"/>
+        </w:rPr>
+        <w:t xml:space="preserve">        public void OnAppearing()</w:t>
+      </w:r>
+    </w:p>
+    <w:p>
+      <w:pPr>
+        <w:spacing w:after="0" w:line="240" w:lineRule="auto"/>
+      </w:pPr>
+      <w:r>
+        <w:rPr>
+          <w:rFonts w:ascii="Courier New" w:hAnsi="Courier New" w:cs="Courier New"/>
+          <w:sz w:val="20"/>
+          <w:szCs w:val="20"/>
+        </w:rPr>
+        <w:t xml:space="preserve">        {</w:t>
+      </w:r>
+    </w:p>
+    <w:p>
+      <w:pPr>
+        <w:spacing w:after="0" w:line="240" w:lineRule="auto"/>
+      </w:pPr>
+      <w:r>
+        <w:rPr>
+          <w:rFonts w:ascii="Courier New" w:hAnsi="Courier New" w:cs="Courier New"/>
+          <w:sz w:val="20"/>
+          <w:szCs w:val="20"/>
+        </w:rPr>
+        <w:t xml:space="preserve">            // Всегда проверяем актуальный статус семьи</w:t>
+      </w:r>
+    </w:p>
+    <w:p>
+      <w:pPr>
+        <w:spacing w:after="0" w:line="240" w:lineRule="auto"/>
+      </w:pPr>
+      <w:r>
+        <w:rPr>
+          <w:rFonts w:ascii="Courier New" w:hAnsi="Courier New" w:cs="Courier New"/>
+          <w:sz w:val="20"/>
+          <w:szCs w:val="20"/>
+        </w:rPr>
+        <w:t xml:space="preserve">            CheckFamilyStatus();</w:t>
+      </w:r>
+    </w:p>
+    <w:p>
+      <w:pPr>
+        <w:spacing w:after="0" w:line="240" w:lineRule="auto"/>
+      </w:pPr>
+      <w:r>
+        <w:rPr>
+          <w:rFonts w:ascii="Courier New" w:hAnsi="Courier New" w:cs="Courier New"/>
+          <w:sz w:val="20"/>
+          <w:szCs w:val="20"/>
+        </w:rPr>
+        <w:t xml:space="preserve">        }</w:t>
+      </w:r>
+    </w:p>
+    <w:p>
+      <w:pPr>
+        <w:spacing w:after="0" w:line="240" w:lineRule="auto"/>
+      </w:pPr>
+      <w:r>
+        <w:rPr>
+          <w:rFonts w:ascii="Courier New" w:hAnsi="Courier New" w:cs="Courier New"/>
+          <w:sz w:val="20"/>
+          <w:szCs w:val="20"/>
+        </w:rPr>
+        <w:t xml:space="preserve">    }</w:t>
+      </w:r>
+    </w:p>
+    <w:p>
+      <w:pPr>
+        <w:spacing w:after="0" w:line="240" w:lineRule="auto"/>
+      </w:pPr>
+      <w:r>
+        <w:rPr>
+          <w:rFonts w:ascii="Courier New" w:hAnsi="Courier New" w:cs="Courier New"/>
+          <w:sz w:val="20"/>
+          <w:szCs w:val="20"/>
+        </w:rPr>
+        <w:t xml:space="preserve">}</w:t>
+      </w:r>
+    </w:p>
+    <w:p/>
+    <w:p>
+      <w:r>
+        <w:rPr>
+          <w:b/>
+          <w:sz w:val="24"/>
+          <w:szCs w:val="24"/>
+        </w:rPr>
+        <w:t xml:space="preserve">Класс PlateViewModel.cs</w:t>
+      </w:r>
+    </w:p>
+    <w:p/>
+    <w:p>
+      <w:pPr>
+        <w:spacing w:after="0" w:line="240" w:lineRule="auto"/>
+      </w:pPr>
+      <w:r>
+        <w:rPr>
+          <w:rFonts w:ascii="Courier New" w:hAnsi="Courier New" w:cs="Courier New"/>
+          <w:sz w:val="20"/>
+          <w:szCs w:val="20"/>
+        </w:rPr>
+        <w:t xml:space="preserve">using CommunityToolkit.Mvvm.ComponentModel;</w:t>
+      </w:r>
+    </w:p>
+    <w:p>
+      <w:pPr>
+        <w:spacing w:after="0" w:line="240" w:lineRule="auto"/>
+      </w:pPr>
+      <w:r>
+        <w:rPr>
+          <w:rFonts w:ascii="Courier New" w:hAnsi="Courier New" w:cs="Courier New"/>
+          <w:sz w:val="20"/>
+          <w:szCs w:val="20"/>
+        </w:rPr>
+        <w:t xml:space="preserve">using CommunityToolkit.Mvvm.Input;</w:t>
+      </w:r>
+    </w:p>
+    <w:p>
+      <w:pPr>
+        <w:spacing w:after="0" w:line="240" w:lineRule="auto"/>
+      </w:pPr>
+      <w:r>
+        <w:rPr>
+          <w:rFonts w:ascii="Courier New" w:hAnsi="Courier New" w:cs="Courier New"/>
+          <w:sz w:val="20"/>
+          <w:szCs w:val="20"/>
+        </w:rPr>
+        <w:t xml:space="preserve">using CommunityToolkit.Mvvm.Messaging;</w:t>
+      </w:r>
+    </w:p>
+    <w:p>
+      <w:pPr>
+        <w:spacing w:after="0" w:line="240" w:lineRule="auto"/>
+      </w:pPr>
+      <w:r>
+        <w:rPr>
+          <w:rFonts w:ascii="Courier New" w:hAnsi="Courier New" w:cs="Courier New"/>
+          <w:sz w:val="20"/>
+          <w:szCs w:val="20"/>
+        </w:rPr>
+        <w:t xml:space="preserve">using EatTogether.MAUI.Messages;</w:t>
+      </w:r>
+    </w:p>
+    <w:p>
+      <w:pPr>
+        <w:spacing w:after="0" w:line="240" w:lineRule="auto"/>
+      </w:pPr>
+      <w:r>
+        <w:rPr>
+          <w:rFonts w:ascii="Courier New" w:hAnsi="Courier New" w:cs="Courier New"/>
+          <w:sz w:val="20"/>
+          <w:szCs w:val="20"/>
+        </w:rPr>
+        <w:t xml:space="preserve">using EatTogether.MAUI.Models;</w:t>
+      </w:r>
+    </w:p>
+    <w:p>
+      <w:pPr>
+        <w:spacing w:after="0" w:line="240" w:lineRule="auto"/>
+      </w:pPr>
+      <w:r>
+        <w:rPr>
+          <w:rFonts w:ascii="Courier New" w:hAnsi="Courier New" w:cs="Courier New"/>
+          <w:sz w:val="20"/>
+          <w:szCs w:val="20"/>
+        </w:rPr>
+        <w:t xml:space="preserve">using EatTogether.MAUI.Views.Main;</w:t>
+      </w:r>
+    </w:p>
+    <w:p>
+      <w:pPr>
+        <w:spacing w:after="0" w:line="240" w:lineRule="auto"/>
+      </w:pPr>
+      <w:r>
+        <w:rPr>
+          <w:rFonts w:ascii="Courier New" w:hAnsi="Courier New" w:cs="Courier New"/>
+          <w:sz w:val="20"/>
+          <w:szCs w:val="20"/>
+        </w:rPr>
+        <w:t xml:space="preserve">using EatTogether.MAUI.Services.MenuService.Interfaces;</w:t>
+      </w:r>
+    </w:p>
+    <w:p>
+      <w:pPr>
+        <w:spacing w:after="0" w:line="240" w:lineRule="auto"/>
+      </w:pPr>
+      <w:r>
+        <w:rPr>
+          <w:rFonts w:ascii="Courier New" w:hAnsi="Courier New" w:cs="Courier New"/>
+          <w:sz w:val="20"/>
+          <w:szCs w:val="20"/>
+        </w:rPr>
+        <w:t xml:space="preserve">using System.Collections.ObjectModel;</w:t>
+      </w:r>
+    </w:p>
+    <w:p>
+      <w:pPr>
+        <w:spacing w:after="0" w:line="240" w:lineRule="auto"/>
+      </w:pPr>
+      <w:r>
+        <w:rPr>
+          <w:rFonts w:ascii="Courier New" w:hAnsi="Courier New" w:cs="Courier New"/>
+          <w:sz w:val="20"/>
+          <w:szCs w:val="20"/>
+        </w:rPr>
+        <w:t xml:space="preserve"/>
+      </w:r>
+    </w:p>
+    <w:p>
+      <w:pPr>
+        <w:spacing w:after="0" w:line="240" w:lineRule="auto"/>
+      </w:pPr>
+      <w:r>
+        <w:rPr>
+          <w:rFonts w:ascii="Courier New" w:hAnsi="Courier New" w:cs="Courier New"/>
+          <w:sz w:val="20"/>
+          <w:szCs w:val="20"/>
+        </w:rPr>
+        <w:t xml:space="preserve">namespace EatTogether.MAUI.ViewModels</w:t>
+      </w:r>
+    </w:p>
+    <w:p>
+      <w:pPr>
+        <w:spacing w:after="0" w:line="240" w:lineRule="auto"/>
+      </w:pPr>
+      <w:r>
+        <w:rPr>
+          <w:rFonts w:ascii="Courier New" w:hAnsi="Courier New" w:cs="Courier New"/>
+          <w:sz w:val="20"/>
+          <w:szCs w:val="20"/>
+        </w:rPr>
+        <w:t xml:space="preserve">{</w:t>
+      </w:r>
+    </w:p>
+    <w:p>
+      <w:pPr>
+        <w:spacing w:after="0" w:line="240" w:lineRule="auto"/>
+      </w:pPr>
+      <w:r>
+        <w:rPr>
+          <w:rFonts w:ascii="Courier New" w:hAnsi="Courier New" w:cs="Courier New"/>
+          <w:sz w:val="20"/>
+          <w:szCs w:val="20"/>
+        </w:rPr>
+        <w:t xml:space="preserve">    public partial class PlateViewModel : ObservableObject</w:t>
+      </w:r>
+    </w:p>
+    <w:p>
+      <w:pPr>
+        <w:spacing w:after="0" w:line="240" w:lineRule="auto"/>
+      </w:pPr>
+      <w:r>
+        <w:rPr>
+          <w:rFonts w:ascii="Courier New" w:hAnsi="Courier New" w:cs="Courier New"/>
+          <w:sz w:val="20"/>
+          <w:szCs w:val="20"/>
+        </w:rPr>
+        <w:t xml:space="preserve">    {</w:t>
+      </w:r>
+    </w:p>
+    <w:p>
+      <w:pPr>
+        <w:spacing w:after="0" w:line="240" w:lineRule="auto"/>
+      </w:pPr>
+      <w:r>
+        <w:rPr>
+          <w:rFonts w:ascii="Courier New" w:hAnsi="Courier New" w:cs="Courier New"/>
+          <w:sz w:val="20"/>
+          <w:szCs w:val="20"/>
+        </w:rPr>
+        <w:t xml:space="preserve">        private readonly ICurrentPlateService _plateService;</w:t>
+      </w:r>
+    </w:p>
+    <w:p>
+      <w:pPr>
+        <w:spacing w:after="0" w:line="240" w:lineRule="auto"/>
+      </w:pPr>
+      <w:r>
+        <w:rPr>
+          <w:rFonts w:ascii="Courier New" w:hAnsi="Courier New" w:cs="Courier New"/>
+          <w:sz w:val="20"/>
+          <w:szCs w:val="20"/>
+        </w:rPr>
+        <w:t xml:space="preserve">        private readonly IDishService _dishService;</w:t>
+      </w:r>
+    </w:p>
+    <w:p>
+      <w:pPr>
+        <w:spacing w:after="0" w:line="240" w:lineRule="auto"/>
+      </w:pPr>
+      <w:r>
+        <w:rPr>
+          <w:rFonts w:ascii="Courier New" w:hAnsi="Courier New" w:cs="Courier New"/>
+          <w:sz w:val="20"/>
+          <w:szCs w:val="20"/>
+        </w:rPr>
+        <w:t xml:space="preserve"/>
+      </w:r>
+    </w:p>
+    <w:p>
+      <w:pPr>
+        <w:spacing w:after="0" w:line="240" w:lineRule="auto"/>
+      </w:pPr>
+      <w:r>
+        <w:rPr>
+          <w:rFonts w:ascii="Courier New" w:hAnsi="Courier New" w:cs="Courier New"/>
+          <w:sz w:val="20"/>
+          <w:szCs w:val="20"/>
+        </w:rPr>
+        <w:t xml:space="preserve">        [ObservableProperty]</w:t>
+      </w:r>
+    </w:p>
+    <w:p>
+      <w:pPr>
+        <w:spacing w:after="0" w:line="240" w:lineRule="auto"/>
+      </w:pPr>
+      <w:r>
+        <w:rPr>
+          <w:rFonts w:ascii="Courier New" w:hAnsi="Courier New" w:cs="Courier New"/>
+          <w:sz w:val="20"/>
+          <w:szCs w:val="20"/>
+        </w:rPr>
+        <w:t xml:space="preserve">        private ObservableCollection&lt;Dish&gt; dishesInPlate = new();</w:t>
+      </w:r>
+    </w:p>
+    <w:p>
+      <w:pPr>
+        <w:spacing w:after="0" w:line="240" w:lineRule="auto"/>
+      </w:pPr>
+      <w:r>
+        <w:rPr>
+          <w:rFonts w:ascii="Courier New" w:hAnsi="Courier New" w:cs="Courier New"/>
+          <w:sz w:val="20"/>
+          <w:szCs w:val="20"/>
+        </w:rPr>
+        <w:t xml:space="preserve"/>
+      </w:r>
+    </w:p>
+    <w:p>
+      <w:pPr>
+        <w:spacing w:after="0" w:line="240" w:lineRule="auto"/>
+      </w:pPr>
+      <w:r>
+        <w:rPr>
+          <w:rFonts w:ascii="Courier New" w:hAnsi="Courier New" w:cs="Courier New"/>
+          <w:sz w:val="20"/>
+          <w:szCs w:val="20"/>
+        </w:rPr>
+        <w:t xml:space="preserve">        [ObservableProperty]</w:t>
+      </w:r>
+    </w:p>
+    <w:p>
+      <w:pPr>
+        <w:spacing w:after="0" w:line="240" w:lineRule="auto"/>
+      </w:pPr>
+      <w:r>
+        <w:rPr>
+          <w:rFonts w:ascii="Courier New" w:hAnsi="Courier New" w:cs="Courier New"/>
+          <w:sz w:val="20"/>
+          <w:szCs w:val="20"/>
+        </w:rPr>
+        <w:t xml:space="preserve">        private bool isLoading;</w:t>
+      </w:r>
+    </w:p>
+    <w:p>
+      <w:pPr>
+        <w:spacing w:after="0" w:line="240" w:lineRule="auto"/>
+      </w:pPr>
+      <w:r>
+        <w:rPr>
+          <w:rFonts w:ascii="Courier New" w:hAnsi="Courier New" w:cs="Courier New"/>
+          <w:sz w:val="20"/>
+          <w:szCs w:val="20"/>
+        </w:rPr>
+        <w:t xml:space="preserve"/>
+      </w:r>
+    </w:p>
+    <w:p>
+      <w:pPr>
+        <w:spacing w:after="0" w:line="240" w:lineRule="auto"/>
+      </w:pPr>
+      <w:r>
+        <w:rPr>
+          <w:rFonts w:ascii="Courier New" w:hAnsi="Courier New" w:cs="Courier New"/>
+          <w:sz w:val="20"/>
+          <w:szCs w:val="20"/>
+        </w:rPr>
+        <w:t xml:space="preserve">        [ObservableProperty]</w:t>
+      </w:r>
+    </w:p>
+    <w:p>
+      <w:pPr>
+        <w:spacing w:after="0" w:line="240" w:lineRule="auto"/>
+      </w:pPr>
+      <w:r>
+        <w:rPr>
+          <w:rFonts w:ascii="Courier New" w:hAnsi="Courier New" w:cs="Courier New"/>
+          <w:sz w:val="20"/>
+          <w:szCs w:val="20"/>
+        </w:rPr>
+        <w:t xml:space="preserve">        private bool isEmptyPlate;</w:t>
+      </w:r>
+    </w:p>
+    <w:p>
+      <w:pPr>
+        <w:spacing w:after="0" w:line="240" w:lineRule="auto"/>
+      </w:pPr>
+      <w:r>
+        <w:rPr>
+          <w:rFonts w:ascii="Courier New" w:hAnsi="Courier New" w:cs="Courier New"/>
+          <w:sz w:val="20"/>
+          <w:szCs w:val="20"/>
+        </w:rPr>
+        <w:t xml:space="preserve"/>
+      </w:r>
+    </w:p>
+    <w:p>
+      <w:pPr>
+        <w:spacing w:after="0" w:line="240" w:lineRule="auto"/>
+      </w:pPr>
+      <w:r>
+        <w:rPr>
+          <w:rFonts w:ascii="Courier New" w:hAnsi="Courier New" w:cs="Courier New"/>
+          <w:sz w:val="20"/>
+          <w:szCs w:val="20"/>
+        </w:rPr>
+        <w:t xml:space="preserve">        [ObservableProperty]</w:t>
+      </w:r>
+    </w:p>
+    <w:p>
+      <w:pPr>
+        <w:spacing w:after="0" w:line="240" w:lineRule="auto"/>
+      </w:pPr>
+      <w:r>
+        <w:rPr>
+          <w:rFonts w:ascii="Courier New" w:hAnsi="Courier New" w:cs="Courier New"/>
+          <w:sz w:val="20"/>
+          <w:szCs w:val="20"/>
+        </w:rPr>
+        <w:t xml:space="preserve">        private bool isNotEmptyPlate;</w:t>
+      </w:r>
+    </w:p>
+    <w:p>
+      <w:pPr>
+        <w:spacing w:after="0" w:line="240" w:lineRule="auto"/>
+      </w:pPr>
+      <w:r>
+        <w:rPr>
+          <w:rFonts w:ascii="Courier New" w:hAnsi="Courier New" w:cs="Courier New"/>
+          <w:sz w:val="20"/>
+          <w:szCs w:val="20"/>
+        </w:rPr>
+        <w:t xml:space="preserve"/>
+      </w:r>
+    </w:p>
+    <w:p>
+      <w:pPr>
+        <w:spacing w:after="0" w:line="240" w:lineRule="auto"/>
+      </w:pPr>
+      <w:r>
+        <w:rPr>
+          <w:rFonts w:ascii="Courier New" w:hAnsi="Courier New" w:cs="Courier New"/>
+          <w:sz w:val="20"/>
+          <w:szCs w:val="20"/>
+        </w:rPr>
+        <w:t xml:space="preserve">        [ObservableProperty]</w:t>
+      </w:r>
+    </w:p>
+    <w:p>
+      <w:pPr>
+        <w:spacing w:after="0" w:line="240" w:lineRule="auto"/>
+      </w:pPr>
+      <w:r>
+        <w:rPr>
+          <w:rFonts w:ascii="Courier New" w:hAnsi="Courier New" w:cs="Courier New"/>
+          <w:sz w:val="20"/>
+          <w:szCs w:val="20"/>
+        </w:rPr>
+        <w:t xml:space="preserve">        private int totalDishesCount;</w:t>
+      </w:r>
+    </w:p>
+    <w:p>
+      <w:pPr>
+        <w:spacing w:after="0" w:line="240" w:lineRule="auto"/>
+      </w:pPr>
+      <w:r>
+        <w:rPr>
+          <w:rFonts w:ascii="Courier New" w:hAnsi="Courier New" w:cs="Courier New"/>
+          <w:sz w:val="20"/>
+          <w:szCs w:val="20"/>
+        </w:rPr>
+        <w:t xml:space="preserve"/>
+      </w:r>
+    </w:p>
+    <w:p>
+      <w:pPr>
+        <w:spacing w:after="0" w:line="240" w:lineRule="auto"/>
+      </w:pPr>
+      <w:r>
+        <w:rPr>
+          <w:rFonts w:ascii="Courier New" w:hAnsi="Courier New" w:cs="Courier New"/>
+          <w:sz w:val="20"/>
+          <w:szCs w:val="20"/>
+        </w:rPr>
+        <w:t xml:space="preserve">        public PlateViewModel(ICurrentPlateService plateService, IDishService dishService)</w:t>
+      </w:r>
+    </w:p>
+    <w:p>
+      <w:pPr>
+        <w:spacing w:after="0" w:line="240" w:lineRule="auto"/>
+      </w:pPr>
+      <w:r>
+        <w:rPr>
+          <w:rFonts w:ascii="Courier New" w:hAnsi="Courier New" w:cs="Courier New"/>
+          <w:sz w:val="20"/>
+          <w:szCs w:val="20"/>
+        </w:rPr>
+        <w:t xml:space="preserve">        {</w:t>
+      </w:r>
+    </w:p>
+    <w:p>
+      <w:pPr>
+        <w:spacing w:after="0" w:line="240" w:lineRule="auto"/>
+      </w:pPr>
+      <w:r>
+        <w:rPr>
+          <w:rFonts w:ascii="Courier New" w:hAnsi="Courier New" w:cs="Courier New"/>
+          <w:sz w:val="20"/>
+          <w:szCs w:val="20"/>
+        </w:rPr>
+        <w:t xml:space="preserve">            _plateService = plateService;</w:t>
+      </w:r>
+    </w:p>
+    <w:p>
+      <w:pPr>
+        <w:spacing w:after="0" w:line="240" w:lineRule="auto"/>
+      </w:pPr>
+      <w:r>
+        <w:rPr>
+          <w:rFonts w:ascii="Courier New" w:hAnsi="Courier New" w:cs="Courier New"/>
+          <w:sz w:val="20"/>
+          <w:szCs w:val="20"/>
+        </w:rPr>
+        <w:t xml:space="preserve">            _dishService = dishService;</w:t>
+      </w:r>
+    </w:p>
+    <w:p>
+      <w:pPr>
+        <w:spacing w:after="0" w:line="240" w:lineRule="auto"/>
+      </w:pPr>
+      <w:r>
+        <w:rPr>
+          <w:rFonts w:ascii="Courier New" w:hAnsi="Courier New" w:cs="Courier New"/>
+          <w:sz w:val="20"/>
+          <w:szCs w:val="20"/>
+        </w:rPr>
+        <w:t xml:space="preserve"/>
+      </w:r>
+    </w:p>
+    <w:p>
+      <w:pPr>
+        <w:spacing w:after="0" w:line="240" w:lineRule="auto"/>
+      </w:pPr>
+      <w:r>
+        <w:rPr>
+          <w:rFonts w:ascii="Courier New" w:hAnsi="Courier New" w:cs="Courier New"/>
+          <w:sz w:val="20"/>
+          <w:szCs w:val="20"/>
+        </w:rPr>
+        <w:t xml:space="preserve">            // Загружаем данные при создании ViewModel</w:t>
+      </w:r>
+    </w:p>
+    <w:p>
+      <w:pPr>
+        <w:spacing w:after="0" w:line="240" w:lineRule="auto"/>
+      </w:pPr>
+      <w:r>
+        <w:rPr>
+          <w:rFonts w:ascii="Courier New" w:hAnsi="Courier New" w:cs="Courier New"/>
+          <w:sz w:val="20"/>
+          <w:szCs w:val="20"/>
+        </w:rPr>
+        <w:t xml:space="preserve"/>
+      </w:r>
+    </w:p>
+    <w:p>
+      <w:pPr>
+        <w:spacing w:after="0" w:line="240" w:lineRule="auto"/>
+      </w:pPr>
+      <w:r>
+        <w:rPr>
+          <w:rFonts w:ascii="Courier New" w:hAnsi="Courier New" w:cs="Courier New"/>
+          <w:sz w:val="20"/>
+          <w:szCs w:val="20"/>
+        </w:rPr>
+        <w:t xml:space="preserve">            DishesInPlate = new ObservableCollection&lt;Dish&gt;();</w:t>
+      </w:r>
+    </w:p>
+    <w:p>
+      <w:pPr>
+        <w:spacing w:after="0" w:line="240" w:lineRule="auto"/>
+      </w:pPr>
+      <w:r>
+        <w:rPr>
+          <w:rFonts w:ascii="Courier New" w:hAnsi="Courier New" w:cs="Courier New"/>
+          <w:sz w:val="20"/>
+          <w:szCs w:val="20"/>
+        </w:rPr>
+        <w:t xml:space="preserve">        }</w:t>
+      </w:r>
+    </w:p>
+    <w:p>
+      <w:pPr>
+        <w:spacing w:after="0" w:line="240" w:lineRule="auto"/>
+      </w:pPr>
+      <w:r>
+        <w:rPr>
+          <w:rFonts w:ascii="Courier New" w:hAnsi="Courier New" w:cs="Courier New"/>
+          <w:sz w:val="20"/>
+          <w:szCs w:val="20"/>
+        </w:rPr>
+        <w:t xml:space="preserve"/>
+      </w:r>
+    </w:p>
+    <w:p>
+      <w:pPr>
+        <w:spacing w:after="0" w:line="240" w:lineRule="auto"/>
+      </w:pPr>
+      <w:r>
+        <w:rPr>
+          <w:rFonts w:ascii="Courier New" w:hAnsi="Courier New" w:cs="Courier New"/>
+          <w:sz w:val="20"/>
+          <w:szCs w:val="20"/>
+        </w:rPr>
+        <w:t xml:space="preserve">        public PlateViewModel() : this(</w:t>
+      </w:r>
+    </w:p>
+    <w:p>
+      <w:pPr>
+        <w:spacing w:after="0" w:line="240" w:lineRule="auto"/>
+      </w:pPr>
+      <w:r>
+        <w:rPr>
+          <w:rFonts w:ascii="Courier New" w:hAnsi="Courier New" w:cs="Courier New"/>
+          <w:sz w:val="20"/>
+          <w:szCs w:val="20"/>
+        </w:rPr>
+        <w:t xml:space="preserve">            Application.Current.Handler.MauiContext.Services.GetService&lt;ICurrentPlateService&gt;(),</w:t>
+      </w:r>
+    </w:p>
+    <w:p>
+      <w:pPr>
+        <w:spacing w:after="0" w:line="240" w:lineRule="auto"/>
+      </w:pPr>
+      <w:r>
+        <w:rPr>
+          <w:rFonts w:ascii="Courier New" w:hAnsi="Courier New" w:cs="Courier New"/>
+          <w:sz w:val="20"/>
+          <w:szCs w:val="20"/>
+        </w:rPr>
+        <w:t xml:space="preserve">            Application.Current.Handler.MauiContext.Services.GetService&lt;IDishService&gt;())</w:t>
+      </w:r>
+    </w:p>
+    <w:p>
+      <w:pPr>
+        <w:spacing w:after="0" w:line="240" w:lineRule="auto"/>
+      </w:pPr>
+      <w:r>
+        <w:rPr>
+          <w:rFonts w:ascii="Courier New" w:hAnsi="Courier New" w:cs="Courier New"/>
+          <w:sz w:val="20"/>
+          <w:szCs w:val="20"/>
+        </w:rPr>
+        <w:t xml:space="preserve">        {</w:t>
+      </w:r>
+    </w:p>
+    <w:p>
+      <w:pPr>
+        <w:spacing w:after="0" w:line="240" w:lineRule="auto"/>
+      </w:pPr>
+      <w:r>
+        <w:rPr>
+          <w:rFonts w:ascii="Courier New" w:hAnsi="Courier New" w:cs="Courier New"/>
+          <w:sz w:val="20"/>
+          <w:szCs w:val="20"/>
+        </w:rPr>
+        <w:t xml:space="preserve">        }</w:t>
+      </w:r>
+    </w:p>
+    <w:p>
+      <w:pPr>
+        <w:spacing w:after="0" w:line="240" w:lineRule="auto"/>
+      </w:pPr>
+      <w:r>
+        <w:rPr>
+          <w:rFonts w:ascii="Courier New" w:hAnsi="Courier New" w:cs="Courier New"/>
+          <w:sz w:val="20"/>
+          <w:szCs w:val="20"/>
+        </w:rPr>
+        <w:t xml:space="preserve"/>
+      </w:r>
+    </w:p>
+    <w:p>
+      <w:pPr>
+        <w:spacing w:after="0" w:line="240" w:lineRule="auto"/>
+      </w:pPr>
+      <w:r>
+        <w:rPr>
+          <w:rFonts w:ascii="Courier New" w:hAnsi="Courier New" w:cs="Courier New"/>
+          <w:sz w:val="20"/>
+          <w:szCs w:val="20"/>
+        </w:rPr>
+        <w:t xml:space="preserve">        [RelayCommand]</w:t>
+      </w:r>
+    </w:p>
+    <w:p>
+      <w:pPr>
+        <w:spacing w:after="0" w:line="240" w:lineRule="auto"/>
+      </w:pPr>
+      <w:r>
+        <w:rPr>
+          <w:rFonts w:ascii="Courier New" w:hAnsi="Courier New" w:cs="Courier New"/>
+          <w:sz w:val="20"/>
+          <w:szCs w:val="20"/>
+        </w:rPr>
+        <w:t xml:space="preserve">        public async Task OnPageAppearingAsync()</w:t>
+      </w:r>
+    </w:p>
+    <w:p>
+      <w:pPr>
+        <w:spacing w:after="0" w:line="240" w:lineRule="auto"/>
+      </w:pPr>
+      <w:r>
+        <w:rPr>
+          <w:rFonts w:ascii="Courier New" w:hAnsi="Courier New" w:cs="Courier New"/>
+          <w:sz w:val="20"/>
+          <w:szCs w:val="20"/>
+        </w:rPr>
+        <w:t xml:space="preserve">        {</w:t>
+      </w:r>
+    </w:p>
+    <w:p>
+      <w:pPr>
+        <w:spacing w:after="0" w:line="240" w:lineRule="auto"/>
+      </w:pPr>
+      <w:r>
+        <w:rPr>
+          <w:rFonts w:ascii="Courier New" w:hAnsi="Courier New" w:cs="Courier New"/>
+          <w:sz w:val="20"/>
+          <w:szCs w:val="20"/>
+        </w:rPr>
+        <w:t xml:space="preserve">            await LoadPlateDishesAsync();</w:t>
+      </w:r>
+    </w:p>
+    <w:p>
+      <w:pPr>
+        <w:spacing w:after="0" w:line="240" w:lineRule="auto"/>
+      </w:pPr>
+      <w:r>
+        <w:rPr>
+          <w:rFonts w:ascii="Courier New" w:hAnsi="Courier New" w:cs="Courier New"/>
+          <w:sz w:val="20"/>
+          <w:szCs w:val="20"/>
+        </w:rPr>
+        <w:t xml:space="preserve">        }</w:t>
+      </w:r>
+    </w:p>
+    <w:p>
+      <w:pPr>
+        <w:spacing w:after="0" w:line="240" w:lineRule="auto"/>
+      </w:pPr>
+      <w:r>
+        <w:rPr>
+          <w:rFonts w:ascii="Courier New" w:hAnsi="Courier New" w:cs="Courier New"/>
+          <w:sz w:val="20"/>
+          <w:szCs w:val="20"/>
+        </w:rPr>
+        <w:t xml:space="preserve"/>
+      </w:r>
+    </w:p>
+    <w:p>
+      <w:pPr>
+        <w:spacing w:after="0" w:line="240" w:lineRule="auto"/>
+      </w:pPr>
+      <w:r>
+        <w:rPr>
+          <w:rFonts w:ascii="Courier New" w:hAnsi="Courier New" w:cs="Courier New"/>
+          <w:sz w:val="20"/>
+          <w:szCs w:val="20"/>
+        </w:rPr>
+        <w:t xml:space="preserve"/>
+      </w:r>
+    </w:p>
+    <w:p>
+      <w:pPr>
+        <w:spacing w:after="0" w:line="240" w:lineRule="auto"/>
+      </w:pPr>
+      <w:r>
+        <w:rPr>
+          <w:rFonts w:ascii="Courier New" w:hAnsi="Courier New" w:cs="Courier New"/>
+          <w:sz w:val="20"/>
+          <w:szCs w:val="20"/>
+        </w:rPr>
+        <w:t xml:space="preserve">        [RelayCommand]</w:t>
+      </w:r>
+    </w:p>
+    <w:p>
+      <w:pPr>
+        <w:spacing w:after="0" w:line="240" w:lineRule="auto"/>
+      </w:pPr>
+      <w:r>
+        <w:rPr>
+          <w:rFonts w:ascii="Courier New" w:hAnsi="Courier New" w:cs="Courier New"/>
+          <w:sz w:val="20"/>
+          <w:szCs w:val="20"/>
+        </w:rPr>
+        <w:t xml:space="preserve">        public async Task LoadPlateDishesAsync()</w:t>
+      </w:r>
+    </w:p>
+    <w:p>
+      <w:pPr>
+        <w:spacing w:after="0" w:line="240" w:lineRule="auto"/>
+      </w:pPr>
+      <w:r>
+        <w:rPr>
+          <w:rFonts w:ascii="Courier New" w:hAnsi="Courier New" w:cs="Courier New"/>
+          <w:sz w:val="20"/>
+          <w:szCs w:val="20"/>
+        </w:rPr>
+        <w:t xml:space="preserve">        {</w:t>
+      </w:r>
+    </w:p>
+    <w:p>
+      <w:pPr>
+        <w:spacing w:after="0" w:line="240" w:lineRule="auto"/>
+      </w:pPr>
+      <w:r>
+        <w:rPr>
+          <w:rFonts w:ascii="Courier New" w:hAnsi="Courier New" w:cs="Courier New"/>
+          <w:sz w:val="20"/>
+          <w:szCs w:val="20"/>
+        </w:rPr>
+        <w:t xml:space="preserve">            if (IsLoading) return;</w:t>
+      </w:r>
+    </w:p>
+    <w:p>
+      <w:pPr>
+        <w:spacing w:after="0" w:line="240" w:lineRule="auto"/>
+      </w:pPr>
+      <w:r>
+        <w:rPr>
+          <w:rFonts w:ascii="Courier New" w:hAnsi="Courier New" w:cs="Courier New"/>
+          <w:sz w:val="20"/>
+          <w:szCs w:val="20"/>
+        </w:rPr>
+        <w:t xml:space="preserve"/>
+      </w:r>
+    </w:p>
+    <w:p>
+      <w:pPr>
+        <w:spacing w:after="0" w:line="240" w:lineRule="auto"/>
+      </w:pPr>
+      <w:r>
+        <w:rPr>
+          <w:rFonts w:ascii="Courier New" w:hAnsi="Courier New" w:cs="Courier New"/>
+          <w:sz w:val="20"/>
+          <w:szCs w:val="20"/>
+        </w:rPr>
+        <w:t xml:space="preserve">            try</w:t>
+      </w:r>
+    </w:p>
+    <w:p>
+      <w:pPr>
+        <w:spacing w:after="0" w:line="240" w:lineRule="auto"/>
+      </w:pPr>
+      <w:r>
+        <w:rPr>
+          <w:rFonts w:ascii="Courier New" w:hAnsi="Courier New" w:cs="Courier New"/>
+          <w:sz w:val="20"/>
+          <w:szCs w:val="20"/>
+        </w:rPr>
+        <w:t xml:space="preserve">            {</w:t>
+      </w:r>
+    </w:p>
+    <w:p>
+      <w:pPr>
+        <w:spacing w:after="0" w:line="240" w:lineRule="auto"/>
+      </w:pPr>
+      <w:r>
+        <w:rPr>
+          <w:rFonts w:ascii="Courier New" w:hAnsi="Courier New" w:cs="Courier New"/>
+          <w:sz w:val="20"/>
+          <w:szCs w:val="20"/>
+        </w:rPr>
+        <w:t xml:space="preserve">                IsLoading = true;</w:t>
+      </w:r>
+    </w:p>
+    <w:p>
+      <w:pPr>
+        <w:spacing w:after="0" w:line="240" w:lineRule="auto"/>
+      </w:pPr>
+      <w:r>
+        <w:rPr>
+          <w:rFonts w:ascii="Courier New" w:hAnsi="Courier New" w:cs="Courier New"/>
+          <w:sz w:val="20"/>
+          <w:szCs w:val="20"/>
+        </w:rPr>
+        <w:t xml:space="preserve">                var tempList = new ObservableCollection&lt;Dish&gt;();</w:t>
+      </w:r>
+    </w:p>
+    <w:p>
+      <w:pPr>
+        <w:spacing w:after="0" w:line="240" w:lineRule="auto"/>
+      </w:pPr>
+      <w:r>
+        <w:rPr>
+          <w:rFonts w:ascii="Courier New" w:hAnsi="Courier New" w:cs="Courier New"/>
+          <w:sz w:val="20"/>
+          <w:szCs w:val="20"/>
+        </w:rPr>
+        <w:t xml:space="preserve">                var dishIds = _plateService.GetDishIds();</w:t>
+      </w:r>
+    </w:p>
+    <w:p>
+      <w:pPr>
+        <w:spacing w:after="0" w:line="240" w:lineRule="auto"/>
+      </w:pPr>
+      <w:r>
+        <w:rPr>
+          <w:rFonts w:ascii="Courier New" w:hAnsi="Courier New" w:cs="Courier New"/>
+          <w:sz w:val="20"/>
+          <w:szCs w:val="20"/>
+        </w:rPr>
+        <w:t xml:space="preserve"/>
+      </w:r>
+    </w:p>
+    <w:p>
+      <w:pPr>
+        <w:spacing w:after="0" w:line="240" w:lineRule="auto"/>
+      </w:pPr>
+      <w:r>
+        <w:rPr>
+          <w:rFonts w:ascii="Courier New" w:hAnsi="Courier New" w:cs="Courier New"/>
+          <w:sz w:val="20"/>
+          <w:szCs w:val="20"/>
+        </w:rPr>
+        <w:t xml:space="preserve">                tempList = await test(tempList, dishIds);</w:t>
+      </w:r>
+    </w:p>
+    <w:p>
+      <w:pPr>
+        <w:spacing w:after="0" w:line="240" w:lineRule="auto"/>
+      </w:pPr>
+      <w:r>
+        <w:rPr>
+          <w:rFonts w:ascii="Courier New" w:hAnsi="Courier New" w:cs="Courier New"/>
+          <w:sz w:val="20"/>
+          <w:szCs w:val="20"/>
+        </w:rPr>
+        <w:t xml:space="preserve"/>
+      </w:r>
+    </w:p>
+    <w:p>
+      <w:pPr>
+        <w:spacing w:after="0" w:line="240" w:lineRule="auto"/>
+      </w:pPr>
+      <w:r>
+        <w:rPr>
+          <w:rFonts w:ascii="Courier New" w:hAnsi="Courier New" w:cs="Courier New"/>
+          <w:sz w:val="20"/>
+          <w:szCs w:val="20"/>
+        </w:rPr>
+        <w:t xml:space="preserve">                DishesInPlate = tempList;</w:t>
+      </w:r>
+    </w:p>
+    <w:p>
+      <w:pPr>
+        <w:spacing w:after="0" w:line="240" w:lineRule="auto"/>
+      </w:pPr>
+      <w:r>
+        <w:rPr>
+          <w:rFonts w:ascii="Courier New" w:hAnsi="Courier New" w:cs="Courier New"/>
+          <w:sz w:val="20"/>
+          <w:szCs w:val="20"/>
+        </w:rPr>
+        <w:t xml:space="preserve">                TotalDishesCount = dishIds.Count();</w:t>
+      </w:r>
+    </w:p>
+    <w:p>
+      <w:pPr>
+        <w:spacing w:after="0" w:line="240" w:lineRule="auto"/>
+      </w:pPr>
+      <w:r>
+        <w:rPr>
+          <w:rFonts w:ascii="Courier New" w:hAnsi="Courier New" w:cs="Courier New"/>
+          <w:sz w:val="20"/>
+          <w:szCs w:val="20"/>
+        </w:rPr>
+        <w:t xml:space="preserve">                UpdateEmptyState();</w:t>
+      </w:r>
+    </w:p>
+    <w:p>
+      <w:pPr>
+        <w:spacing w:after="0" w:line="240" w:lineRule="auto"/>
+      </w:pPr>
+      <w:r>
+        <w:rPr>
+          <w:rFonts w:ascii="Courier New" w:hAnsi="Courier New" w:cs="Courier New"/>
+          <w:sz w:val="20"/>
+          <w:szCs w:val="20"/>
+        </w:rPr>
+        <w:t xml:space="preserve">                IsLoading = false;</w:t>
+      </w:r>
+    </w:p>
+    <w:p>
+      <w:pPr>
+        <w:spacing w:after="0" w:line="240" w:lineRule="auto"/>
+      </w:pPr>
+      <w:r>
+        <w:rPr>
+          <w:rFonts w:ascii="Courier New" w:hAnsi="Courier New" w:cs="Courier New"/>
+          <w:sz w:val="20"/>
+          <w:szCs w:val="20"/>
+        </w:rPr>
+        <w:t xml:space="preserve">            }</w:t>
+      </w:r>
+    </w:p>
+    <w:p>
+      <w:pPr>
+        <w:spacing w:after="0" w:line="240" w:lineRule="auto"/>
+      </w:pPr>
+      <w:r>
+        <w:rPr>
+          <w:rFonts w:ascii="Courier New" w:hAnsi="Courier New" w:cs="Courier New"/>
+          <w:sz w:val="20"/>
+          <w:szCs w:val="20"/>
+        </w:rPr>
+        <w:t xml:space="preserve">            catch (Exception ex)</w:t>
+      </w:r>
+    </w:p>
+    <w:p>
+      <w:pPr>
+        <w:spacing w:after="0" w:line="240" w:lineRule="auto"/>
+      </w:pPr>
+      <w:r>
+        <w:rPr>
+          <w:rFonts w:ascii="Courier New" w:hAnsi="Courier New" w:cs="Courier New"/>
+          <w:sz w:val="20"/>
+          <w:szCs w:val="20"/>
+        </w:rPr>
+        <w:t xml:space="preserve">            {</w:t>
+      </w:r>
+    </w:p>
+    <w:p>
+      <w:pPr>
+        <w:spacing w:after="0" w:line="240" w:lineRule="auto"/>
+      </w:pPr>
+      <w:r>
+        <w:rPr>
+          <w:rFonts w:ascii="Courier New" w:hAnsi="Courier New" w:cs="Courier New"/>
+          <w:sz w:val="20"/>
+          <w:szCs w:val="20"/>
+        </w:rPr>
+        <w:t xml:space="preserve">                Console.WriteLine($"Ошибка при загрузке блюд в тарелке: {ex}");</w:t>
+      </w:r>
+    </w:p>
+    <w:p>
+      <w:pPr>
+        <w:spacing w:after="0" w:line="240" w:lineRule="auto"/>
+      </w:pPr>
+      <w:r>
+        <w:rPr>
+          <w:rFonts w:ascii="Courier New" w:hAnsi="Courier New" w:cs="Courier New"/>
+          <w:sz w:val="20"/>
+          <w:szCs w:val="20"/>
+        </w:rPr>
+        <w:t xml:space="preserve">                await Application.Current.MainPage.DisplayAlert("Ошибка", "Не удалось загрузить блюда в тарелке", "OK");</w:t>
+      </w:r>
+    </w:p>
+    <w:p>
+      <w:pPr>
+        <w:spacing w:after="0" w:line="240" w:lineRule="auto"/>
+      </w:pPr>
+      <w:r>
+        <w:rPr>
+          <w:rFonts w:ascii="Courier New" w:hAnsi="Courier New" w:cs="Courier New"/>
+          <w:sz w:val="20"/>
+          <w:szCs w:val="20"/>
+        </w:rPr>
+        <w:t xml:space="preserve">            }</w:t>
+      </w:r>
+    </w:p>
+    <w:p>
+      <w:pPr>
+        <w:spacing w:after="0" w:line="240" w:lineRule="auto"/>
+      </w:pPr>
+      <w:r>
+        <w:rPr>
+          <w:rFonts w:ascii="Courier New" w:hAnsi="Courier New" w:cs="Courier New"/>
+          <w:sz w:val="20"/>
+          <w:szCs w:val="20"/>
+        </w:rPr>
+        <w:t xml:space="preserve">        }</w:t>
+      </w:r>
+    </w:p>
+    <w:p>
+      <w:pPr>
+        <w:spacing w:after="0" w:line="240" w:lineRule="auto"/>
+      </w:pPr>
+      <w:r>
+        <w:rPr>
+          <w:rFonts w:ascii="Courier New" w:hAnsi="Courier New" w:cs="Courier New"/>
+          <w:sz w:val="20"/>
+          <w:szCs w:val="20"/>
+        </w:rPr>
+        <w:t xml:space="preserve"/>
+      </w:r>
+    </w:p>
+    <w:p>
+      <w:pPr>
+        <w:spacing w:after="0" w:line="240" w:lineRule="auto"/>
+      </w:pPr>
+      <w:r>
+        <w:rPr>
+          <w:rFonts w:ascii="Courier New" w:hAnsi="Courier New" w:cs="Courier New"/>
+          <w:sz w:val="20"/>
+          <w:szCs w:val="20"/>
+        </w:rPr>
+        <w:t xml:space="preserve">        private async Task&lt;ObservableCollection&lt;Dish&gt;&gt; test(ObservableCollection&lt;Dish&gt; tempList, List&lt;string&gt; dishIds)</w:t>
+      </w:r>
+    </w:p>
+    <w:p>
+      <w:pPr>
+        <w:spacing w:after="0" w:line="240" w:lineRule="auto"/>
+      </w:pPr>
+      <w:r>
+        <w:rPr>
+          <w:rFonts w:ascii="Courier New" w:hAnsi="Courier New" w:cs="Courier New"/>
+          <w:sz w:val="20"/>
+          <w:szCs w:val="20"/>
+        </w:rPr>
+        <w:t xml:space="preserve">        {</w:t>
+      </w:r>
+    </w:p>
+    <w:p>
+      <w:pPr>
+        <w:spacing w:after="0" w:line="240" w:lineRule="auto"/>
+      </w:pPr>
+      <w:r>
+        <w:rPr>
+          <w:rFonts w:ascii="Courier New" w:hAnsi="Courier New" w:cs="Courier New"/>
+          <w:sz w:val="20"/>
+          <w:szCs w:val="20"/>
+        </w:rPr>
+        <w:t xml:space="preserve">            foreach (var dishId in dishIds)</w:t>
+      </w:r>
+    </w:p>
+    <w:p>
+      <w:pPr>
+        <w:spacing w:after="0" w:line="240" w:lineRule="auto"/>
+      </w:pPr>
+      <w:r>
+        <w:rPr>
+          <w:rFonts w:ascii="Courier New" w:hAnsi="Courier New" w:cs="Courier New"/>
+          <w:sz w:val="20"/>
+          <w:szCs w:val="20"/>
+        </w:rPr>
+        <w:t xml:space="preserve">            {</w:t>
+      </w:r>
+    </w:p>
+    <w:p>
+      <w:pPr>
+        <w:spacing w:after="0" w:line="240" w:lineRule="auto"/>
+      </w:pPr>
+      <w:r>
+        <w:rPr>
+          <w:rFonts w:ascii="Courier New" w:hAnsi="Courier New" w:cs="Courier New"/>
+          <w:sz w:val="20"/>
+          <w:szCs w:val="20"/>
+        </w:rPr>
+        <w:t xml:space="preserve">                var dish = await _dishService.GetDishAsync(dishId);</w:t>
+      </w:r>
+    </w:p>
+    <w:p>
+      <w:pPr>
+        <w:spacing w:after="0" w:line="240" w:lineRule="auto"/>
+      </w:pPr>
+      <w:r>
+        <w:rPr>
+          <w:rFonts w:ascii="Courier New" w:hAnsi="Courier New" w:cs="Courier New"/>
+          <w:sz w:val="20"/>
+          <w:szCs w:val="20"/>
+        </w:rPr>
+        <w:t xml:space="preserve">                if (dish != null)</w:t>
+      </w:r>
+    </w:p>
+    <w:p>
+      <w:pPr>
+        <w:spacing w:after="0" w:line="240" w:lineRule="auto"/>
+      </w:pPr>
+      <w:r>
+        <w:rPr>
+          <w:rFonts w:ascii="Courier New" w:hAnsi="Courier New" w:cs="Courier New"/>
+          <w:sz w:val="20"/>
+          <w:szCs w:val="20"/>
+        </w:rPr>
+        <w:t xml:space="preserve">                {</w:t>
+      </w:r>
+    </w:p>
+    <w:p>
+      <w:pPr>
+        <w:spacing w:after="0" w:line="240" w:lineRule="auto"/>
+      </w:pPr>
+      <w:r>
+        <w:rPr>
+          <w:rFonts w:ascii="Courier New" w:hAnsi="Courier New" w:cs="Courier New"/>
+          <w:sz w:val="20"/>
+          <w:szCs w:val="20"/>
+        </w:rPr>
+        <w:t xml:space="preserve">                    dish.IsInPlate = true;</w:t>
+      </w:r>
+    </w:p>
+    <w:p>
+      <w:pPr>
+        <w:spacing w:after="0" w:line="240" w:lineRule="auto"/>
+      </w:pPr>
+      <w:r>
+        <w:rPr>
+          <w:rFonts w:ascii="Courier New" w:hAnsi="Courier New" w:cs="Courier New"/>
+          <w:sz w:val="20"/>
+          <w:szCs w:val="20"/>
+        </w:rPr>
+        <w:t xml:space="preserve">                    tempList.Add(dish);</w:t>
+      </w:r>
+    </w:p>
+    <w:p>
+      <w:pPr>
+        <w:spacing w:after="0" w:line="240" w:lineRule="auto"/>
+      </w:pPr>
+      <w:r>
+        <w:rPr>
+          <w:rFonts w:ascii="Courier New" w:hAnsi="Courier New" w:cs="Courier New"/>
+          <w:sz w:val="20"/>
+          <w:szCs w:val="20"/>
+        </w:rPr>
+        <w:t xml:space="preserve">                }</w:t>
+      </w:r>
+    </w:p>
+    <w:p>
+      <w:pPr>
+        <w:spacing w:after="0" w:line="240" w:lineRule="auto"/>
+      </w:pPr>
+      <w:r>
+        <w:rPr>
+          <w:rFonts w:ascii="Courier New" w:hAnsi="Courier New" w:cs="Courier New"/>
+          <w:sz w:val="20"/>
+          <w:szCs w:val="20"/>
+        </w:rPr>
+        <w:t xml:space="preserve">            }</w:t>
+      </w:r>
+    </w:p>
+    <w:p>
+      <w:pPr>
+        <w:spacing w:after="0" w:line="240" w:lineRule="auto"/>
+      </w:pPr>
+      <w:r>
+        <w:rPr>
+          <w:rFonts w:ascii="Courier New" w:hAnsi="Courier New" w:cs="Courier New"/>
+          <w:sz w:val="20"/>
+          <w:szCs w:val="20"/>
+        </w:rPr>
+        <w:t xml:space="preserve">            return tempList;</w:t>
+      </w:r>
+    </w:p>
+    <w:p>
+      <w:pPr>
+        <w:spacing w:after="0" w:line="240" w:lineRule="auto"/>
+      </w:pPr>
+      <w:r>
+        <w:rPr>
+          <w:rFonts w:ascii="Courier New" w:hAnsi="Courier New" w:cs="Courier New"/>
+          <w:sz w:val="20"/>
+          <w:szCs w:val="20"/>
+        </w:rPr>
+        <w:t xml:space="preserve">        }</w:t>
+      </w:r>
+    </w:p>
+    <w:p>
+      <w:pPr>
+        <w:spacing w:after="0" w:line="240" w:lineRule="auto"/>
+      </w:pPr>
+      <w:r>
+        <w:rPr>
+          <w:rFonts w:ascii="Courier New" w:hAnsi="Courier New" w:cs="Courier New"/>
+          <w:sz w:val="20"/>
+          <w:szCs w:val="20"/>
+        </w:rPr>
+        <w:t xml:space="preserve"/>
+      </w:r>
+    </w:p>
+    <w:p>
+      <w:pPr>
+        <w:spacing w:after="0" w:line="240" w:lineRule="auto"/>
+      </w:pPr>
+      <w:r>
+        <w:rPr>
+          <w:rFonts w:ascii="Courier New" w:hAnsi="Courier New" w:cs="Courier New"/>
+          <w:sz w:val="20"/>
+          <w:szCs w:val="20"/>
+        </w:rPr>
+        <w:t xml:space="preserve">        [RelayCommand]</w:t>
+      </w:r>
+    </w:p>
+    <w:p>
+      <w:pPr>
+        <w:spacing w:after="0" w:line="240" w:lineRule="auto"/>
+      </w:pPr>
+      <w:r>
+        <w:rPr>
+          <w:rFonts w:ascii="Courier New" w:hAnsi="Courier New" w:cs="Courier New"/>
+          <w:sz w:val="20"/>
+          <w:szCs w:val="20"/>
+        </w:rPr>
+        <w:t xml:space="preserve">        private async Task RemoveDish(Dish dish)</w:t>
+      </w:r>
+    </w:p>
+    <w:p>
+      <w:pPr>
+        <w:spacing w:after="0" w:line="240" w:lineRule="auto"/>
+      </w:pPr>
+      <w:r>
+        <w:rPr>
+          <w:rFonts w:ascii="Courier New" w:hAnsi="Courier New" w:cs="Courier New"/>
+          <w:sz w:val="20"/>
+          <w:szCs w:val="20"/>
+        </w:rPr>
+        <w:t xml:space="preserve">        {</w:t>
+      </w:r>
+    </w:p>
+    <w:p>
+      <w:pPr>
+        <w:spacing w:after="0" w:line="240" w:lineRule="auto"/>
+      </w:pPr>
+      <w:r>
+        <w:rPr>
+          <w:rFonts w:ascii="Courier New" w:hAnsi="Courier New" w:cs="Courier New"/>
+          <w:sz w:val="20"/>
+          <w:szCs w:val="20"/>
+        </w:rPr>
+        <w:t xml:space="preserve">            if (dish == null) return;</w:t>
+      </w:r>
+    </w:p>
+    <w:p>
+      <w:pPr>
+        <w:spacing w:after="0" w:line="240" w:lineRule="auto"/>
+      </w:pPr>
+      <w:r>
+        <w:rPr>
+          <w:rFonts w:ascii="Courier New" w:hAnsi="Courier New" w:cs="Courier New"/>
+          <w:sz w:val="20"/>
+          <w:szCs w:val="20"/>
+        </w:rPr>
+        <w:t xml:space="preserve"/>
+      </w:r>
+    </w:p>
+    <w:p>
+      <w:pPr>
+        <w:spacing w:after="0" w:line="240" w:lineRule="auto"/>
+      </w:pPr>
+      <w:r>
+        <w:rPr>
+          <w:rFonts w:ascii="Courier New" w:hAnsi="Courier New" w:cs="Courier New"/>
+          <w:sz w:val="20"/>
+          <w:szCs w:val="20"/>
+        </w:rPr>
+        <w:t xml:space="preserve">            try</w:t>
+      </w:r>
+    </w:p>
+    <w:p>
+      <w:pPr>
+        <w:spacing w:after="0" w:line="240" w:lineRule="auto"/>
+      </w:pPr>
+      <w:r>
+        <w:rPr>
+          <w:rFonts w:ascii="Courier New" w:hAnsi="Courier New" w:cs="Courier New"/>
+          <w:sz w:val="20"/>
+          <w:szCs w:val="20"/>
+        </w:rPr>
+        <w:t xml:space="preserve">            {</w:t>
+      </w:r>
+    </w:p>
+    <w:p>
+      <w:pPr>
+        <w:spacing w:after="0" w:line="240" w:lineRule="auto"/>
+      </w:pPr>
+      <w:r>
+        <w:rPr>
+          <w:rFonts w:ascii="Courier New" w:hAnsi="Courier New" w:cs="Courier New"/>
+          <w:sz w:val="20"/>
+          <w:szCs w:val="20"/>
+        </w:rPr>
+        <w:t xml:space="preserve">                _plateService.RemoveDish(dish.Id);</w:t>
+      </w:r>
+    </w:p>
+    <w:p>
+      <w:pPr>
+        <w:spacing w:after="0" w:line="240" w:lineRule="auto"/>
+      </w:pPr>
+      <w:r>
+        <w:rPr>
+          <w:rFonts w:ascii="Courier New" w:hAnsi="Courier New" w:cs="Courier New"/>
+          <w:sz w:val="20"/>
+          <w:szCs w:val="20"/>
+        </w:rPr>
+        <w:t xml:space="preserve"/>
+      </w:r>
+    </w:p>
+    <w:p>
+      <w:pPr>
+        <w:spacing w:after="0" w:line="240" w:lineRule="auto"/>
+      </w:pPr>
+      <w:r>
+        <w:rPr>
+          <w:rFonts w:ascii="Courier New" w:hAnsi="Courier New" w:cs="Courier New"/>
+          <w:sz w:val="20"/>
+          <w:szCs w:val="20"/>
+        </w:rPr>
+        <w:t xml:space="preserve">                // Удаляем блюдо из коллекции</w:t>
+      </w:r>
+    </w:p>
+    <w:p>
+      <w:pPr>
+        <w:spacing w:after="0" w:line="240" w:lineRule="auto"/>
+      </w:pPr>
+      <w:r>
+        <w:rPr>
+          <w:rFonts w:ascii="Courier New" w:hAnsi="Courier New" w:cs="Courier New"/>
+          <w:sz w:val="20"/>
+          <w:szCs w:val="20"/>
+        </w:rPr>
+        <w:t xml:space="preserve">                var dishToRemove = DishesInPlate.FirstOrDefault(d =&gt; d.Id == dish.Id);</w:t>
+      </w:r>
+    </w:p>
+    <w:p>
+      <w:pPr>
+        <w:spacing w:after="0" w:line="240" w:lineRule="auto"/>
+      </w:pPr>
+      <w:r>
+        <w:rPr>
+          <w:rFonts w:ascii="Courier New" w:hAnsi="Courier New" w:cs="Courier New"/>
+          <w:sz w:val="20"/>
+          <w:szCs w:val="20"/>
+        </w:rPr>
+        <w:t xml:space="preserve">                if (dishToRemove != null)</w:t>
+      </w:r>
+    </w:p>
+    <w:p>
+      <w:pPr>
+        <w:spacing w:after="0" w:line="240" w:lineRule="auto"/>
+      </w:pPr>
+      <w:r>
+        <w:rPr>
+          <w:rFonts w:ascii="Courier New" w:hAnsi="Courier New" w:cs="Courier New"/>
+          <w:sz w:val="20"/>
+          <w:szCs w:val="20"/>
+        </w:rPr>
+        <w:t xml:space="preserve">                {</w:t>
+      </w:r>
+    </w:p>
+    <w:p>
+      <w:pPr>
+        <w:spacing w:after="0" w:line="240" w:lineRule="auto"/>
+      </w:pPr>
+      <w:r>
+        <w:rPr>
+          <w:rFonts w:ascii="Courier New" w:hAnsi="Courier New" w:cs="Courier New"/>
+          <w:sz w:val="20"/>
+          <w:szCs w:val="20"/>
+        </w:rPr>
+        <w:t xml:space="preserve">                    DishesInPlate.Remove(dishToRemove);</w:t>
+      </w:r>
+    </w:p>
+    <w:p>
+      <w:pPr>
+        <w:spacing w:after="0" w:line="240" w:lineRule="auto"/>
+      </w:pPr>
+      <w:r>
+        <w:rPr>
+          <w:rFonts w:ascii="Courier New" w:hAnsi="Courier New" w:cs="Courier New"/>
+          <w:sz w:val="20"/>
+          <w:szCs w:val="20"/>
+        </w:rPr>
+        <w:t xml:space="preserve">                }</w:t>
+      </w:r>
+    </w:p>
+    <w:p>
+      <w:pPr>
+        <w:spacing w:after="0" w:line="240" w:lineRule="auto"/>
+      </w:pPr>
+      <w:r>
+        <w:rPr>
+          <w:rFonts w:ascii="Courier New" w:hAnsi="Courier New" w:cs="Courier New"/>
+          <w:sz w:val="20"/>
+          <w:szCs w:val="20"/>
+        </w:rPr>
+        <w:t xml:space="preserve"/>
+      </w:r>
+    </w:p>
+    <w:p>
+      <w:pPr>
+        <w:spacing w:after="0" w:line="240" w:lineRule="auto"/>
+      </w:pPr>
+      <w:r>
+        <w:rPr>
+          <w:rFonts w:ascii="Courier New" w:hAnsi="Courier New" w:cs="Courier New"/>
+          <w:sz w:val="20"/>
+          <w:szCs w:val="20"/>
+        </w:rPr>
+        <w:t xml:space="preserve">                TotalDishesCount = DishesInPlate.Count;</w:t>
+      </w:r>
+    </w:p>
+    <w:p>
+      <w:pPr>
+        <w:spacing w:after="0" w:line="240" w:lineRule="auto"/>
+      </w:pPr>
+      <w:r>
+        <w:rPr>
+          <w:rFonts w:ascii="Courier New" w:hAnsi="Courier New" w:cs="Courier New"/>
+          <w:sz w:val="20"/>
+          <w:szCs w:val="20"/>
+        </w:rPr>
+        <w:t xml:space="preserve">                UpdateEmptyState();</w:t>
+      </w:r>
+    </w:p>
+    <w:p>
+      <w:pPr>
+        <w:spacing w:after="0" w:line="240" w:lineRule="auto"/>
+      </w:pPr>
+      <w:r>
+        <w:rPr>
+          <w:rFonts w:ascii="Courier New" w:hAnsi="Courier New" w:cs="Courier New"/>
+          <w:sz w:val="20"/>
+          <w:szCs w:val="20"/>
+        </w:rPr>
+        <w:t xml:space="preserve"/>
+      </w:r>
+    </w:p>
+    <w:p>
+      <w:pPr>
+        <w:spacing w:after="0" w:line="240" w:lineRule="auto"/>
+      </w:pPr>
+      <w:r>
+        <w:rPr>
+          <w:rFonts w:ascii="Courier New" w:hAnsi="Courier New" w:cs="Courier New"/>
+          <w:sz w:val="20"/>
+          <w:szCs w:val="20"/>
+        </w:rPr>
+        <w:t xml:space="preserve">                WeakReferenceMessenger.Default.Send(new PlateUpdatedMessage());</w:t>
+      </w:r>
+    </w:p>
+    <w:p>
+      <w:pPr>
+        <w:spacing w:after="0" w:line="240" w:lineRule="auto"/>
+      </w:pPr>
+      <w:r>
+        <w:rPr>
+          <w:rFonts w:ascii="Courier New" w:hAnsi="Courier New" w:cs="Courier New"/>
+          <w:sz w:val="20"/>
+          <w:szCs w:val="20"/>
+        </w:rPr>
+        <w:t xml:space="preserve"/>
+      </w:r>
+    </w:p>
+    <w:p>
+      <w:pPr>
+        <w:spacing w:after="0" w:line="240" w:lineRule="auto"/>
+      </w:pPr>
+      <w:r>
+        <w:rPr>
+          <w:rFonts w:ascii="Courier New" w:hAnsi="Courier New" w:cs="Courier New"/>
+          <w:sz w:val="20"/>
+          <w:szCs w:val="20"/>
+        </w:rPr>
+        <w:t xml:space="preserve">                await Application.Current.MainPage.DisplayAlert("Удалено",</w:t>
+      </w:r>
+    </w:p>
+    <w:p>
+      <w:pPr>
+        <w:spacing w:after="0" w:line="240" w:lineRule="auto"/>
+      </w:pPr>
+      <w:r>
+        <w:rPr>
+          <w:rFonts w:ascii="Courier New" w:hAnsi="Courier New" w:cs="Courier New"/>
+          <w:sz w:val="20"/>
+          <w:szCs w:val="20"/>
+        </w:rPr>
+        <w:t xml:space="preserve">                    $"Блюдо \"{dish.Name}\" удалено из тарелки", "OK");</w:t>
+      </w:r>
+    </w:p>
+    <w:p>
+      <w:pPr>
+        <w:spacing w:after="0" w:line="240" w:lineRule="auto"/>
+      </w:pPr>
+      <w:r>
+        <w:rPr>
+          <w:rFonts w:ascii="Courier New" w:hAnsi="Courier New" w:cs="Courier New"/>
+          <w:sz w:val="20"/>
+          <w:szCs w:val="20"/>
+        </w:rPr>
+        <w:t xml:space="preserve">            }</w:t>
+      </w:r>
+    </w:p>
+    <w:p>
+      <w:pPr>
+        <w:spacing w:after="0" w:line="240" w:lineRule="auto"/>
+      </w:pPr>
+      <w:r>
+        <w:rPr>
+          <w:rFonts w:ascii="Courier New" w:hAnsi="Courier New" w:cs="Courier New"/>
+          <w:sz w:val="20"/>
+          <w:szCs w:val="20"/>
+        </w:rPr>
+        <w:t xml:space="preserve">            catch (Exception ex)</w:t>
+      </w:r>
+    </w:p>
+    <w:p>
+      <w:pPr>
+        <w:spacing w:after="0" w:line="240" w:lineRule="auto"/>
+      </w:pPr>
+      <w:r>
+        <w:rPr>
+          <w:rFonts w:ascii="Courier New" w:hAnsi="Courier New" w:cs="Courier New"/>
+          <w:sz w:val="20"/>
+          <w:szCs w:val="20"/>
+        </w:rPr>
+        <w:t xml:space="preserve">            {</w:t>
+      </w:r>
+    </w:p>
+    <w:p>
+      <w:pPr>
+        <w:spacing w:after="0" w:line="240" w:lineRule="auto"/>
+      </w:pPr>
+      <w:r>
+        <w:rPr>
+          <w:rFonts w:ascii="Courier New" w:hAnsi="Courier New" w:cs="Courier New"/>
+          <w:sz w:val="20"/>
+          <w:szCs w:val="20"/>
+        </w:rPr>
+        <w:t xml:space="preserve">                Console.WriteLine($"Ошибка при удалении блюда: {ex}");</w:t>
+      </w:r>
+    </w:p>
+    <w:p>
+      <w:pPr>
+        <w:spacing w:after="0" w:line="240" w:lineRule="auto"/>
+      </w:pPr>
+      <w:r>
+        <w:rPr>
+          <w:rFonts w:ascii="Courier New" w:hAnsi="Courier New" w:cs="Courier New"/>
+          <w:sz w:val="20"/>
+          <w:szCs w:val="20"/>
+        </w:rPr>
+        <w:t xml:space="preserve">                await Application.Current.MainPage.DisplayAlert("Ошибка", "Не удалось удалить блюдо", "OK");</w:t>
+      </w:r>
+    </w:p>
+    <w:p>
+      <w:pPr>
+        <w:spacing w:after="0" w:line="240" w:lineRule="auto"/>
+      </w:pPr>
+      <w:r>
+        <w:rPr>
+          <w:rFonts w:ascii="Courier New" w:hAnsi="Courier New" w:cs="Courier New"/>
+          <w:sz w:val="20"/>
+          <w:szCs w:val="20"/>
+        </w:rPr>
+        <w:t xml:space="preserve">            }</w:t>
+      </w:r>
+    </w:p>
+    <w:p>
+      <w:pPr>
+        <w:spacing w:after="0" w:line="240" w:lineRule="auto"/>
+      </w:pPr>
+      <w:r>
+        <w:rPr>
+          <w:rFonts w:ascii="Courier New" w:hAnsi="Courier New" w:cs="Courier New"/>
+          <w:sz w:val="20"/>
+          <w:szCs w:val="20"/>
+        </w:rPr>
+        <w:t xml:space="preserve">        }</w:t>
+      </w:r>
+    </w:p>
+    <w:p>
+      <w:pPr>
+        <w:spacing w:after="0" w:line="240" w:lineRule="auto"/>
+      </w:pPr>
+      <w:r>
+        <w:rPr>
+          <w:rFonts w:ascii="Courier New" w:hAnsi="Courier New" w:cs="Courier New"/>
+          <w:sz w:val="20"/>
+          <w:szCs w:val="20"/>
+        </w:rPr>
+        <w:t xml:space="preserve"/>
+      </w:r>
+    </w:p>
+    <w:p>
+      <w:pPr>
+        <w:spacing w:after="0" w:line="240" w:lineRule="auto"/>
+      </w:pPr>
+      <w:r>
+        <w:rPr>
+          <w:rFonts w:ascii="Courier New" w:hAnsi="Courier New" w:cs="Courier New"/>
+          <w:sz w:val="20"/>
+          <w:szCs w:val="20"/>
+        </w:rPr>
+        <w:t xml:space="preserve">        [RelayCommand]</w:t>
+      </w:r>
+    </w:p>
+    <w:p>
+      <w:pPr>
+        <w:spacing w:after="0" w:line="240" w:lineRule="auto"/>
+      </w:pPr>
+      <w:r>
+        <w:rPr>
+          <w:rFonts w:ascii="Courier New" w:hAnsi="Courier New" w:cs="Courier New"/>
+          <w:sz w:val="20"/>
+          <w:szCs w:val="20"/>
+        </w:rPr>
+        <w:t xml:space="preserve">        private async Task ClearPlate()</w:t>
+      </w:r>
+    </w:p>
+    <w:p>
+      <w:pPr>
+        <w:spacing w:after="0" w:line="240" w:lineRule="auto"/>
+      </w:pPr>
+      <w:r>
+        <w:rPr>
+          <w:rFonts w:ascii="Courier New" w:hAnsi="Courier New" w:cs="Courier New"/>
+          <w:sz w:val="20"/>
+          <w:szCs w:val="20"/>
+        </w:rPr>
+        <w:t xml:space="preserve">        {</w:t>
+      </w:r>
+    </w:p>
+    <w:p>
+      <w:pPr>
+        <w:spacing w:after="0" w:line="240" w:lineRule="auto"/>
+      </w:pPr>
+      <w:r>
+        <w:rPr>
+          <w:rFonts w:ascii="Courier New" w:hAnsi="Courier New" w:cs="Courier New"/>
+          <w:sz w:val="20"/>
+          <w:szCs w:val="20"/>
+        </w:rPr>
+        <w:t xml:space="preserve">            if (TotalDishesCount == 0)</w:t>
+      </w:r>
+    </w:p>
+    <w:p>
+      <w:pPr>
+        <w:spacing w:after="0" w:line="240" w:lineRule="auto"/>
+      </w:pPr>
+      <w:r>
+        <w:rPr>
+          <w:rFonts w:ascii="Courier New" w:hAnsi="Courier New" w:cs="Courier New"/>
+          <w:sz w:val="20"/>
+          <w:szCs w:val="20"/>
+        </w:rPr>
+        <w:t xml:space="preserve">            {</w:t>
+      </w:r>
+    </w:p>
+    <w:p>
+      <w:pPr>
+        <w:spacing w:after="0" w:line="240" w:lineRule="auto"/>
+      </w:pPr>
+      <w:r>
+        <w:rPr>
+          <w:rFonts w:ascii="Courier New" w:hAnsi="Courier New" w:cs="Courier New"/>
+          <w:sz w:val="20"/>
+          <w:szCs w:val="20"/>
+        </w:rPr>
+        <w:t xml:space="preserve">                await Application.Current.MainPage.DisplayAlert("Тарелка пуста",</w:t>
+      </w:r>
+    </w:p>
+    <w:p>
+      <w:pPr>
+        <w:spacing w:after="0" w:line="240" w:lineRule="auto"/>
+      </w:pPr>
+      <w:r>
+        <w:rPr>
+          <w:rFonts w:ascii="Courier New" w:hAnsi="Courier New" w:cs="Courier New"/>
+          <w:sz w:val="20"/>
+          <w:szCs w:val="20"/>
+        </w:rPr>
+        <w:t xml:space="preserve">                    "В тарелке нет блюд для очистки", "OK");</w:t>
+      </w:r>
+    </w:p>
+    <w:p>
+      <w:pPr>
+        <w:spacing w:after="0" w:line="240" w:lineRule="auto"/>
+      </w:pPr>
+      <w:r>
+        <w:rPr>
+          <w:rFonts w:ascii="Courier New" w:hAnsi="Courier New" w:cs="Courier New"/>
+          <w:sz w:val="20"/>
+          <w:szCs w:val="20"/>
+        </w:rPr>
+        <w:t xml:space="preserve">                return;</w:t>
+      </w:r>
+    </w:p>
+    <w:p>
+      <w:pPr>
+        <w:spacing w:after="0" w:line="240" w:lineRule="auto"/>
+      </w:pPr>
+      <w:r>
+        <w:rPr>
+          <w:rFonts w:ascii="Courier New" w:hAnsi="Courier New" w:cs="Courier New"/>
+          <w:sz w:val="20"/>
+          <w:szCs w:val="20"/>
+        </w:rPr>
+        <w:t xml:space="preserve">            }</w:t>
+      </w:r>
+    </w:p>
+    <w:p>
+      <w:pPr>
+        <w:spacing w:after="0" w:line="240" w:lineRule="auto"/>
+      </w:pPr>
+      <w:r>
+        <w:rPr>
+          <w:rFonts w:ascii="Courier New" w:hAnsi="Courier New" w:cs="Courier New"/>
+          <w:sz w:val="20"/>
+          <w:szCs w:val="20"/>
+        </w:rPr>
+        <w:t xml:space="preserve"/>
+      </w:r>
+    </w:p>
+    <w:p>
+      <w:pPr>
+        <w:spacing w:after="0" w:line="240" w:lineRule="auto"/>
+      </w:pPr>
+      <w:r>
+        <w:rPr>
+          <w:rFonts w:ascii="Courier New" w:hAnsi="Courier New" w:cs="Courier New"/>
+          <w:sz w:val="20"/>
+          <w:szCs w:val="20"/>
+        </w:rPr>
+        <w:t xml:space="preserve">            bool confirm = await Application.Current.MainPage.DisplayAlert(</w:t>
+      </w:r>
+    </w:p>
+    <w:p>
+      <w:pPr>
+        <w:spacing w:after="0" w:line="240" w:lineRule="auto"/>
+      </w:pPr>
+      <w:r>
+        <w:rPr>
+          <w:rFonts w:ascii="Courier New" w:hAnsi="Courier New" w:cs="Courier New"/>
+          <w:sz w:val="20"/>
+          <w:szCs w:val="20"/>
+        </w:rPr>
+        <w:t xml:space="preserve">                "Очистка тарелки",</w:t>
+      </w:r>
+    </w:p>
+    <w:p>
+      <w:pPr>
+        <w:spacing w:after="0" w:line="240" w:lineRule="auto"/>
+      </w:pPr>
+      <w:r>
+        <w:rPr>
+          <w:rFonts w:ascii="Courier New" w:hAnsi="Courier New" w:cs="Courier New"/>
+          <w:sz w:val="20"/>
+          <w:szCs w:val="20"/>
+        </w:rPr>
+        <w:t xml:space="preserve">                $"Вы уверены, что хотите очистить всю тарелку?\n\nУдалить все {TotalDishesCount} блюд?",</w:t>
+      </w:r>
+    </w:p>
+    <w:p>
+      <w:pPr>
+        <w:spacing w:after="0" w:line="240" w:lineRule="auto"/>
+      </w:pPr>
+      <w:r>
+        <w:rPr>
+          <w:rFonts w:ascii="Courier New" w:hAnsi="Courier New" w:cs="Courier New"/>
+          <w:sz w:val="20"/>
+          <w:szCs w:val="20"/>
+        </w:rPr>
+        <w:t xml:space="preserve">                "Очистить",</w:t>
+      </w:r>
+    </w:p>
+    <w:p>
+      <w:pPr>
+        <w:spacing w:after="0" w:line="240" w:lineRule="auto"/>
+      </w:pPr>
+      <w:r>
+        <w:rPr>
+          <w:rFonts w:ascii="Courier New" w:hAnsi="Courier New" w:cs="Courier New"/>
+          <w:sz w:val="20"/>
+          <w:szCs w:val="20"/>
+        </w:rPr>
+        <w:t xml:space="preserve">                "Отмена");</w:t>
+      </w:r>
+    </w:p>
+    <w:p>
+      <w:pPr>
+        <w:spacing w:after="0" w:line="240" w:lineRule="auto"/>
+      </w:pPr>
+      <w:r>
+        <w:rPr>
+          <w:rFonts w:ascii="Courier New" w:hAnsi="Courier New" w:cs="Courier New"/>
+          <w:sz w:val="20"/>
+          <w:szCs w:val="20"/>
+        </w:rPr>
+        <w:t xml:space="preserve"/>
+      </w:r>
+    </w:p>
+    <w:p>
+      <w:pPr>
+        <w:spacing w:after="0" w:line="240" w:lineRule="auto"/>
+      </w:pPr>
+      <w:r>
+        <w:rPr>
+          <w:rFonts w:ascii="Courier New" w:hAnsi="Courier New" w:cs="Courier New"/>
+          <w:sz w:val="20"/>
+          <w:szCs w:val="20"/>
+        </w:rPr>
+        <w:t xml:space="preserve">            if (!confirm) return;</w:t>
+      </w:r>
+    </w:p>
+    <w:p>
+      <w:pPr>
+        <w:spacing w:after="0" w:line="240" w:lineRule="auto"/>
+      </w:pPr>
+      <w:r>
+        <w:rPr>
+          <w:rFonts w:ascii="Courier New" w:hAnsi="Courier New" w:cs="Courier New"/>
+          <w:sz w:val="20"/>
+          <w:szCs w:val="20"/>
+        </w:rPr>
+        <w:t xml:space="preserve"/>
+      </w:r>
+    </w:p>
+    <w:p>
+      <w:pPr>
+        <w:spacing w:after="0" w:line="240" w:lineRule="auto"/>
+      </w:pPr>
+      <w:r>
+        <w:rPr>
+          <w:rFonts w:ascii="Courier New" w:hAnsi="Courier New" w:cs="Courier New"/>
+          <w:sz w:val="20"/>
+          <w:szCs w:val="20"/>
+        </w:rPr>
+        <w:t xml:space="preserve">            try</w:t>
+      </w:r>
+    </w:p>
+    <w:p>
+      <w:pPr>
+        <w:spacing w:after="0" w:line="240" w:lineRule="auto"/>
+      </w:pPr>
+      <w:r>
+        <w:rPr>
+          <w:rFonts w:ascii="Courier New" w:hAnsi="Courier New" w:cs="Courier New"/>
+          <w:sz w:val="20"/>
+          <w:szCs w:val="20"/>
+        </w:rPr>
+        <w:t xml:space="preserve">            {</w:t>
+      </w:r>
+    </w:p>
+    <w:p>
+      <w:pPr>
+        <w:spacing w:after="0" w:line="240" w:lineRule="auto"/>
+      </w:pPr>
+      <w:r>
+        <w:rPr>
+          <w:rFonts w:ascii="Courier New" w:hAnsi="Courier New" w:cs="Courier New"/>
+          <w:sz w:val="20"/>
+          <w:szCs w:val="20"/>
+        </w:rPr>
+        <w:t xml:space="preserve">                _plateService.ClearPlate();</w:t>
+      </w:r>
+    </w:p>
+    <w:p>
+      <w:pPr>
+        <w:spacing w:after="0" w:line="240" w:lineRule="auto"/>
+      </w:pPr>
+      <w:r>
+        <w:rPr>
+          <w:rFonts w:ascii="Courier New" w:hAnsi="Courier New" w:cs="Courier New"/>
+          <w:sz w:val="20"/>
+          <w:szCs w:val="20"/>
+        </w:rPr>
+        <w:t xml:space="preserve">                DishesInPlate.Clear();</w:t>
+      </w:r>
+    </w:p>
+    <w:p>
+      <w:pPr>
+        <w:spacing w:after="0" w:line="240" w:lineRule="auto"/>
+      </w:pPr>
+      <w:r>
+        <w:rPr>
+          <w:rFonts w:ascii="Courier New" w:hAnsi="Courier New" w:cs="Courier New"/>
+          <w:sz w:val="20"/>
+          <w:szCs w:val="20"/>
+        </w:rPr>
+        <w:t xml:space="preserve">                TotalDishesCount = 0;</w:t>
+      </w:r>
+    </w:p>
+    <w:p>
+      <w:pPr>
+        <w:spacing w:after="0" w:line="240" w:lineRule="auto"/>
+      </w:pPr>
+      <w:r>
+        <w:rPr>
+          <w:rFonts w:ascii="Courier New" w:hAnsi="Courier New" w:cs="Courier New"/>
+          <w:sz w:val="20"/>
+          <w:szCs w:val="20"/>
+        </w:rPr>
+        <w:t xml:space="preserve">                UpdateEmptyState();</w:t>
+      </w:r>
+    </w:p>
+    <w:p>
+      <w:pPr>
+        <w:spacing w:after="0" w:line="240" w:lineRule="auto"/>
+      </w:pPr>
+      <w:r>
+        <w:rPr>
+          <w:rFonts w:ascii="Courier New" w:hAnsi="Courier New" w:cs="Courier New"/>
+          <w:sz w:val="20"/>
+          <w:szCs w:val="20"/>
+        </w:rPr>
+        <w:t xml:space="preserve"/>
+      </w:r>
+    </w:p>
+    <w:p>
+      <w:pPr>
+        <w:spacing w:after="0" w:line="240" w:lineRule="auto"/>
+      </w:pPr>
+      <w:r>
+        <w:rPr>
+          <w:rFonts w:ascii="Courier New" w:hAnsi="Courier New" w:cs="Courier New"/>
+          <w:sz w:val="20"/>
+          <w:szCs w:val="20"/>
+        </w:rPr>
+        <w:t xml:space="preserve">                WeakReferenceMessenger.Default.Send(new PlateUpdatedMessage());</w:t>
+      </w:r>
+    </w:p>
+    <w:p>
+      <w:pPr>
+        <w:spacing w:after="0" w:line="240" w:lineRule="auto"/>
+      </w:pPr>
+      <w:r>
+        <w:rPr>
+          <w:rFonts w:ascii="Courier New" w:hAnsi="Courier New" w:cs="Courier New"/>
+          <w:sz w:val="20"/>
+          <w:szCs w:val="20"/>
+        </w:rPr>
+        <w:t xml:space="preserve"/>
+      </w:r>
+    </w:p>
+    <w:p>
+      <w:pPr>
+        <w:spacing w:after="0" w:line="240" w:lineRule="auto"/>
+      </w:pPr>
+      <w:r>
+        <w:rPr>
+          <w:rFonts w:ascii="Courier New" w:hAnsi="Courier New" w:cs="Courier New"/>
+          <w:sz w:val="20"/>
+          <w:szCs w:val="20"/>
+        </w:rPr>
+        <w:t xml:space="preserve">                await Application.Current.MainPage.DisplayAlert("Успех",</w:t>
+      </w:r>
+    </w:p>
+    <w:p>
+      <w:pPr>
+        <w:spacing w:after="0" w:line="240" w:lineRule="auto"/>
+      </w:pPr>
+      <w:r>
+        <w:rPr>
+          <w:rFonts w:ascii="Courier New" w:hAnsi="Courier New" w:cs="Courier New"/>
+          <w:sz w:val="20"/>
+          <w:szCs w:val="20"/>
+        </w:rPr>
+        <w:t xml:space="preserve">                    "Тарелка успешно очищена", "OK");</w:t>
+      </w:r>
+    </w:p>
+    <w:p>
+      <w:pPr>
+        <w:spacing w:after="0" w:line="240" w:lineRule="auto"/>
+      </w:pPr>
+      <w:r>
+        <w:rPr>
+          <w:rFonts w:ascii="Courier New" w:hAnsi="Courier New" w:cs="Courier New"/>
+          <w:sz w:val="20"/>
+          <w:szCs w:val="20"/>
+        </w:rPr>
+        <w:t xml:space="preserve">            }</w:t>
+      </w:r>
+    </w:p>
+    <w:p>
+      <w:pPr>
+        <w:spacing w:after="0" w:line="240" w:lineRule="auto"/>
+      </w:pPr>
+      <w:r>
+        <w:rPr>
+          <w:rFonts w:ascii="Courier New" w:hAnsi="Courier New" w:cs="Courier New"/>
+          <w:sz w:val="20"/>
+          <w:szCs w:val="20"/>
+        </w:rPr>
+        <w:t xml:space="preserve">            catch (Exception ex)</w:t>
+      </w:r>
+    </w:p>
+    <w:p>
+      <w:pPr>
+        <w:spacing w:after="0" w:line="240" w:lineRule="auto"/>
+      </w:pPr>
+      <w:r>
+        <w:rPr>
+          <w:rFonts w:ascii="Courier New" w:hAnsi="Courier New" w:cs="Courier New"/>
+          <w:sz w:val="20"/>
+          <w:szCs w:val="20"/>
+        </w:rPr>
+        <w:t xml:space="preserve">            {</w:t>
+      </w:r>
+    </w:p>
+    <w:p>
+      <w:pPr>
+        <w:spacing w:after="0" w:line="240" w:lineRule="auto"/>
+      </w:pPr>
+      <w:r>
+        <w:rPr>
+          <w:rFonts w:ascii="Courier New" w:hAnsi="Courier New" w:cs="Courier New"/>
+          <w:sz w:val="20"/>
+          <w:szCs w:val="20"/>
+        </w:rPr>
+        <w:t xml:space="preserve">                Console.WriteLine($"Ошибка при очистке тарелки: {ex}");</w:t>
+      </w:r>
+    </w:p>
+    <w:p>
+      <w:pPr>
+        <w:spacing w:after="0" w:line="240" w:lineRule="auto"/>
+      </w:pPr>
+      <w:r>
+        <w:rPr>
+          <w:rFonts w:ascii="Courier New" w:hAnsi="Courier New" w:cs="Courier New"/>
+          <w:sz w:val="20"/>
+          <w:szCs w:val="20"/>
+        </w:rPr>
+        <w:t xml:space="preserve">                await Application.Current.MainPage.DisplayAlert("Ошибка", "Не удалось очистить тарелку", "OK");</w:t>
+      </w:r>
+    </w:p>
+    <w:p>
+      <w:pPr>
+        <w:spacing w:after="0" w:line="240" w:lineRule="auto"/>
+      </w:pPr>
+      <w:r>
+        <w:rPr>
+          <w:rFonts w:ascii="Courier New" w:hAnsi="Courier New" w:cs="Courier New"/>
+          <w:sz w:val="20"/>
+          <w:szCs w:val="20"/>
+        </w:rPr>
+        <w:t xml:space="preserve">            }</w:t>
+      </w:r>
+    </w:p>
+    <w:p>
+      <w:pPr>
+        <w:spacing w:after="0" w:line="240" w:lineRule="auto"/>
+      </w:pPr>
+      <w:r>
+        <w:rPr>
+          <w:rFonts w:ascii="Courier New" w:hAnsi="Courier New" w:cs="Courier New"/>
+          <w:sz w:val="20"/>
+          <w:szCs w:val="20"/>
+        </w:rPr>
+        <w:t xml:space="preserve">        }</w:t>
+      </w:r>
+    </w:p>
+    <w:p>
+      <w:pPr>
+        <w:spacing w:after="0" w:line="240" w:lineRule="auto"/>
+      </w:pPr>
+      <w:r>
+        <w:rPr>
+          <w:rFonts w:ascii="Courier New" w:hAnsi="Courier New" w:cs="Courier New"/>
+          <w:sz w:val="20"/>
+          <w:szCs w:val="20"/>
+        </w:rPr>
+        <w:t xml:space="preserve"/>
+      </w:r>
+    </w:p>
+    <w:p>
+      <w:pPr>
+        <w:spacing w:after="0" w:line="240" w:lineRule="auto"/>
+      </w:pPr>
+      <w:r>
+        <w:rPr>
+          <w:rFonts w:ascii="Courier New" w:hAnsi="Courier New" w:cs="Courier New"/>
+          <w:sz w:val="20"/>
+          <w:szCs w:val="20"/>
+        </w:rPr>
+        <w:t xml:space="preserve">        [RelayCommand]</w:t>
+      </w:r>
+    </w:p>
+    <w:p>
+      <w:pPr>
+        <w:spacing w:after="0" w:line="240" w:lineRule="auto"/>
+      </w:pPr>
+      <w:r>
+        <w:rPr>
+          <w:rFonts w:ascii="Courier New" w:hAnsi="Courier New" w:cs="Courier New"/>
+          <w:sz w:val="20"/>
+          <w:szCs w:val="20"/>
+        </w:rPr>
+        <w:t xml:space="preserve">        private async Task CookNow()</w:t>
+      </w:r>
+    </w:p>
+    <w:p>
+      <w:pPr>
+        <w:spacing w:after="0" w:line="240" w:lineRule="auto"/>
+      </w:pPr>
+      <w:r>
+        <w:rPr>
+          <w:rFonts w:ascii="Courier New" w:hAnsi="Courier New" w:cs="Courier New"/>
+          <w:sz w:val="20"/>
+          <w:szCs w:val="20"/>
+        </w:rPr>
+        <w:t xml:space="preserve">        {</w:t>
+      </w:r>
+    </w:p>
+    <w:p>
+      <w:pPr>
+        <w:spacing w:after="0" w:line="240" w:lineRule="auto"/>
+      </w:pPr>
+      <w:r>
+        <w:rPr>
+          <w:rFonts w:ascii="Courier New" w:hAnsi="Courier New" w:cs="Courier New"/>
+          <w:sz w:val="20"/>
+          <w:szCs w:val="20"/>
+        </w:rPr>
+        <w:t xml:space="preserve">            if (TotalDishesCount == 0)</w:t>
+      </w:r>
+    </w:p>
+    <w:p>
+      <w:pPr>
+        <w:spacing w:after="0" w:line="240" w:lineRule="auto"/>
+      </w:pPr>
+      <w:r>
+        <w:rPr>
+          <w:rFonts w:ascii="Courier New" w:hAnsi="Courier New" w:cs="Courier New"/>
+          <w:sz w:val="20"/>
+          <w:szCs w:val="20"/>
+        </w:rPr>
+        <w:t xml:space="preserve">            {</w:t>
+      </w:r>
+    </w:p>
+    <w:p>
+      <w:pPr>
+        <w:spacing w:after="0" w:line="240" w:lineRule="auto"/>
+      </w:pPr>
+      <w:r>
+        <w:rPr>
+          <w:rFonts w:ascii="Courier New" w:hAnsi="Courier New" w:cs="Courier New"/>
+          <w:sz w:val="20"/>
+          <w:szCs w:val="20"/>
+        </w:rPr>
+        <w:t xml:space="preserve">                await Application.Current.MainPage.DisplayAlert("Тарелка пуста",</w:t>
+      </w:r>
+    </w:p>
+    <w:p>
+      <w:pPr>
+        <w:spacing w:after="0" w:line="240" w:lineRule="auto"/>
+      </w:pPr>
+      <w:r>
+        <w:rPr>
+          <w:rFonts w:ascii="Courier New" w:hAnsi="Courier New" w:cs="Courier New"/>
+          <w:sz w:val="20"/>
+          <w:szCs w:val="20"/>
+        </w:rPr>
+        <w:t xml:space="preserve">                    "Добавьте блюда в тарелку для приготовления", "OK");</w:t>
+      </w:r>
+    </w:p>
+    <w:p>
+      <w:pPr>
+        <w:spacing w:after="0" w:line="240" w:lineRule="auto"/>
+      </w:pPr>
+      <w:r>
+        <w:rPr>
+          <w:rFonts w:ascii="Courier New" w:hAnsi="Courier New" w:cs="Courier New"/>
+          <w:sz w:val="20"/>
+          <w:szCs w:val="20"/>
+        </w:rPr>
+        <w:t xml:space="preserve">                return;</w:t>
+      </w:r>
+    </w:p>
+    <w:p>
+      <w:pPr>
+        <w:spacing w:after="0" w:line="240" w:lineRule="auto"/>
+      </w:pPr>
+      <w:r>
+        <w:rPr>
+          <w:rFonts w:ascii="Courier New" w:hAnsi="Courier New" w:cs="Courier New"/>
+          <w:sz w:val="20"/>
+          <w:szCs w:val="20"/>
+        </w:rPr>
+        <w:t xml:space="preserve">            }</w:t>
+      </w:r>
+    </w:p>
+    <w:p>
+      <w:pPr>
+        <w:spacing w:after="0" w:line="240" w:lineRule="auto"/>
+      </w:pPr>
+      <w:r>
+        <w:rPr>
+          <w:rFonts w:ascii="Courier New" w:hAnsi="Courier New" w:cs="Courier New"/>
+          <w:sz w:val="20"/>
+          <w:szCs w:val="20"/>
+        </w:rPr>
+        <w:t xml:space="preserve"/>
+      </w:r>
+    </w:p>
+    <w:p>
+      <w:pPr>
+        <w:spacing w:after="0" w:line="240" w:lineRule="auto"/>
+      </w:pPr>
+      <w:r>
+        <w:rPr>
+          <w:rFonts w:ascii="Courier New" w:hAnsi="Courier New" w:cs="Courier New"/>
+          <w:sz w:val="20"/>
+          <w:szCs w:val="20"/>
+        </w:rPr>
+        <w:t xml:space="preserve">            // Собираем список блюд для отображения</w:t>
+      </w:r>
+    </w:p>
+    <w:p>
+      <w:pPr>
+        <w:spacing w:after="0" w:line="240" w:lineRule="auto"/>
+      </w:pPr>
+      <w:r>
+        <w:rPr>
+          <w:rFonts w:ascii="Courier New" w:hAnsi="Courier New" w:cs="Courier New"/>
+          <w:sz w:val="20"/>
+          <w:szCs w:val="20"/>
+        </w:rPr>
+        <w:t xml:space="preserve">            var dishNames = string.Join("\n", DishesInPlate.Select(d =&gt; $"• {d.Name}"));</w:t>
+      </w:r>
+    </w:p>
+    <w:p>
+      <w:pPr>
+        <w:spacing w:after="0" w:line="240" w:lineRule="auto"/>
+      </w:pPr>
+      <w:r>
+        <w:rPr>
+          <w:rFonts w:ascii="Courier New" w:hAnsi="Courier New" w:cs="Courier New"/>
+          <w:sz w:val="20"/>
+          <w:szCs w:val="20"/>
+        </w:rPr>
+        <w:t xml:space="preserve"/>
+      </w:r>
+    </w:p>
+    <w:p>
+      <w:pPr>
+        <w:spacing w:after="0" w:line="240" w:lineRule="auto"/>
+      </w:pPr>
+      <w:r>
+        <w:rPr>
+          <w:rFonts w:ascii="Courier New" w:hAnsi="Courier New" w:cs="Courier New"/>
+          <w:sz w:val="20"/>
+          <w:szCs w:val="20"/>
+        </w:rPr>
+        <w:t xml:space="preserve">            await _plateService.WriteToDB();</w:t>
+      </w:r>
+    </w:p>
+    <w:p>
+      <w:pPr>
+        <w:spacing w:after="0" w:line="240" w:lineRule="auto"/>
+      </w:pPr>
+      <w:r>
+        <w:rPr>
+          <w:rFonts w:ascii="Courier New" w:hAnsi="Courier New" w:cs="Courier New"/>
+          <w:sz w:val="20"/>
+          <w:szCs w:val="20"/>
+        </w:rPr>
+        <w:t xml:space="preserve">            DishesInPlate.Clear();</w:t>
+      </w:r>
+    </w:p>
+    <w:p>
+      <w:pPr>
+        <w:spacing w:after="0" w:line="240" w:lineRule="auto"/>
+      </w:pPr>
+      <w:r>
+        <w:rPr>
+          <w:rFonts w:ascii="Courier New" w:hAnsi="Courier New" w:cs="Courier New"/>
+          <w:sz w:val="20"/>
+          <w:szCs w:val="20"/>
+        </w:rPr>
+        <w:t xml:space="preserve">            TotalDishesCount = 0;</w:t>
+      </w:r>
+    </w:p>
+    <w:p>
+      <w:pPr>
+        <w:spacing w:after="0" w:line="240" w:lineRule="auto"/>
+      </w:pPr>
+      <w:r>
+        <w:rPr>
+          <w:rFonts w:ascii="Courier New" w:hAnsi="Courier New" w:cs="Courier New"/>
+          <w:sz w:val="20"/>
+          <w:szCs w:val="20"/>
+        </w:rPr>
+        <w:t xml:space="preserve">            WeakReferenceMessenger.Default.Send(new PlateUpdatedMessage());</w:t>
+      </w:r>
+    </w:p>
+    <w:p>
+      <w:pPr>
+        <w:spacing w:after="0" w:line="240" w:lineRule="auto"/>
+      </w:pPr>
+      <w:r>
+        <w:rPr>
+          <w:rFonts w:ascii="Courier New" w:hAnsi="Courier New" w:cs="Courier New"/>
+          <w:sz w:val="20"/>
+          <w:szCs w:val="20"/>
+        </w:rPr>
+        <w:t xml:space="preserve">            await GoToMenu();</w:t>
+      </w:r>
+    </w:p>
+    <w:p>
+      <w:pPr>
+        <w:spacing w:after="0" w:line="240" w:lineRule="auto"/>
+      </w:pPr>
+      <w:r>
+        <w:rPr>
+          <w:rFonts w:ascii="Courier New" w:hAnsi="Courier New" w:cs="Courier New"/>
+          <w:sz w:val="20"/>
+          <w:szCs w:val="20"/>
+        </w:rPr>
+        <w:t xml:space="preserve">        }</w:t>
+      </w:r>
+    </w:p>
+    <w:p>
+      <w:pPr>
+        <w:spacing w:after="0" w:line="240" w:lineRule="auto"/>
+      </w:pPr>
+      <w:r>
+        <w:rPr>
+          <w:rFonts w:ascii="Courier New" w:hAnsi="Courier New" w:cs="Courier New"/>
+          <w:sz w:val="20"/>
+          <w:szCs w:val="20"/>
+        </w:rPr>
+        <w:t xml:space="preserve"/>
+      </w:r>
+    </w:p>
+    <w:p>
+      <w:pPr>
+        <w:spacing w:after="0" w:line="240" w:lineRule="auto"/>
+      </w:pPr>
+      <w:r>
+        <w:rPr>
+          <w:rFonts w:ascii="Courier New" w:hAnsi="Courier New" w:cs="Courier New"/>
+          <w:sz w:val="20"/>
+          <w:szCs w:val="20"/>
+        </w:rPr>
+        <w:t xml:space="preserve">        [RelayCommand]</w:t>
+      </w:r>
+    </w:p>
+    <w:p>
+      <w:pPr>
+        <w:spacing w:after="0" w:line="240" w:lineRule="auto"/>
+      </w:pPr>
+      <w:r>
+        <w:rPr>
+          <w:rFonts w:ascii="Courier New" w:hAnsi="Courier New" w:cs="Courier New"/>
+          <w:sz w:val="20"/>
+          <w:szCs w:val="20"/>
+        </w:rPr>
+        <w:t xml:space="preserve">        private async Task GoToMenu()</w:t>
+      </w:r>
+    </w:p>
+    <w:p>
+      <w:pPr>
+        <w:spacing w:after="0" w:line="240" w:lineRule="auto"/>
+      </w:pPr>
+      <w:r>
+        <w:rPr>
+          <w:rFonts w:ascii="Courier New" w:hAnsi="Courier New" w:cs="Courier New"/>
+          <w:sz w:val="20"/>
+          <w:szCs w:val="20"/>
+        </w:rPr>
+        <w:t xml:space="preserve">        {</w:t>
+      </w:r>
+    </w:p>
+    <w:p>
+      <w:pPr>
+        <w:spacing w:after="0" w:line="240" w:lineRule="auto"/>
+      </w:pPr>
+      <w:r>
+        <w:rPr>
+          <w:rFonts w:ascii="Courier New" w:hAnsi="Courier New" w:cs="Courier New"/>
+          <w:sz w:val="20"/>
+          <w:szCs w:val="20"/>
+        </w:rPr>
+        <w:t xml:space="preserve">            if (Application.Current?.MainPage is MainPage mainPage)</w:t>
+      </w:r>
+    </w:p>
+    <w:p>
+      <w:pPr>
+        <w:spacing w:after="0" w:line="240" w:lineRule="auto"/>
+      </w:pPr>
+      <w:r>
+        <w:rPr>
+          <w:rFonts w:ascii="Courier New" w:hAnsi="Courier New" w:cs="Courier New"/>
+          <w:sz w:val="20"/>
+          <w:szCs w:val="20"/>
+        </w:rPr>
+        <w:t xml:space="preserve">            {</w:t>
+      </w:r>
+    </w:p>
+    <w:p>
+      <w:pPr>
+        <w:spacing w:after="0" w:line="240" w:lineRule="auto"/>
+      </w:pPr>
+      <w:r>
+        <w:rPr>
+          <w:rFonts w:ascii="Courier New" w:hAnsi="Courier New" w:cs="Courier New"/>
+          <w:sz w:val="20"/>
+          <w:szCs w:val="20"/>
+        </w:rPr>
+        <w:t xml:space="preserve">                var currentNavigation = mainPage.CurrentPage as NavigationPage;</w:t>
+      </w:r>
+    </w:p>
+    <w:p>
+      <w:pPr>
+        <w:spacing w:after="0" w:line="240" w:lineRule="auto"/>
+      </w:pPr>
+      <w:r>
+        <w:rPr>
+          <w:rFonts w:ascii="Courier New" w:hAnsi="Courier New" w:cs="Courier New"/>
+          <w:sz w:val="20"/>
+          <w:szCs w:val="20"/>
+        </w:rPr>
+        <w:t xml:space="preserve">                if (currentNavigation != null)</w:t>
+      </w:r>
+    </w:p>
+    <w:p>
+      <w:pPr>
+        <w:spacing w:after="0" w:line="240" w:lineRule="auto"/>
+      </w:pPr>
+      <w:r>
+        <w:rPr>
+          <w:rFonts w:ascii="Courier New" w:hAnsi="Courier New" w:cs="Courier New"/>
+          <w:sz w:val="20"/>
+          <w:szCs w:val="20"/>
+        </w:rPr>
+        <w:t xml:space="preserve">                {</w:t>
+      </w:r>
+    </w:p>
+    <w:p>
+      <w:pPr>
+        <w:spacing w:after="0" w:line="240" w:lineRule="auto"/>
+      </w:pPr>
+      <w:r>
+        <w:rPr>
+          <w:rFonts w:ascii="Courier New" w:hAnsi="Courier New" w:cs="Courier New"/>
+          <w:sz w:val="20"/>
+          <w:szCs w:val="20"/>
+        </w:rPr>
+        <w:t xml:space="preserve">                    await currentNavigation.Navigation.PopAsync();</w:t>
+      </w:r>
+    </w:p>
+    <w:p>
+      <w:pPr>
+        <w:spacing w:after="0" w:line="240" w:lineRule="auto"/>
+      </w:pPr>
+      <w:r>
+        <w:rPr>
+          <w:rFonts w:ascii="Courier New" w:hAnsi="Courier New" w:cs="Courier New"/>
+          <w:sz w:val="20"/>
+          <w:szCs w:val="20"/>
+        </w:rPr>
+        <w:t xml:space="preserve">                }</w:t>
+      </w:r>
+    </w:p>
+    <w:p>
+      <w:pPr>
+        <w:spacing w:after="0" w:line="240" w:lineRule="auto"/>
+      </w:pPr>
+      <w:r>
+        <w:rPr>
+          <w:rFonts w:ascii="Courier New" w:hAnsi="Courier New" w:cs="Courier New"/>
+          <w:sz w:val="20"/>
+          <w:szCs w:val="20"/>
+        </w:rPr>
+        <w:t xml:space="preserve">            }</w:t>
+      </w:r>
+    </w:p>
+    <w:p>
+      <w:pPr>
+        <w:spacing w:after="0" w:line="240" w:lineRule="auto"/>
+      </w:pPr>
+      <w:r>
+        <w:rPr>
+          <w:rFonts w:ascii="Courier New" w:hAnsi="Courier New" w:cs="Courier New"/>
+          <w:sz w:val="20"/>
+          <w:szCs w:val="20"/>
+        </w:rPr>
+        <w:t xml:space="preserve">        }</w:t>
+      </w:r>
+    </w:p>
+    <w:p>
+      <w:pPr>
+        <w:spacing w:after="0" w:line="240" w:lineRule="auto"/>
+      </w:pPr>
+      <w:r>
+        <w:rPr>
+          <w:rFonts w:ascii="Courier New" w:hAnsi="Courier New" w:cs="Courier New"/>
+          <w:sz w:val="20"/>
+          <w:szCs w:val="20"/>
+        </w:rPr>
+        <w:t xml:space="preserve"/>
+      </w:r>
+    </w:p>
+    <w:p>
+      <w:pPr>
+        <w:spacing w:after="0" w:line="240" w:lineRule="auto"/>
+      </w:pPr>
+      <w:r>
+        <w:rPr>
+          <w:rFonts w:ascii="Courier New" w:hAnsi="Courier New" w:cs="Courier New"/>
+          <w:sz w:val="20"/>
+          <w:szCs w:val="20"/>
+        </w:rPr>
+        <w:t xml:space="preserve">        private void UpdateEmptyState()</w:t>
+      </w:r>
+    </w:p>
+    <w:p>
+      <w:pPr>
+        <w:spacing w:after="0" w:line="240" w:lineRule="auto"/>
+      </w:pPr>
+      <w:r>
+        <w:rPr>
+          <w:rFonts w:ascii="Courier New" w:hAnsi="Courier New" w:cs="Courier New"/>
+          <w:sz w:val="20"/>
+          <w:szCs w:val="20"/>
+        </w:rPr>
+        <w:t xml:space="preserve">        {</w:t>
+      </w:r>
+    </w:p>
+    <w:p>
+      <w:pPr>
+        <w:spacing w:after="0" w:line="240" w:lineRule="auto"/>
+      </w:pPr>
+      <w:r>
+        <w:rPr>
+          <w:rFonts w:ascii="Courier New" w:hAnsi="Courier New" w:cs="Courier New"/>
+          <w:sz w:val="20"/>
+          <w:szCs w:val="20"/>
+        </w:rPr>
+        <w:t xml:space="preserve">            IsEmptyPlate = TotalDishesCount == 0;</w:t>
+      </w:r>
+    </w:p>
+    <w:p>
+      <w:pPr>
+        <w:spacing w:after="0" w:line="240" w:lineRule="auto"/>
+      </w:pPr>
+      <w:r>
+        <w:rPr>
+          <w:rFonts w:ascii="Courier New" w:hAnsi="Courier New" w:cs="Courier New"/>
+          <w:sz w:val="20"/>
+          <w:szCs w:val="20"/>
+        </w:rPr>
+        <w:t xml:space="preserve">            IsNotEmptyPlate = !IsEmptyPlate;</w:t>
+      </w:r>
+    </w:p>
+    <w:p>
+      <w:pPr>
+        <w:spacing w:after="0" w:line="240" w:lineRule="auto"/>
+      </w:pPr>
+      <w:r>
+        <w:rPr>
+          <w:rFonts w:ascii="Courier New" w:hAnsi="Courier New" w:cs="Courier New"/>
+          <w:sz w:val="20"/>
+          <w:szCs w:val="20"/>
+        </w:rPr>
+        <w:t xml:space="preserve">        }</w:t>
+      </w:r>
+    </w:p>
+    <w:p>
+      <w:pPr>
+        <w:spacing w:after="0" w:line="240" w:lineRule="auto"/>
+      </w:pPr>
+      <w:r>
+        <w:rPr>
+          <w:rFonts w:ascii="Courier New" w:hAnsi="Courier New" w:cs="Courier New"/>
+          <w:sz w:val="20"/>
+          <w:szCs w:val="20"/>
+        </w:rPr>
+        <w:t xml:space="preserve"/>
+      </w:r>
+    </w:p>
+    <w:p>
+      <w:pPr>
+        <w:spacing w:after="0" w:line="240" w:lineRule="auto"/>
+      </w:pPr>
+      <w:r>
+        <w:rPr>
+          <w:rFonts w:ascii="Courier New" w:hAnsi="Courier New" w:cs="Courier New"/>
+          <w:sz w:val="20"/>
+          <w:szCs w:val="20"/>
+        </w:rPr>
+        <w:t xml:space="preserve">        partial void OnTotalDishesCountChanged(int value)</w:t>
+      </w:r>
+    </w:p>
+    <w:p>
+      <w:pPr>
+        <w:spacing w:after="0" w:line="240" w:lineRule="auto"/>
+      </w:pPr>
+      <w:r>
+        <w:rPr>
+          <w:rFonts w:ascii="Courier New" w:hAnsi="Courier New" w:cs="Courier New"/>
+          <w:sz w:val="20"/>
+          <w:szCs w:val="20"/>
+        </w:rPr>
+        <w:t xml:space="preserve">        {</w:t>
+      </w:r>
+    </w:p>
+    <w:p>
+      <w:pPr>
+        <w:spacing w:after="0" w:line="240" w:lineRule="auto"/>
+      </w:pPr>
+      <w:r>
+        <w:rPr>
+          <w:rFonts w:ascii="Courier New" w:hAnsi="Courier New" w:cs="Courier New"/>
+          <w:sz w:val="20"/>
+          <w:szCs w:val="20"/>
+        </w:rPr>
+        <w:t xml:space="preserve">            UpdateEmptyState();</w:t>
+      </w:r>
+    </w:p>
+    <w:p>
+      <w:pPr>
+        <w:spacing w:after="0" w:line="240" w:lineRule="auto"/>
+      </w:pPr>
+      <w:r>
+        <w:rPr>
+          <w:rFonts w:ascii="Courier New" w:hAnsi="Courier New" w:cs="Courier New"/>
+          <w:sz w:val="20"/>
+          <w:szCs w:val="20"/>
+        </w:rPr>
+        <w:t xml:space="preserve">        }</w:t>
+      </w:r>
+    </w:p>
+    <w:p>
+      <w:pPr>
+        <w:spacing w:after="0" w:line="240" w:lineRule="auto"/>
+      </w:pPr>
+      <w:r>
+        <w:rPr>
+          <w:rFonts w:ascii="Courier New" w:hAnsi="Courier New" w:cs="Courier New"/>
+          <w:sz w:val="20"/>
+          <w:szCs w:val="20"/>
+        </w:rPr>
+        <w:t xml:space="preserve">    }</w:t>
+      </w:r>
+    </w:p>
+    <w:p>
+      <w:pPr>
+        <w:spacing w:after="0" w:line="240" w:lineRule="auto"/>
+      </w:pPr>
+      <w:r>
+        <w:rPr>
+          <w:rFonts w:ascii="Courier New" w:hAnsi="Courier New" w:cs="Courier New"/>
+          <w:sz w:val="20"/>
+          <w:szCs w:val="20"/>
+        </w:rPr>
+        <w:t xml:space="preserve">}</w:t>
+      </w:r>
+    </w:p>
+    <w:p/>
     <w:sectPr>
       <w:headerReference w:type="default" r:id="rId20"/>
       <w:footerReference w:type="default" r:id="rId21"/>
